--- a/output/Karteikarten_Automation.docx
+++ b/output/Karteikarten_Automation.docx
@@ -24,7 +24,7 @@
           <w:i/>
           <w:sz w:val="16"/>
         </w:rPr>
-        <w:t>128 Karten aus allen grün hinterlegten Kästchen der Foliensätze. Mit ★ markierte Karten gehören zu den in den Folien handschriftlich als klausurrelevant gekennzeichneten Themen — diese zuerst lernen.</w:t>
+        <w:t>172 Karten aus allen grün hinterlegten Kästchen der Foliensätze. Mit ★ markierte Karten gehören zu den in den Folien handschriftlich als klausurrelevant gekennzeichneten Themen — diese zuerst lernen.</w:t>
       </w:r>
     </w:p>
     <w:p>
@@ -37,7 +37,7 @@
           <w:color w:val="1F3B57"/>
           <w:sz w:val="20"/>
         </w:rPr>
-        <w:t>Kapitel 2 — Systeme</w:t>
+        <w:t>Kapitel 1 — Grundlagen</w:t>
       </w:r>
     </w:p>
     <w:p>
@@ -50,14 +50,7 @@
           <w:b/>
           <w:sz w:val="18"/>
         </w:rPr>
-        <w:t xml:space="preserve">★ </w:t>
-      </w:r>
-      <w:r>
-        <w:rPr>
-          <w:b/>
-          <w:sz w:val="18"/>
-        </w:rPr>
-        <w:t>Wie definiert DIN 19226 Teil 1 das Steuern?</w:t>
+        <w:t>Wie ist Automatisierung definiert?</w:t>
       </w:r>
     </w:p>
     <w:p>
@@ -69,7 +62,7 @@
         <w:rPr>
           <w:sz w:val="18"/>
         </w:rPr>
-        <w:t>Das Steuern ist ein Vorgang in einem System, bei dem die Eingangsgrößen die Ausgangsgrößen aufgrund der dem System eigentümlichen Gesetzmäßigkeiten beeinflussen. Kennzeichen: offene Wirkungskette, keine Rückführung.</w:t>
+        <w:t>Durch Automatisierung werden dynamische Prozesse in ihrem Verlauf erfasst und derart gezielt beeinflusst, dass sie vorgegebene Aufgaben und Funktionen selbsttätig erfüllen.</w:t>
       </w:r>
     </w:p>
     <w:p>
@@ -82,7 +75,7 @@
           <w:b/>
           <w:sz w:val="18"/>
         </w:rPr>
-        <w:t>Was leistet die Systemtheorie in der Automatisierung?</w:t>
+        <w:t>Wie ist ein System definiert?</w:t>
       </w:r>
     </w:p>
     <w:p>
@@ -94,7 +87,7 @@
         <w:rPr>
           <w:sz w:val="18"/>
         </w:rPr>
-        <w:t>Drei Dinge: Simulation „in silico", also computerbasierte und mathematische Modelle, mit denen physikalische und physiologische Vorgänge virtuell nachgestellt werden. Mächtige systemtheoretische Werkzeuge zur Analyse und Optimierung. Und eine Vielzahl an Steuerungs- und Regelmethoden für ein gewünschtes Systemverhalten.</w:t>
+        <w:t>Ein System ist ein aus mehreren Einzelteilen zusammengesetztes Ganzes: die Gesamtheit von Elementen, die miteinander verbunden sind und dadurch als eine aufgaben-, sinn- oder zweckgebundene Einheit angesehen werden können — als strukturierte systematische Ganzheit.</w:t>
       </w:r>
     </w:p>
     <w:p>
@@ -107,7 +100,7 @@
           <w:b/>
           <w:sz w:val="18"/>
         </w:rPr>
-        <w:t>Was ist der Unterschied zwischen Steuerung und Regelung?</w:t>
+        <w:t>Unterscheide offenes, geschlossenes und abgeschlossenes System.</w:t>
       </w:r>
     </w:p>
     <w:p>
@@ -119,7 +112,46 @@
         <w:rPr>
           <w:sz w:val="18"/>
         </w:rPr>
-        <w:t>Die Steuerung ist eine offene Kette ohne Messung des Ausgangs und kann deshalb nicht auf Störungen reagieren. Die Regelung misst die Ausgangsgröße und führt sie zurück, vergleicht mit dem Sollwert und korrigiert. Nur die Regelung kann von Haus aus instabile Systeme stabilisieren.</w:t>
+        <w:t xml:space="preserve">Beim </w:t>
+      </w:r>
+      <w:r>
+        <w:rPr>
+          <w:b/>
+          <w:sz w:val="18"/>
+        </w:rPr>
+        <w:t>offenen</w:t>
+      </w:r>
+      <w:r>
+        <w:rPr>
+          <w:sz w:val="18"/>
+        </w:rPr>
+        <w:t xml:space="preserve"> System fließen Energie und Stoff über die Grenze. Beim </w:t>
+      </w:r>
+      <w:r>
+        <w:rPr>
+          <w:b/>
+          <w:sz w:val="18"/>
+        </w:rPr>
+        <w:t>geschlossenen</w:t>
+      </w:r>
+      <w:r>
+        <w:rPr>
+          <w:sz w:val="18"/>
+        </w:rPr>
+        <w:t xml:space="preserve"> nur Energie, kein Stoff. Beim </w:t>
+      </w:r>
+      <w:r>
+        <w:rPr>
+          <w:b/>
+          <w:sz w:val="18"/>
+        </w:rPr>
+        <w:t>abgeschlossenen</w:t>
+      </w:r>
+      <w:r>
+        <w:rPr>
+          <w:sz w:val="18"/>
+        </w:rPr>
+        <w:t xml:space="preserve"> weder noch.</w:t>
       </w:r>
     </w:p>
     <w:p>
@@ -132,7 +164,7 @@
           <w:b/>
           <w:sz w:val="18"/>
         </w:rPr>
-        <w:t>Wann ist ein System statisch, wann dynamisch?</w:t>
+        <w:t>Wie ist ein Prozess definiert?</w:t>
       </w:r>
     </w:p>
     <w:p>
@@ -144,7 +176,7 @@
         <w:rPr>
           <w:sz w:val="18"/>
         </w:rPr>
-        <w:t>Statisch, wenn es keinen Energiespeicher hat — der Ausgang hängt allein vom Eingang zum selben Zeitpunkt ab, Beschreibung durch eine algebraische Gleichung. Dynamisch, wenn es mindestens einen Energiespeicher hat — Beschreibung durch eine Differentialgleichung, bei zeitdiskreten Systemen durch eine Differenzengleichung.</w:t>
+        <w:t>Die Gesamtheit von aufeinander einwirkenden Vorgängen und Veränderungen in einem System, durch die Materie, Energie oder Information umgeformt, transportiert oder gespeichert wird. Ein technischer Prozess ist die Gesamtheit der Vorgänge in einer technischen Anlage.</w:t>
       </w:r>
     </w:p>
     <w:p>
@@ -157,7 +189,7 @@
           <w:b/>
           <w:sz w:val="18"/>
         </w:rPr>
-        <w:t>Was bedeuten SISO und MIMO?</w:t>
+        <w:t>Was wird in einem Fertigungsprozess umgewandelt?</w:t>
       </w:r>
     </w:p>
     <w:p>
@@ -169,7 +201,7 @@
         <w:rPr>
           <w:sz w:val="18"/>
         </w:rPr>
-        <w:t>SISO ist ein Eingrößensystem mit einer Eingangs- und einer Ausgangsgröße. MIMO ist ein Mehrgrößensystem mit mehreren. Die Vorlesung behandelt bevorzugt SISO.</w:t>
+        <w:t>Drei Flüsse laufen parallel: Stoffumwandlung (Eingangsstoff → Ausgangsstoff), Energieumwandlung und Informationsumwandlung.</w:t>
       </w:r>
     </w:p>
     <w:p>
@@ -182,7 +214,7 @@
           <w:b/>
           <w:sz w:val="18"/>
         </w:rPr>
-        <w:t>Nenne die sieben Systemeigenschaften aus Handout H2.</w:t>
+        <w:t>Wie ist ein Automat definiert?</w:t>
       </w:r>
     </w:p>
     <w:p>
@@ -194,7 +226,7 @@
         <w:rPr>
           <w:sz w:val="18"/>
         </w:rPr>
-        <w:t>Linearität, Zeitinvarianz, Kausalität, Determiniertheit, asymptotische Stabilität, Grenzstabilität, Instabilität.</w:t>
+        <w:t>Eine Maschine, die vorbestimmte Abläufe selbsttätig ausführt. Der Begriff Automatik steht für eine Vorrichtung, die einen Vorgang steuert und regelt. Beispiel: Fahrkartenautomat.</w:t>
       </w:r>
     </w:p>
     <w:p>
@@ -207,7 +239,7 @@
           <w:b/>
           <w:sz w:val="18"/>
         </w:rPr>
-        <w:t>Was besagt Linearität?</w:t>
+        <w:t>Was ist ein Agent?</w:t>
       </w:r>
     </w:p>
     <w:p>
@@ -219,7 +251,7 @@
         <w:rPr>
           <w:sz w:val="18"/>
         </w:rPr>
-        <w:t>Superposition und Homogenität: Reagiert das System auf eine Linearkombination von Eingangssignalen u = α₁u₁ + α₂u₂ mit derselben Linearkombination der Ausgangssignale y = α₁y₁ + α₂y₂, ist es linear.</w:t>
+        <w:t>Automaten, die rein auf Informationsebene arbeiten. Sie bestehen aus Software in Form eines Programmcodes. Beispiel: Twitter-Bot.</w:t>
       </w:r>
     </w:p>
     <w:p>
@@ -232,7 +264,7 @@
           <w:b/>
           <w:sz w:val="18"/>
         </w:rPr>
-        <w:t>Was besagt Zeitinvarianz?</w:t>
+        <w:t>Nenne die sieben allgemeinen Ziele der Automation mit Beispiel.</w:t>
       </w:r>
     </w:p>
     <w:p>
@@ -244,7 +276,7 @@
         <w:rPr>
           <w:sz w:val="18"/>
         </w:rPr>
-        <w:t>Ein um T verzögertes Eingangssignal u(t−T) erzeugt ein um T verzögertes Ausgangssignal y(t−T). Das System verhält sich heute wie morgen.</w:t>
+        <w:t>Ökonomisch (Rationalisierung, Optimierung), gleichmäßig (Stromproduktion), zuverlässig und präzise (Weltraumsonde), sicher (Kraftwerk), ökologisch (ressourcenschonend), komfortabel (Spülmaschine), flexibel (3D-Drucker). Oberziel: Kosteneffizienz und Qualität.</w:t>
       </w:r>
     </w:p>
     <w:p>
@@ -257,7 +289,7 @@
           <w:b/>
           <w:sz w:val="18"/>
         </w:rPr>
-        <w:t>Was besagt Kausalität?</w:t>
+        <w:t>Nenne die fünf Basisaufgaben der Automation.</w:t>
       </w:r>
     </w:p>
     <w:p>
@@ -269,7 +301,7 @@
         <w:rPr>
           <w:sz w:val="18"/>
         </w:rPr>
-        <w:t>Das System reagiert auf ein Eingangssignal erst nach Beginn der Anregung, niemals vorher.</w:t>
+        <w:t>Messen und Wandeln von Prozessgrößen. Steuern und Sichern durch Abarbeitung von Logikprogrammen. Regeln zur Stabilisierung von Prozessgrößen. Überwachen und Erkennen von gefährlichen Prozesszuständen. Anzeigen und Bedienen — Darstellen von und Eingriff auf Prozess- und Führungsgrößen.</w:t>
       </w:r>
     </w:p>
     <w:p>
@@ -282,7 +314,7 @@
           <w:b/>
           <w:sz w:val="18"/>
         </w:rPr>
-        <w:t>Wie lautet die Gleichgewichtsbedingung?</w:t>
+        <w:t>Nenne die drei Basisaufgaben der Information.</w:t>
       </w:r>
     </w:p>
     <w:p>
@@ -294,7 +326,7 @@
         <w:rPr>
           <w:sz w:val="18"/>
         </w:rPr>
-        <w:t>Kontinuierlich dx/dt = 0 für alle t, diskret x[k+1] − x[k] = 0 für alle k. Ein Gleichgewicht muss nicht existieren; es kann eines, mehrere oder unendlich viele geben.</w:t>
+        <w:t>Archivieren (Bereitstellen über lange Zeiträume), Vermitteln (zwischen den Leitebenen) und Absichern (gegen unerlaubte Zugriffe von innen oder außen). Realisiert werden sie durch moderne Prozessleitsysteme.</w:t>
       </w:r>
     </w:p>
     <w:p>
@@ -307,7 +339,7 @@
           <w:b/>
           <w:sz w:val="18"/>
         </w:rPr>
-        <w:t>Erkläre asymptotisch stabil, grenzstabil und instabil am Kugelbild.</w:t>
+        <w:t>Wie ist ein Prozessleitsystem definiert?</w:t>
       </w:r>
     </w:p>
     <w:p>
@@ -319,7 +351,7 @@
         <w:rPr>
           <w:sz w:val="18"/>
         </w:rPr>
-        <w:t>Kugel in der Mulde: Kraft treibt zurück, Reibung entzieht Energie, die Kugel kommt in der Ruhelage an — asymptotisch stabil. Kugel auf der Ebene: keine tangentiale Kraft, sie bleibt liegen, wandert aber nicht weiter — grenzstabil. Kugel auf der Kuppe: die Kraft wächst mit der Auslenkung, sie rollt davon — instabil.</w:t>
+        <w:t>Ein Prozessleitsystem (PLS, englisch Distributed Control System DCS) ist ein hierarchisches und integriertes System zur technischen Realisierung der Aufgaben der Prozessleittechnik.</w:t>
       </w:r>
     </w:p>
     <w:p>
@@ -339,7 +371,7 @@
           <w:b/>
           <w:sz w:val="18"/>
         </w:rPr>
-        <w:t>Welche drei Verkettungsarten gibt es im Blockschaltbild?</w:t>
+        <w:t>Nenne die fünf Ebenen der Automatisierungspyramide von oben nach unten.</w:t>
       </w:r>
     </w:p>
     <w:p>
@@ -351,7 +383,7 @@
         <w:rPr>
           <w:sz w:val="18"/>
         </w:rPr>
-        <w:t>Reihenschaltung (Ausgang des einen ist Eingang des nächsten), Parallelschaltung (gleicher Eingang auf mehrere Blöcke, Ausgänge summiert) und Rückführung (Ausgang wird auf den Eingang zurückgeführt — die Struktur des Regelkreises).</w:t>
+        <w:t>ERP (Enterprise Resource Planning) auf der Unternehmensebene. MES (Manufacturing Execution System) auf der Betriebsleitebene. SCADA (Supervisory Control and Data Acquisition) auf der Prozessleitebene. PLC beziehungsweise SPS auf der Steuerungsebene. Ein- und Ausgangssignale auf der Feldebene.</w:t>
       </w:r>
     </w:p>
     <w:p>
@@ -364,7 +396,7 @@
           <w:b/>
           <w:sz w:val="18"/>
         </w:rPr>
-        <w:t>Welche Voraussetzung muss jeder Block im Blockschaltbild erfüllen?</w:t>
+        <w:t>In welche Richtung laufen Daten und Planung in der Automatisierungspyramide?</w:t>
       </w:r>
     </w:p>
     <w:p>
@@ -376,7 +408,279 @@
         <w:rPr>
           <w:sz w:val="18"/>
         </w:rPr>
-        <w:t>Rückwirkungsfreiheit. Signale fließen nur vom Eingang eines Blocks zu dessen Ausgang, es gibt keine nicht dargestellten Nebeneffekte zwischen Blöcken.</w:t>
+        <w:t>Daten werden von unten nach oben erfasst, Planung wirkt von oben nach unten.</w:t>
+      </w:r>
+    </w:p>
+    <w:p>
+      <w:pPr>
+        <w:keepNext/>
+        <w:spacing w:before="100" w:after="0"/>
+      </w:pPr>
+      <w:r>
+        <w:rPr>
+          <w:b/>
+          <w:sz w:val="18"/>
+        </w:rPr>
+        <w:t>Was kennzeichnet Industrie 1.0?</w:t>
+      </w:r>
+    </w:p>
+    <w:p>
+      <w:pPr>
+        <w:spacing w:after="60"/>
+        <w:ind w:left="170"/>
+      </w:pPr>
+      <w:r>
+        <w:rPr>
+          <w:sz w:val="18"/>
+        </w:rPr>
+        <w:t>Mechanisierung. 1784 der erste mechanische Webstuhl; die mechanische Massenproduktion führte zu hoher Arbeitslosigkeit und den Weberaufständen. Später Dampfmaschinen, Eisenbahnen, Kohleabbau, Schwerindustrie.</w:t>
+      </w:r>
+    </w:p>
+    <w:p>
+      <w:pPr>
+        <w:keepNext/>
+        <w:spacing w:before="100" w:after="0"/>
+      </w:pPr>
+      <w:r>
+        <w:rPr>
+          <w:b/>
+          <w:sz w:val="18"/>
+        </w:rPr>
+        <w:t>Was kennzeichnet Industrie 2.0?</w:t>
+      </w:r>
+    </w:p>
+    <w:p>
+      <w:pPr>
+        <w:spacing w:after="60"/>
+        <w:ind w:left="170"/>
+      </w:pPr>
+      <w:r>
+        <w:rPr>
+          <w:sz w:val="18"/>
+        </w:rPr>
+        <w:t>Elektrifizierung. 1870 das erste Fließband, Ende des 19. Jahrhunderts die Einführung der Elektrizität als Antriebskraft. Fließband, Motoren, Telefon, Telegramm, Schreibmaschine.</w:t>
+      </w:r>
+    </w:p>
+    <w:p>
+      <w:pPr>
+        <w:keepNext/>
+        <w:spacing w:before="100" w:after="0"/>
+      </w:pPr>
+      <w:r>
+        <w:rPr>
+          <w:b/>
+          <w:sz w:val="18"/>
+        </w:rPr>
+        <w:t xml:space="preserve">★ </w:t>
+      </w:r>
+      <w:r>
+        <w:rPr>
+          <w:b/>
+          <w:sz w:val="18"/>
+        </w:rPr>
+        <w:t>Was kennzeichnet Industrie 3.0?</w:t>
+      </w:r>
+    </w:p>
+    <w:p>
+      <w:pPr>
+        <w:spacing w:after="60"/>
+        <w:ind w:left="170"/>
+      </w:pPr>
+      <w:r>
+        <w:rPr>
+          <w:sz w:val="18"/>
+        </w:rPr>
+        <w:t>Automatisierung. 1941 entwickelte Konrad Zuse den Z3-Computer, 1969 kam die erste speicherprogrammierbare Steuerung. Personal Computer begründen einen neuen Industriezweig; Vernetzung von Elektronik und IT steht im Fokus.</w:t>
+      </w:r>
+    </w:p>
+    <w:p>
+      <w:pPr>
+        <w:keepNext/>
+        <w:spacing w:before="100" w:after="0"/>
+      </w:pPr>
+      <w:r>
+        <w:rPr>
+          <w:b/>
+          <w:sz w:val="18"/>
+        </w:rPr>
+        <w:t>Was kennzeichnet Industrie 4.0?</w:t>
+      </w:r>
+    </w:p>
+    <w:p>
+      <w:pPr>
+        <w:spacing w:after="60"/>
+        <w:ind w:left="170"/>
+      </w:pPr>
+      <w:r>
+        <w:rPr>
+          <w:sz w:val="18"/>
+        </w:rPr>
+        <w:t>Vernetzung. Weltweite Vernetzung und Interaktion, Integration cyber-physischer Systeme, Informatisierung der Lebens- und Arbeitswelt, künstliche Intelligenz in allen Arbeitsbereichen, neue Geschäftsmodelle wie Predictive Maintenance.</w:t>
+      </w:r>
+    </w:p>
+    <w:p>
+      <w:pPr>
+        <w:keepNext/>
+        <w:spacing w:before="100" w:after="0"/>
+      </w:pPr>
+      <w:r>
+        <w:rPr>
+          <w:b/>
+          <w:sz w:val="18"/>
+        </w:rPr>
+        <w:t xml:space="preserve">★ </w:t>
+      </w:r>
+      <w:r>
+        <w:rPr>
+          <w:b/>
+          <w:sz w:val="18"/>
+        </w:rPr>
+        <w:t>Welche war die erste SPS der Welt?</w:t>
+      </w:r>
+    </w:p>
+    <w:p>
+      <w:pPr>
+        <w:spacing w:after="60"/>
+        <w:ind w:left="170"/>
+      </w:pPr>
+      <w:r>
+        <w:rPr>
+          <w:sz w:val="18"/>
+        </w:rPr>
+        <w:t>Die „Modicon 084" von Richard E. Morley, 1968. Ihr Prinzip: programmierte Verknüpfungen von Ein- und Ausgängen statt fester Verdrahtung.</w:t>
+      </w:r>
+    </w:p>
+    <w:p>
+      <w:pPr>
+        <w:keepNext/>
+        <w:spacing w:before="100" w:after="0"/>
+      </w:pPr>
+      <w:r>
+        <w:rPr>
+          <w:b/>
+          <w:sz w:val="18"/>
+        </w:rPr>
+        <w:t>Nenne die drei Ebenen einer intelligenten Produktionsanlage.</w:t>
+      </w:r>
+    </w:p>
+    <w:p>
+      <w:pPr>
+        <w:spacing w:after="60"/>
+        <w:ind w:left="170"/>
+      </w:pPr>
+      <w:r>
+        <w:rPr>
+          <w:b/>
+          <w:sz w:val="18"/>
+        </w:rPr>
+        <w:t>Kognitive Ebene</w:t>
+      </w:r>
+      <w:r>
+        <w:rPr>
+          <w:sz w:val="18"/>
+        </w:rPr>
+        <w:t xml:space="preserve"> — Auswertung von Langzeitdaten ermöglicht Optimierungen, die die Szenarien der assoziativen Ebene modifizieren. </w:t>
+      </w:r>
+      <w:r>
+        <w:rPr>
+          <w:b/>
+          <w:sz w:val="18"/>
+        </w:rPr>
+        <w:t>Assoziative Ebene</w:t>
+      </w:r>
+      <w:r>
+        <w:rPr>
+          <w:sz w:val="18"/>
+        </w:rPr>
+        <w:t xml:space="preserve"> — Überwachung und Erkennung etwa von Notfallszenarien, Umschaltung der Konfiguration, weiche Echtzeit. </w:t>
+      </w:r>
+      <w:r>
+        <w:rPr>
+          <w:b/>
+          <w:sz w:val="18"/>
+        </w:rPr>
+        <w:t>Klassische Steuerungsebene</w:t>
+      </w:r>
+      <w:r>
+        <w:rPr>
+          <w:sz w:val="18"/>
+        </w:rPr>
+        <w:t xml:space="preserve"> — elementare Funktionen durch die SPS, harte Echtzeit.</w:t>
+      </w:r>
+    </w:p>
+    <w:p>
+      <w:pPr>
+        <w:keepNext/>
+        <w:spacing w:before="100" w:after="0"/>
+      </w:pPr>
+      <w:r>
+        <w:rPr>
+          <w:b/>
+          <w:sz w:val="18"/>
+        </w:rPr>
+        <w:t>Wodurch unterscheiden sich intelligente von klassischen Automatisierungssystemen?</w:t>
+      </w:r>
+    </w:p>
+    <w:p>
+      <w:pPr>
+        <w:spacing w:after="60"/>
+        <w:ind w:left="170"/>
+      </w:pPr>
+      <w:r>
+        <w:rPr>
+          <w:sz w:val="18"/>
+        </w:rPr>
+        <w:t>Durch die Erweiterung um Wahrnehmungs- und Lernfähigkeiten. Das ist der signifikante Evolutionsschritt gegenüber der klassischen Automation.</w:t>
+      </w:r>
+    </w:p>
+    <w:p>
+      <w:pPr>
+        <w:keepNext/>
+        <w:spacing w:before="100" w:after="0"/>
+      </w:pPr>
+      <w:r>
+        <w:rPr>
+          <w:b/>
+          <w:sz w:val="18"/>
+        </w:rPr>
+        <w:t>Welche Anforderungen stellt modellbasierte Automation in Produktion und Fertigung?</w:t>
+      </w:r>
+    </w:p>
+    <w:p>
+      <w:pPr>
+        <w:spacing w:after="60"/>
+        <w:ind w:left="170"/>
+      </w:pPr>
+      <w:r>
+        <w:rPr>
+          <w:sz w:val="18"/>
+        </w:rPr>
+        <w:t>Harte Echtzeit, Verfügbarkeit und Sicherheit.</w:t>
+      </w:r>
+    </w:p>
+    <w:p>
+      <w:pPr>
+        <w:keepNext/>
+        <w:spacing w:before="100" w:after="0"/>
+      </w:pPr>
+      <w:r>
+        <w:rPr>
+          <w:b/>
+          <w:sz w:val="18"/>
+        </w:rPr>
+        <w:t>Was ist der Vorteil der Modulbauweise bei Flachbaugruppen?</w:t>
+      </w:r>
+    </w:p>
+    <w:p>
+      <w:pPr>
+        <w:spacing w:after="60"/>
+        <w:ind w:left="170"/>
+      </w:pPr>
+      <w:r>
+        <w:rPr>
+          <w:sz w:val="18"/>
+        </w:rPr>
+        <w:t>Sie ist für einfache und komplexe Systeme gleichermaßen geeignet.</w:t>
       </w:r>
     </w:p>
     <w:p>
@@ -389,7 +693,7 @@
           <w:color w:val="1F3B57"/>
           <w:sz w:val="20"/>
         </w:rPr>
-        <w:t>Kapitel 2.1 — Signale</w:t>
+        <w:t>Kapitel 2 — Systeme</w:t>
       </w:r>
     </w:p>
     <w:p>
@@ -402,7 +706,14 @@
           <w:b/>
           <w:sz w:val="18"/>
         </w:rPr>
-        <w:t>Was ist ein Signal, was ein System?</w:t>
+        <w:t xml:space="preserve">★ </w:t>
+      </w:r>
+      <w:r>
+        <w:rPr>
+          <w:b/>
+          <w:sz w:val="18"/>
+        </w:rPr>
+        <w:t>Wie definiert DIN 19226 Teil 1 das Steuern?</w:t>
       </w:r>
     </w:p>
     <w:p>
@@ -414,7 +725,7 @@
         <w:rPr>
           <w:sz w:val="18"/>
         </w:rPr>
-        <w:t>Ein Signal ist eine Funktion einer oder mehrerer unabhängiger Variablen — meist der Zeit — und trägt Information. Ein System verarbeitet Eingangssignale und erzeugt daraus Ausgangssignale.</w:t>
+        <w:t>Das Steuern ist ein Vorgang in einem System, bei dem die Eingangsgrößen die Ausgangsgrößen aufgrund der dem System eigentümlichen Gesetzmäßigkeiten beeinflussen. Kennzeichen: offene Wirkungskette, keine Rückführung.</w:t>
       </w:r>
     </w:p>
     <w:p>
@@ -427,7 +738,7 @@
           <w:b/>
           <w:sz w:val="18"/>
         </w:rPr>
-        <w:t>Nenne die wichtigen Standardsignale.</w:t>
+        <w:t>Wie lautet die exakte Definition der Kausalität?</w:t>
       </w:r>
     </w:p>
     <w:p>
@@ -439,7 +750,7 @@
         <w:rPr>
           <w:sz w:val="18"/>
         </w:rPr>
-        <w:t>Sprungfunktion, Rechteckfunktion, Signumfunktion, Rampenfunktion, Exponentialfunktion, periodische Signale und der Dirac-Impuls.</w:t>
+        <w:t>Ein System ist kausal, wenn der Output zu jedem Zeitpunkt nur von den Werten des Inputs zu der betreffenden Zeit und davor abhängt.</w:t>
       </w:r>
     </w:p>
     <w:p>
@@ -452,14 +763,7 @@
           <w:b/>
           <w:sz w:val="18"/>
         </w:rPr>
-        <w:t xml:space="preserve">★ </w:t>
-      </w:r>
-      <w:r>
-        <w:rPr>
-          <w:b/>
-          <w:sz w:val="18"/>
-        </w:rPr>
-        <w:t>Wie schreibt man eine Rechteckfunktion mit Sprungfunktionen?</w:t>
+        <w:t>Wie lautet die exakte Definition der Zeitinvarianz?</w:t>
       </w:r>
     </w:p>
     <w:p>
@@ -471,7 +775,7 @@
         <w:rPr>
           <w:sz w:val="18"/>
         </w:rPr>
-        <w:t>Als Differenz zweier verschobener Sprünge: σ(t) − σ(t−T).</w:t>
+        <w:t>Ein System ist zeitinvariant, wenn eine Zeitverschiebung des Inputs zu einer Zeitverschiebung des Outputs führt. Ist y(t) der Output zum Input u(t), so ist y(t−T) der Output, wenn u(t−T) angelegt wird. Zeitdiskret entsprechend: y[k−K] zum Input u[k−K].</w:t>
       </w:r>
     </w:p>
     <w:p>
@@ -484,7 +788,7 @@
           <w:b/>
           <w:sz w:val="18"/>
         </w:rPr>
-        <w:t>Was ist der Unterschied zwischen Abtastung und Quantisierung?</w:t>
+        <w:t>Woran erkennt man ein zeitvariantes System?</w:t>
       </w:r>
     </w:p>
     <w:p>
@@ -496,7 +800,20 @@
         <w:rPr>
           <w:sz w:val="18"/>
         </w:rPr>
-        <w:t>Abtastung macht aus zeitkontinuierlich zeitdiskret — es werden zu festen Zeitpunkten Werte entnommen. Quantisierung macht aus wertkontinuierlich wertdiskret — die Werte werden auf Stufen gerundet. Zusammen ergibt das die Digitalisierung.</w:t>
+        <w:t xml:space="preserve">Taucht die Zeit </w:t>
+      </w:r>
+      <w:r>
+        <w:rPr>
+          <w:b/>
+          <w:sz w:val="18"/>
+        </w:rPr>
+        <w:t>explizit</w:t>
+      </w:r>
+      <w:r>
+        <w:rPr>
+          <w:sz w:val="18"/>
+        </w:rPr>
+        <w:t xml:space="preserve"> im Modell auf, ist das System zeitvariant. Beispiel Rakete: Die Masse ist wegen des Treibstoffverbrauchs zeitabhängig, das Modell lautet ÿ(t) = u(t) / M(t).</w:t>
       </w:r>
     </w:p>
     <w:p>
@@ -509,7 +826,14 @@
           <w:b/>
           <w:sz w:val="18"/>
         </w:rPr>
-        <w:t>Was ist Aliasing und wie vermeidet man es?</w:t>
+        <w:t xml:space="preserve">★ </w:t>
+      </w:r>
+      <w:r>
+        <w:rPr>
+          <w:b/>
+          <w:sz w:val="18"/>
+        </w:rPr>
+        <w:t>Welche zwei Eigenschaften machen ein System linear?</w:t>
       </w:r>
     </w:p>
     <w:p>
@@ -519,9 +843,418 @@
       </w:pPr>
       <w:r>
         <w:rPr>
-          <w:sz w:val="18"/>
-        </w:rPr>
-        <w:t>Wird zu langsam abgetastet, erscheint im rekonstruierten Signal eine Frequenz, die im Original gar nicht vorkommt. Der Informationsverlust ist nicht reparierbar. Vermeidung: Das Signal muss bandbegrenzt sein und hinreichend schnell abgetastet werden.</w:t>
+          <w:b/>
+          <w:sz w:val="18"/>
+        </w:rPr>
+        <w:t>Superposition</w:t>
+      </w:r>
+      <w:r>
+        <w:rPr>
+          <w:sz w:val="18"/>
+        </w:rPr>
+        <w:t xml:space="preserve"> — der Output für u₁(t) + u₂(t) ist gleich y₁(t) + y₂(t). </w:t>
+      </w:r>
+      <w:r>
+        <w:rPr>
+          <w:b/>
+          <w:sz w:val="18"/>
+        </w:rPr>
+        <w:t>Homogenität</w:t>
+      </w:r>
+      <w:r>
+        <w:rPr>
+          <w:sz w:val="18"/>
+        </w:rPr>
+        <w:t xml:space="preserve"> — der Output von α·u₁(t) ist gleich α·y₁(t). Zusammengefasst: α·u₁(t) + β·u₂(t) → α·y₁(t) + β·y₂(t).</w:t>
+      </w:r>
+    </w:p>
+    <w:p>
+      <w:pPr>
+        <w:keepNext/>
+        <w:spacing w:before="100" w:after="0"/>
+      </w:pPr>
+      <w:r>
+        <w:rPr>
+          <w:b/>
+          <w:sz w:val="18"/>
+        </w:rPr>
+        <w:t xml:space="preserve">★ </w:t>
+      </w:r>
+      <w:r>
+        <w:rPr>
+          <w:b/>
+          <w:sz w:val="18"/>
+        </w:rPr>
+        <w:t>Welche Folgerung ergibt sich direkt aus der Homogenität?</w:t>
+      </w:r>
+    </w:p>
+    <w:p>
+      <w:pPr>
+        <w:spacing w:after="60"/>
+        <w:ind w:left="170"/>
+      </w:pPr>
+      <w:r>
+        <w:rPr>
+          <w:sz w:val="18"/>
+        </w:rPr>
+        <w:t>Input Null ergibt Output Null. Liefert ein System bei Eingang null einen Ausgang ungleich null, kann es nicht linear sein — ein schneller Test.</w:t>
+      </w:r>
+    </w:p>
+    <w:p>
+      <w:pPr>
+        <w:keepNext/>
+        <w:spacing w:before="100" w:after="0"/>
+      </w:pPr>
+      <w:r>
+        <w:rPr>
+          <w:b/>
+          <w:sz w:val="18"/>
+        </w:rPr>
+        <w:t>Wie ist das Gleichgewicht definiert und wie heißt es noch?</w:t>
+      </w:r>
+    </w:p>
+    <w:p>
+      <w:pPr>
+        <w:spacing w:after="60"/>
+        <w:ind w:left="170"/>
+      </w:pPr>
+      <w:r>
+        <w:rPr>
+          <w:sz w:val="18"/>
+        </w:rPr>
+        <w:t>Ein System befindet sich im Gleichgewicht, wenn sich die Kenn- und Zustandsgrößen nicht mehr mit der Zeit ändern. Weitere Namen: Stationärzustand, Steady State, Fließgleichgewicht. Bedingung kontinuierlich dx/dt = 0 für alle t, diskret x[k+1] − x[k] = 0 für alle k.</w:t>
+      </w:r>
+    </w:p>
+    <w:p>
+      <w:pPr>
+        <w:keepNext/>
+        <w:spacing w:before="100" w:after="0"/>
+      </w:pPr>
+      <w:r>
+        <w:rPr>
+          <w:b/>
+          <w:sz w:val="18"/>
+        </w:rPr>
+        <w:t>Welche Frage beantwortet die Stabilität?</w:t>
+      </w:r>
+    </w:p>
+    <w:p>
+      <w:pPr>
+        <w:spacing w:after="60"/>
+        <w:ind w:left="170"/>
+      </w:pPr>
+      <w:r>
+        <w:rPr>
+          <w:sz w:val="18"/>
+        </w:rPr>
+        <w:t>Welche Auswirkung eine kleine Störung auf ein System im Steady State hat. Asymptotisch stabil: erreicht nach Anregung mit endlicher Energie wieder seine Ruheposition. Grenzstabil: konvergiert zu einem konstanten Ausgangswert. Instabil: kehrt nicht ins Gleichgewicht zurück und divergiert.</w:t>
+      </w:r>
+    </w:p>
+    <w:p>
+      <w:pPr>
+        <w:keepNext/>
+        <w:spacing w:before="100" w:after="0"/>
+      </w:pPr>
+      <w:r>
+        <w:rPr>
+          <w:b/>
+          <w:sz w:val="18"/>
+        </w:rPr>
+        <w:t>Was leistet die Systemtheorie in der Automatisierung?</w:t>
+      </w:r>
+    </w:p>
+    <w:p>
+      <w:pPr>
+        <w:spacing w:after="60"/>
+        <w:ind w:left="170"/>
+      </w:pPr>
+      <w:r>
+        <w:rPr>
+          <w:sz w:val="18"/>
+        </w:rPr>
+        <w:t>Drei Dinge: Simulation „in silico", also computerbasierte und mathematische Modelle, mit denen physikalische und physiologische Vorgänge virtuell nachgestellt werden. Mächtige systemtheoretische Werkzeuge zur Analyse und Optimierung. Und eine Vielzahl an Steuerungs- und Regelmethoden für ein gewünschtes Systemverhalten.</w:t>
+      </w:r>
+    </w:p>
+    <w:p>
+      <w:pPr>
+        <w:keepNext/>
+        <w:spacing w:before="100" w:after="0"/>
+      </w:pPr>
+      <w:r>
+        <w:rPr>
+          <w:b/>
+          <w:sz w:val="18"/>
+        </w:rPr>
+        <w:t>Was ist der Unterschied zwischen Steuerung und Regelung?</w:t>
+      </w:r>
+    </w:p>
+    <w:p>
+      <w:pPr>
+        <w:spacing w:after="60"/>
+        <w:ind w:left="170"/>
+      </w:pPr>
+      <w:r>
+        <w:rPr>
+          <w:sz w:val="18"/>
+        </w:rPr>
+        <w:t>Die Steuerung ist eine offene Kette ohne Messung des Ausgangs und kann deshalb nicht auf Störungen reagieren. Die Regelung misst die Ausgangsgröße und führt sie zurück, vergleicht mit dem Sollwert und korrigiert. Nur die Regelung kann von Haus aus instabile Systeme stabilisieren.</w:t>
+      </w:r>
+    </w:p>
+    <w:p>
+      <w:pPr>
+        <w:keepNext/>
+        <w:spacing w:before="100" w:after="0"/>
+      </w:pPr>
+      <w:r>
+        <w:rPr>
+          <w:b/>
+          <w:sz w:val="18"/>
+        </w:rPr>
+        <w:t>Wann ist ein System statisch, wann dynamisch?</w:t>
+      </w:r>
+    </w:p>
+    <w:p>
+      <w:pPr>
+        <w:spacing w:after="60"/>
+        <w:ind w:left="170"/>
+      </w:pPr>
+      <w:r>
+        <w:rPr>
+          <w:sz w:val="18"/>
+        </w:rPr>
+        <w:t>Statisch, wenn es keinen Energiespeicher hat — der Ausgang hängt allein vom Eingang zum selben Zeitpunkt ab, Beschreibung durch eine algebraische Gleichung. Dynamisch, wenn es mindestens einen Energiespeicher hat — Beschreibung durch eine Differentialgleichung, bei zeitdiskreten Systemen durch eine Differenzengleichung.</w:t>
+      </w:r>
+    </w:p>
+    <w:p>
+      <w:pPr>
+        <w:keepNext/>
+        <w:spacing w:before="100" w:after="0"/>
+      </w:pPr>
+      <w:r>
+        <w:rPr>
+          <w:b/>
+          <w:sz w:val="18"/>
+        </w:rPr>
+        <w:t>Was bedeuten SISO und MIMO?</w:t>
+      </w:r>
+    </w:p>
+    <w:p>
+      <w:pPr>
+        <w:spacing w:after="60"/>
+        <w:ind w:left="170"/>
+      </w:pPr>
+      <w:r>
+        <w:rPr>
+          <w:sz w:val="18"/>
+        </w:rPr>
+        <w:t>SISO ist ein Eingrößensystem mit einer Eingangs- und einer Ausgangsgröße. MIMO ist ein Mehrgrößensystem mit mehreren. Die Vorlesung behandelt bevorzugt SISO.</w:t>
+      </w:r>
+    </w:p>
+    <w:p>
+      <w:pPr>
+        <w:keepNext/>
+        <w:spacing w:before="100" w:after="0"/>
+      </w:pPr>
+      <w:r>
+        <w:rPr>
+          <w:b/>
+          <w:sz w:val="18"/>
+        </w:rPr>
+        <w:t>Nenne die sieben Systemeigenschaften aus Handout H2.</w:t>
+      </w:r>
+    </w:p>
+    <w:p>
+      <w:pPr>
+        <w:spacing w:after="60"/>
+        <w:ind w:left="170"/>
+      </w:pPr>
+      <w:r>
+        <w:rPr>
+          <w:sz w:val="18"/>
+        </w:rPr>
+        <w:t>Linearität, Zeitinvarianz, Kausalität, Determiniertheit, asymptotische Stabilität, Grenzstabilität, Instabilität.</w:t>
+      </w:r>
+    </w:p>
+    <w:p>
+      <w:pPr>
+        <w:keepNext/>
+        <w:spacing w:before="100" w:after="0"/>
+      </w:pPr>
+      <w:r>
+        <w:rPr>
+          <w:b/>
+          <w:sz w:val="18"/>
+        </w:rPr>
+        <w:t>Was besagt Linearität?</w:t>
+      </w:r>
+    </w:p>
+    <w:p>
+      <w:pPr>
+        <w:spacing w:after="60"/>
+        <w:ind w:left="170"/>
+      </w:pPr>
+      <w:r>
+        <w:rPr>
+          <w:sz w:val="18"/>
+        </w:rPr>
+        <w:t>Superposition und Homogenität: Reagiert das System auf eine Linearkombination von Eingangssignalen u = α₁u₁ + α₂u₂ mit derselben Linearkombination der Ausgangssignale y = α₁y₁ + α₂y₂, ist es linear.</w:t>
+      </w:r>
+    </w:p>
+    <w:p>
+      <w:pPr>
+        <w:keepNext/>
+        <w:spacing w:before="100" w:after="0"/>
+      </w:pPr>
+      <w:r>
+        <w:rPr>
+          <w:b/>
+          <w:sz w:val="18"/>
+        </w:rPr>
+        <w:t>Was besagt Zeitinvarianz?</w:t>
+      </w:r>
+    </w:p>
+    <w:p>
+      <w:pPr>
+        <w:spacing w:after="60"/>
+        <w:ind w:left="170"/>
+      </w:pPr>
+      <w:r>
+        <w:rPr>
+          <w:sz w:val="18"/>
+        </w:rPr>
+        <w:t>Ein um T verzögertes Eingangssignal u(t−T) erzeugt ein um T verzögertes Ausgangssignal y(t−T). Das System verhält sich heute wie morgen.</w:t>
+      </w:r>
+    </w:p>
+    <w:p>
+      <w:pPr>
+        <w:keepNext/>
+        <w:spacing w:before="100" w:after="0"/>
+      </w:pPr>
+      <w:r>
+        <w:rPr>
+          <w:b/>
+          <w:sz w:val="18"/>
+        </w:rPr>
+        <w:t>Was besagt Kausalität?</w:t>
+      </w:r>
+    </w:p>
+    <w:p>
+      <w:pPr>
+        <w:spacing w:after="60"/>
+        <w:ind w:left="170"/>
+      </w:pPr>
+      <w:r>
+        <w:rPr>
+          <w:sz w:val="18"/>
+        </w:rPr>
+        <w:t>Das System reagiert auf ein Eingangssignal erst nach Beginn der Anregung, niemals vorher.</w:t>
+      </w:r>
+    </w:p>
+    <w:p>
+      <w:pPr>
+        <w:keepNext/>
+        <w:spacing w:before="100" w:after="0"/>
+      </w:pPr>
+      <w:r>
+        <w:rPr>
+          <w:b/>
+          <w:sz w:val="18"/>
+        </w:rPr>
+        <w:t>Wie lautet die Gleichgewichtsbedingung?</w:t>
+      </w:r>
+    </w:p>
+    <w:p>
+      <w:pPr>
+        <w:spacing w:after="60"/>
+        <w:ind w:left="170"/>
+      </w:pPr>
+      <w:r>
+        <w:rPr>
+          <w:sz w:val="18"/>
+        </w:rPr>
+        <w:t>Kontinuierlich dx/dt = 0 für alle t, diskret x[k+1] − x[k] = 0 für alle k. Ein Gleichgewicht muss nicht existieren; es kann eines, mehrere oder unendlich viele geben.</w:t>
+      </w:r>
+    </w:p>
+    <w:p>
+      <w:pPr>
+        <w:keepNext/>
+        <w:spacing w:before="100" w:after="0"/>
+      </w:pPr>
+      <w:r>
+        <w:rPr>
+          <w:b/>
+          <w:sz w:val="18"/>
+        </w:rPr>
+        <w:t>Erkläre asymptotisch stabil, grenzstabil und instabil am Kugelbild.</w:t>
+      </w:r>
+    </w:p>
+    <w:p>
+      <w:pPr>
+        <w:spacing w:after="60"/>
+        <w:ind w:left="170"/>
+      </w:pPr>
+      <w:r>
+        <w:rPr>
+          <w:sz w:val="18"/>
+        </w:rPr>
+        <w:t>Kugel in der Mulde: Kraft treibt zurück, Reibung entzieht Energie, die Kugel kommt in der Ruhelage an — asymptotisch stabil. Kugel auf der Ebene: keine tangentiale Kraft, sie bleibt liegen, wandert aber nicht weiter — grenzstabil. Kugel auf der Kuppe: die Kraft wächst mit der Auslenkung, sie rollt davon — instabil.</w:t>
+      </w:r>
+    </w:p>
+    <w:p>
+      <w:pPr>
+        <w:keepNext/>
+        <w:spacing w:before="100" w:after="0"/>
+      </w:pPr>
+      <w:r>
+        <w:rPr>
+          <w:b/>
+          <w:sz w:val="18"/>
+        </w:rPr>
+        <w:t xml:space="preserve">★ </w:t>
+      </w:r>
+      <w:r>
+        <w:rPr>
+          <w:b/>
+          <w:sz w:val="18"/>
+        </w:rPr>
+        <w:t>Welche drei Verkettungsarten gibt es im Blockschaltbild?</w:t>
+      </w:r>
+    </w:p>
+    <w:p>
+      <w:pPr>
+        <w:spacing w:after="60"/>
+        <w:ind w:left="170"/>
+      </w:pPr>
+      <w:r>
+        <w:rPr>
+          <w:sz w:val="18"/>
+        </w:rPr>
+        <w:t>Reihenschaltung (Ausgang des einen ist Eingang des nächsten), Parallelschaltung (gleicher Eingang auf mehrere Blöcke, Ausgänge summiert) und Rückführung (Ausgang wird auf den Eingang zurückgeführt — die Struktur des Regelkreises).</w:t>
+      </w:r>
+    </w:p>
+    <w:p>
+      <w:pPr>
+        <w:keepNext/>
+        <w:spacing w:before="100" w:after="0"/>
+      </w:pPr>
+      <w:r>
+        <w:rPr>
+          <w:b/>
+          <w:sz w:val="18"/>
+        </w:rPr>
+        <w:t>Welche Voraussetzung muss jeder Block im Blockschaltbild erfüllen?</w:t>
+      </w:r>
+    </w:p>
+    <w:p>
+      <w:pPr>
+        <w:spacing w:after="60"/>
+        <w:ind w:left="170"/>
+      </w:pPr>
+      <w:r>
+        <w:rPr>
+          <w:sz w:val="18"/>
+        </w:rPr>
+        <w:t>Rückwirkungsfreiheit. Signale fließen nur vom Eingang eines Blocks zu dessen Ausgang, es gibt keine nicht dargestellten Nebeneffekte zwischen Blöcken.</w:t>
       </w:r>
     </w:p>
     <w:p>
@@ -534,7 +1267,7 @@
           <w:color w:val="1F3B57"/>
           <w:sz w:val="20"/>
         </w:rPr>
-        <w:t>Kapitel 3 — Digitaltechnik</w:t>
+        <w:t>Kapitel 2.1 — Signale</w:t>
       </w:r>
     </w:p>
     <w:p>
@@ -547,7 +1280,7 @@
           <w:b/>
           <w:sz w:val="18"/>
         </w:rPr>
-        <w:t>Was sagen die De Morganschen Gesetze?</w:t>
+        <w:t>Was ist ein Signal, was ein System?</w:t>
       </w:r>
     </w:p>
     <w:p>
@@ -559,7 +1292,7 @@
         <w:rPr>
           <w:sz w:val="18"/>
         </w:rPr>
-        <w:t>¬(A ∧ B) = ¬A ∨ ¬B und ¬(A ∨ B) = ¬A ∧ ¬B. In Worten: Bei der Negation einer Klammer wird jedes Element negiert und das Verknüpfungszeichen gekippt. Benannt nach Augustus De Morgan, bekannt waren sie schon dem mittelalterlichen Logiker Wilhelm von Ockham.</w:t>
+        <w:t>Signale sind Funktionen einer oder mehrerer unabhängiger Variablen — zum Beispiel Zeit oder Ort — und enthalten Information über das Verhalten bestimmter Erscheinungen. Systeme verarbeiten spezielle Signale und erzeugen wiederum neue: Aus Eingangssignalen werden Ausgangssignale erzeugt.</w:t>
       </w:r>
     </w:p>
     <w:p>
@@ -572,7 +1305,7 @@
           <w:b/>
           <w:sz w:val="18"/>
         </w:rPr>
-        <w:t>Wozu dienen die De Morganschen Gesetze in der Praxis?</w:t>
+        <w:t>Wie wirkt die Umgebung auf ein System ein?</w:t>
       </w:r>
     </w:p>
     <w:p>
@@ -584,7 +1317,20 @@
         <w:rPr>
           <w:sz w:val="18"/>
         </w:rPr>
-        <w:t>Eine Konjunktion lässt sich durch drei Negationen und eine Disjunktion darstellen und umgekehrt. Dadurch kann man Gattertypen gegeneinander austauschen und Bauteile einsparen — eine Schaltung lässt sich mit reinen NAND- oder reinen NOR-Gattern aufbauen.</w:t>
+        <w:t xml:space="preserve">Alle nicht abgeschlossenen Systeme — offene wie geschlossene — stehen im Kontakt mit ihrer Umwelt und tauschen mit ihr Materie, Energie oder Information aus. Die Umwelt wirkt typischerweise durch </w:t>
+      </w:r>
+      <w:r>
+        <w:rPr>
+          <w:b/>
+          <w:sz w:val="18"/>
+        </w:rPr>
+        <w:t>Störungen</w:t>
+      </w:r>
+      <w:r>
+        <w:rPr>
+          <w:sz w:val="18"/>
+        </w:rPr>
+        <w:t xml:space="preserve"> auf das System ein.</w:t>
       </w:r>
     </w:p>
     <w:p>
@@ -604,7 +1350,7 @@
           <w:b/>
           <w:sz w:val="18"/>
         </w:rPr>
-        <w:t>Was ist der BCD-Code?</w:t>
+        <w:t>Wie notiert man zeitkontinuierliche und zeitdiskrete Signale?</w:t>
       </w:r>
     </w:p>
     <w:p>
@@ -616,7 +1362,33 @@
         <w:rPr>
           <w:sz w:val="18"/>
         </w:rPr>
-        <w:t>Binary-coded decimal, dualkodierte Dezimalziffer. Jede Dezimalziffer 0 bis 9 wird durch vier Bit dargestellt, also in einem Halbbyte.</w:t>
+        <w:t xml:space="preserve">Kontinuierliche Signale bekommen </w:t>
+      </w:r>
+      <w:r>
+        <w:rPr>
+          <w:b/>
+          <w:sz w:val="18"/>
+        </w:rPr>
+        <w:t>runde</w:t>
+      </w:r>
+      <w:r>
+        <w:rPr>
+          <w:sz w:val="18"/>
+        </w:rPr>
+        <w:t xml:space="preserve"> Klammern, die unabhängige Variable ist reell und heißt meist t: u(t). Diskrete Signale bekommen </w:t>
+      </w:r>
+      <w:r>
+        <w:rPr>
+          <w:b/>
+          <w:sz w:val="18"/>
+        </w:rPr>
+        <w:t>eckige</w:t>
+      </w:r>
+      <w:r>
+        <w:rPr>
+          <w:sz w:val="18"/>
+        </w:rPr>
+        <w:t xml:space="preserve"> Klammern, die unabhängige Variable ist ganzzahlig und heißt meist k oder n: u[k].</w:t>
       </w:r>
     </w:p>
     <w:p>
@@ -629,7 +1401,14 @@
           <w:b/>
           <w:sz w:val="18"/>
         </w:rPr>
-        <w:t>Unterscheide analoges und digitales Signal.</w:t>
+        <w:t xml:space="preserve">★ </w:t>
+      </w:r>
+      <w:r>
+        <w:rPr>
+          <w:b/>
+          <w:sz w:val="18"/>
+        </w:rPr>
+        <w:t>Wie ist die Abtastung formal definiert?</w:t>
       </w:r>
     </w:p>
     <w:p>
@@ -641,7 +1420,20 @@
         <w:rPr>
           <w:sz w:val="18"/>
         </w:rPr>
-        <w:t>Beim analogen Signal bildet der Signalparameter Nachrichten kontinuierlich ab und kann beliebig viele Werte annehmen. Beim digitalen Signal besteht die Nachricht nur aus Zeichen, der Signalparameter kann nur endlich viele Werte annehmen.</w:t>
+        <w:t xml:space="preserve">Ein kontinuierliches Signal wird mit dem Abtastintervall T_A beziehungsweise der Abtastfrequenz f_A := 1/T_A zu äquidistanten Zeitpunkten k·T_A gemessen, mit k = {0, 1, 2, …}. Dabei entsteht das zeitdiskrete Signal </w:t>
+      </w:r>
+      <w:r>
+        <w:rPr>
+          <w:rFonts w:ascii="Consolas" w:hAnsi="Consolas"/>
+          <w:sz w:val="18"/>
+        </w:rPr>
+        <w:t>x[k] := x(k · T_A)</w:t>
+      </w:r>
+      <w:r>
+        <w:rPr>
+          <w:sz w:val="18"/>
+        </w:rPr>
+        <w:t>.</w:t>
       </w:r>
     </w:p>
     <w:p>
@@ -654,7 +1446,14 @@
           <w:b/>
           <w:sz w:val="18"/>
         </w:rPr>
-        <w:t>Was ist ein Signalparameter?</w:t>
+        <w:t xml:space="preserve">★ </w:t>
+      </w:r>
+      <w:r>
+        <w:rPr>
+          <w:b/>
+          <w:sz w:val="18"/>
+        </w:rPr>
+        <w:t>Wie lautet das Shannon-Nyquist-Abtasttheorem?</w:t>
       </w:r>
     </w:p>
     <w:p>
@@ -666,7 +1465,33 @@
         <w:rPr>
           <w:sz w:val="18"/>
         </w:rPr>
-        <w:t>Diejenige Größe des Signals, deren Wert oder Werteverlauf die Nachricht darstellt — zum Beispiel die Amplitude bei einer amplitudenmodulierten Wechselspannung.</w:t>
+        <w:t xml:space="preserve">Eine Funktion, die keine Frequenzen höher als f_max enthält, ist durch eine beliebige Reihe von Funktionswerten im Abstand </w:t>
+      </w:r>
+      <w:r>
+        <w:rPr>
+          <w:rFonts w:ascii="Consolas" w:hAnsi="Consolas"/>
+          <w:sz w:val="18"/>
+        </w:rPr>
+        <w:t>T_A &lt; 1/(2·f_max)</w:t>
+      </w:r>
+      <w:r>
+        <w:rPr>
+          <w:sz w:val="18"/>
+        </w:rPr>
+        <w:t xml:space="preserve"> eindeutig bestimmt. Das entspricht einer Abtastrate </w:t>
+      </w:r>
+      <w:r>
+        <w:rPr>
+          <w:rFonts w:ascii="Consolas" w:hAnsi="Consolas"/>
+          <w:sz w:val="18"/>
+        </w:rPr>
+        <w:t>f_A &gt; 2 · f_max</w:t>
+      </w:r>
+      <w:r>
+        <w:rPr>
+          <w:sz w:val="18"/>
+        </w:rPr>
+        <w:t>.</w:t>
       </w:r>
     </w:p>
     <w:p>
@@ -679,7 +1504,14 @@
           <w:b/>
           <w:sz w:val="18"/>
         </w:rPr>
-        <w:t>Warum dominieren binäre Signale in der Automatisierungstechnik?</w:t>
+        <w:t xml:space="preserve">★ </w:t>
+      </w:r>
+      <w:r>
+        <w:rPr>
+          <w:b/>
+          <w:sz w:val="18"/>
+        </w:rPr>
+        <w:t>Warum muss die Bandbreite begrenzt sein?</w:t>
       </w:r>
     </w:p>
     <w:p>
@@ -691,7 +1523,20 @@
         <w:rPr>
           <w:sz w:val="18"/>
         </w:rPr>
-        <w:t>Drei Gründe: weniger Übertragungsfehler, weil nur zwei Interpretationen möglich sind; einfache Speicherung, da Systeme mit mehr als zwei stabilen Zuständen aufwendig und unsicher sind; und viele technische Realisierungen — Ein/Aus, Potential vorhanden oder nicht, Rechtecksignal, Potentialdifferenz.</w:t>
+        <w:t xml:space="preserve">Bei der Abtastung ist zu beachten, dass die Bandbreite — also die im Signal auftretenden Frequenzen — begrenzt ist. Ansonsten tritt ein gravierender Informationsverlust auf, genannt </w:t>
+      </w:r>
+      <w:r>
+        <w:rPr>
+          <w:b/>
+          <w:sz w:val="18"/>
+        </w:rPr>
+        <w:t>Aliasing</w:t>
+      </w:r>
+      <w:r>
+        <w:rPr>
+          <w:sz w:val="18"/>
+        </w:rPr>
+        <w:t>.</w:t>
       </w:r>
     </w:p>
     <w:p>
@@ -704,7 +1549,7 @@
           <w:b/>
           <w:sz w:val="18"/>
         </w:rPr>
-        <w:t>Unterscheide Bit, bit und Byte.</w:t>
+        <w:t>Nenne die wichtigen Standardsignale.</w:t>
       </w:r>
     </w:p>
     <w:p>
@@ -716,7 +1561,7 @@
         <w:rPr>
           <w:sz w:val="18"/>
         </w:rPr>
-        <w:t>Bit ist die Kurzform für Binärzeichen, also Binärziffer oder -stelle. bit ist die Maßeinheit der Information. Byte ist eine Gruppe von 8 Binärzeichen.</w:t>
+        <w:t>Sprungfunktion, Rechteckfunktion, Signumfunktion, Rampenfunktion, Exponentialfunktion, periodische Signale und der Dirac-Impuls.</w:t>
       </w:r>
     </w:p>
     <w:p>
@@ -729,7 +1574,14 @@
           <w:b/>
           <w:sz w:val="18"/>
         </w:rPr>
-        <w:t>Welche Voraussetzung braucht die Schaltalgebra für uneingeschränkte Gültigkeit?</w:t>
+        <w:t xml:space="preserve">★ </w:t>
+      </w:r>
+      <w:r>
+        <w:rPr>
+          <w:b/>
+          <w:sz w:val="18"/>
+        </w:rPr>
+        <w:t>Wie schreibt man eine Rechteckfunktion mit Sprungfunktionen?</w:t>
       </w:r>
     </w:p>
     <w:p>
@@ -741,7 +1593,7 @@
         <w:rPr>
           <w:sz w:val="18"/>
         </w:rPr>
-        <w:t>Alle Schaltzeiten müssen null sein. Genau hier setzt das Hazard-Thema an: Reale Gatter haben Laufzeiten und verletzen diese Annahme.</w:t>
+        <w:t>Als Differenz zweier verschobener Sprünge: σ(t) − σ(t−T).</w:t>
       </w:r>
     </w:p>
     <w:p>
@@ -754,14 +1606,7 @@
           <w:b/>
           <w:sz w:val="18"/>
         </w:rPr>
-        <w:t xml:space="preserve">★ </w:t>
-      </w:r>
-      <w:r>
-        <w:rPr>
-          <w:b/>
-          <w:sz w:val="18"/>
-        </w:rPr>
-        <w:t>Nenne die vier UND-Regeln mit Konstanten.</w:t>
+        <w:t>Was ist der Unterschied zwischen Abtastung und Quantisierung?</w:t>
       </w:r>
     </w:p>
     <w:p>
@@ -773,7 +1618,7 @@
         <w:rPr>
           <w:sz w:val="18"/>
         </w:rPr>
-        <w:t>0 ∧ A = 0, 1 ∧ A = A, A ∧ A = A, A ∧ ¬A = 0.</w:t>
+        <w:t>Abtastung macht aus zeitkontinuierlich zeitdiskret — es werden zu festen Zeitpunkten Werte entnommen. Quantisierung macht aus wertkontinuierlich wertdiskret — die Werte werden auf Stufen gerundet. Zusammen ergibt das die Digitalisierung.</w:t>
       </w:r>
     </w:p>
     <w:p>
@@ -786,14 +1631,7 @@
           <w:b/>
           <w:sz w:val="18"/>
         </w:rPr>
-        <w:t xml:space="preserve">★ </w:t>
-      </w:r>
-      <w:r>
-        <w:rPr>
-          <w:b/>
-          <w:sz w:val="18"/>
-        </w:rPr>
-        <w:t>Nenne die vier ODER-Regeln mit Konstanten.</w:t>
+        <w:t>Was ist Aliasing und wie vermeidet man es?</w:t>
       </w:r>
     </w:p>
     <w:p>
@@ -805,438 +1643,7 @@
         <w:rPr>
           <w:sz w:val="18"/>
         </w:rPr>
-        <w:t>0 ∨ A = A, 1 ∨ A = 1, A ∨ A = A, A ∨ ¬A = 1.</w:t>
-      </w:r>
-    </w:p>
-    <w:p>
-      <w:pPr>
-        <w:keepNext/>
-        <w:spacing w:before="100" w:after="0"/>
-      </w:pPr>
-      <w:r>
-        <w:rPr>
-          <w:b/>
-          <w:sz w:val="18"/>
-        </w:rPr>
-        <w:t xml:space="preserve">★ </w:t>
-      </w:r>
-      <w:r>
-        <w:rPr>
-          <w:b/>
-          <w:sz w:val="18"/>
-        </w:rPr>
-        <w:t>Wie viele Zeilen und wie viele Verknüpfungen gibt es bei n Eingangsvariablen?</w:t>
-      </w:r>
-    </w:p>
-    <w:p>
-      <w:pPr>
-        <w:spacing w:after="60"/>
-        <w:ind w:left="170"/>
-      </w:pPr>
-      <w:r>
-        <w:rPr>
-          <w:sz w:val="18"/>
-        </w:rPr>
-        <w:t>K = 2ⁿ Kombinationsmöglichkeiten, also Zeilen der Wahrheitstabelle, und V = 2^K = 2^(2ⁿ) mögliche Verknüpfungen. Bei n = 2 also 4 Zeilen und 16 Verknüpfungen.</w:t>
-      </w:r>
-    </w:p>
-    <w:p>
-      <w:pPr>
-        <w:keepNext/>
-        <w:spacing w:before="100" w:after="0"/>
-      </w:pPr>
-      <w:r>
-        <w:rPr>
-          <w:b/>
-          <w:sz w:val="18"/>
-        </w:rPr>
-        <w:t>Wie unterscheiden sich deutsche und amerikanische Norm bei den Vorrangregeln?</w:t>
-      </w:r>
-    </w:p>
-    <w:p>
-      <w:pPr>
-        <w:spacing w:after="60"/>
-        <w:ind w:left="170"/>
-      </w:pPr>
-      <w:r>
-        <w:rPr>
-          <w:sz w:val="18"/>
-        </w:rPr>
-        <w:t xml:space="preserve">In der deutschen Norm binden UND und ODER </w:t>
-      </w:r>
-      <w:r>
-        <w:rPr>
-          <w:b/>
-          <w:sz w:val="18"/>
-        </w:rPr>
-        <w:t>gleich stark</w:t>
-      </w:r>
-      <w:r>
-        <w:rPr>
-          <w:sz w:val="18"/>
-        </w:rPr>
-        <w:t>, in der amerikanischen bindet UND stärker als ODER (Punkt vor Strich). In beiden bindet die Negation am stärksten. Empfehlung der Vorlesung: Bei ODER immer klammern.</w:t>
-      </w:r>
-    </w:p>
-    <w:p>
-      <w:pPr>
-        <w:keepNext/>
-        <w:spacing w:before="100" w:after="0"/>
-      </w:pPr>
-      <w:r>
-        <w:rPr>
-          <w:b/>
-          <w:sz w:val="18"/>
-        </w:rPr>
-        <w:t xml:space="preserve">★ </w:t>
-      </w:r>
-      <w:r>
-        <w:rPr>
-          <w:b/>
-          <w:sz w:val="18"/>
-        </w:rPr>
-        <w:t>Wie bildet man die DNF?</w:t>
-      </w:r>
-    </w:p>
-    <w:p>
-      <w:pPr>
-        <w:spacing w:after="60"/>
-        <w:ind w:left="170"/>
-      </w:pPr>
-      <w:r>
-        <w:rPr>
-          <w:sz w:val="18"/>
-        </w:rPr>
-        <w:t>Alle Zeilen mit Ausgang 1 betrachten. Je Zeile einen Minterm bilden: alle Variablen UND-verknüpft, negiert wenn die Variable in der Zeile 0 ist. Alle Minterme ODER-verknüpfen. Kurz: UND vor ODER.</w:t>
-      </w:r>
-    </w:p>
-    <w:p>
-      <w:pPr>
-        <w:keepNext/>
-        <w:spacing w:before="100" w:after="0"/>
-      </w:pPr>
-      <w:r>
-        <w:rPr>
-          <w:b/>
-          <w:sz w:val="18"/>
-        </w:rPr>
-        <w:t xml:space="preserve">★ </w:t>
-      </w:r>
-      <w:r>
-        <w:rPr>
-          <w:b/>
-          <w:sz w:val="18"/>
-        </w:rPr>
-        <w:t>Wie bildet man die KNF?</w:t>
-      </w:r>
-    </w:p>
-    <w:p>
-      <w:pPr>
-        <w:spacing w:after="60"/>
-        <w:ind w:left="170"/>
-      </w:pPr>
-      <w:r>
-        <w:rPr>
-          <w:sz w:val="18"/>
-        </w:rPr>
-        <w:t>Alle Zeilen mit Ausgang 0 betrachten. Je Zeile einen Maxterm bilden: alle Variablen ODER-verknüpft, negiert wenn die Variable in der Zeile 1 ist. Alle Maxterme UND-verknüpfen.</w:t>
-      </w:r>
-    </w:p>
-    <w:p>
-      <w:pPr>
-        <w:keepNext/>
-        <w:spacing w:before="100" w:after="0"/>
-      </w:pPr>
-      <w:r>
-        <w:rPr>
-          <w:b/>
-          <w:sz w:val="18"/>
-        </w:rPr>
-        <w:t>Wie kommt man von der DNF zur KNF?</w:t>
-      </w:r>
-    </w:p>
-    <w:p>
-      <w:pPr>
-        <w:spacing w:after="60"/>
-        <w:ind w:left="170"/>
-      </w:pPr>
-      <w:r>
-        <w:rPr>
-          <w:sz w:val="18"/>
-        </w:rPr>
-        <w:t>Man bildet die DNF der Umkehrfunktion und invertiert sie. Alternativ im KV-Diagramm die Nullen zusammenfassen, das ergibt die disjunktive Minimalform von ¬Y, und darauf De Morgan anwenden.</w:t>
-      </w:r>
-    </w:p>
-    <w:p>
-      <w:pPr>
-        <w:keepNext/>
-        <w:spacing w:before="100" w:after="0"/>
-      </w:pPr>
-      <w:r>
-        <w:rPr>
-          <w:b/>
-          <w:sz w:val="18"/>
-        </w:rPr>
-        <w:t xml:space="preserve">★ </w:t>
-      </w:r>
-      <w:r>
-        <w:rPr>
-          <w:b/>
-          <w:sz w:val="18"/>
-        </w:rPr>
-        <w:t>Wie sind KV-Tafeln aufgebaut?</w:t>
-      </w:r>
-    </w:p>
-    <w:p>
-      <w:pPr>
-        <w:spacing w:after="60"/>
-        <w:ind w:left="170"/>
-      </w:pPr>
-      <w:r>
-        <w:rPr>
-          <w:sz w:val="18"/>
-        </w:rPr>
-        <w:t>Nachbarfelder unterscheiden sich in genau einer Variablen (Gray-Code). Randfelder gelten als benachbart, die Tafel ist gedanklich ein Torus. Bei n Eingangsvariablen gibt es 2ⁿ Felder. Jedes Feld erhält den Funktionswert aus der Wahrheitstabelle.</w:t>
-      </w:r>
-    </w:p>
-    <w:p>
-      <w:pPr>
-        <w:keepNext/>
-        <w:spacing w:before="100" w:after="0"/>
-      </w:pPr>
-      <w:r>
-        <w:rPr>
-          <w:b/>
-          <w:sz w:val="18"/>
-        </w:rPr>
-        <w:t xml:space="preserve">★ </w:t>
-      </w:r>
-      <w:r>
-        <w:rPr>
-          <w:b/>
-          <w:sz w:val="18"/>
-        </w:rPr>
-        <w:t>Nenne die vier Regeln des KV-Minimierungsverfahrens.</w:t>
-      </w:r>
-    </w:p>
-    <w:p>
-      <w:pPr>
-        <w:spacing w:after="60"/>
-        <w:ind w:left="170"/>
-      </w:pPr>
-      <w:r>
-        <w:rPr>
-          <w:sz w:val="18"/>
-        </w:rPr>
-        <w:t>1. Signalwerte in die nummerierten Felder eintragen. 2. Symmetrisch liegende 1-Felder zu Zweier-, Vierer- oder Achterblöcken einkreisen. 3. Jedes 1-Feld mindestens einmal einkreisen, möglichst große Einkreisungen finden. 4. Bei Zweier-, Vierer-, Achterblöcken entfallen genau 1, 2, 3 Variablen.</w:t>
-      </w:r>
-    </w:p>
-    <w:p>
-      <w:pPr>
-        <w:keepNext/>
-        <w:spacing w:before="100" w:after="0"/>
-      </w:pPr>
-      <w:r>
-        <w:rPr>
-          <w:b/>
-          <w:sz w:val="18"/>
-        </w:rPr>
-        <w:t>Wie viele Variablen entfallen bei einem Block der Größe 2^k?</w:t>
-      </w:r>
-    </w:p>
-    <w:p>
-      <w:pPr>
-        <w:spacing w:after="60"/>
-        <w:ind w:left="170"/>
-      </w:pPr>
-      <w:r>
-        <w:rPr>
-          <w:sz w:val="18"/>
-        </w:rPr>
-        <w:t>Genau k Variablen. Deshalb immer so groß wie möglich einkreisen, Überlappungen sind erlaubt und oft nötig.</w:t>
-      </w:r>
-    </w:p>
-    <w:p>
-      <w:pPr>
-        <w:keepNext/>
-        <w:spacing w:before="100" w:after="0"/>
-      </w:pPr>
-      <w:r>
-        <w:rPr>
-          <w:b/>
-          <w:sz w:val="18"/>
-        </w:rPr>
-        <w:t xml:space="preserve">★ </w:t>
-      </w:r>
-      <w:r>
-        <w:rPr>
-          <w:b/>
-          <w:sz w:val="18"/>
-        </w:rPr>
-        <w:t>Was sind Don't-Care-Terme und wie behandelt man sie?</w:t>
-      </w:r>
-    </w:p>
-    <w:p>
-      <w:pPr>
-        <w:spacing w:after="60"/>
-        <w:ind w:left="170"/>
-      </w:pPr>
-      <w:r>
-        <w:rPr>
-          <w:sz w:val="18"/>
-        </w:rPr>
-        <w:t xml:space="preserve">Eingangskombinationen, die technisch nicht auftreten können oder deren Ergebnis gleichgültig ist. Sie werden als X in die KV-Tafel eingetragen und dürfen nach Belieben als 0 oder 1 gelesen werden. Ein X wird nur einbezogen, wenn es einen Block vergrößert — es </w:t>
-      </w:r>
-      <w:r>
-        <w:rPr>
-          <w:b/>
-          <w:sz w:val="18"/>
-        </w:rPr>
-        <w:t>muss</w:t>
-      </w:r>
-      <w:r>
-        <w:rPr>
-          <w:sz w:val="18"/>
-        </w:rPr>
-        <w:t xml:space="preserve"> nicht überdeckt werden.</w:t>
-      </w:r>
-    </w:p>
-    <w:p>
-      <w:pPr>
-        <w:keepNext/>
-        <w:spacing w:before="100" w:after="0"/>
-      </w:pPr>
-      <w:r>
-        <w:rPr>
-          <w:b/>
-          <w:sz w:val="18"/>
-        </w:rPr>
-        <w:t>Bis wie viele Variablen ist das KV-Diagramm praktikabel?</w:t>
-      </w:r>
-    </w:p>
-    <w:p>
-      <w:pPr>
-        <w:spacing w:after="60"/>
-        <w:ind w:left="170"/>
-      </w:pPr>
-      <w:r>
-        <w:rPr>
-          <w:sz w:val="18"/>
-        </w:rPr>
-        <w:t>Etwa sechs. Vorgeschlagen 1952 von Veitch, 1953 von Karnaugh modifiziert.</w:t>
-      </w:r>
-    </w:p>
-    <w:p>
-      <w:pPr>
-        <w:keepNext/>
-        <w:spacing w:before="100" w:after="0"/>
-      </w:pPr>
-      <w:r>
-        <w:rPr>
-          <w:b/>
-          <w:sz w:val="18"/>
-        </w:rPr>
-        <w:t>Was ist der Unterschied zwischen Glitch und Hazard?</w:t>
-      </w:r>
-    </w:p>
-    <w:p>
-      <w:pPr>
-        <w:spacing w:after="60"/>
-        <w:ind w:left="170"/>
-      </w:pPr>
-      <w:r>
-        <w:rPr>
-          <w:sz w:val="18"/>
-        </w:rPr>
-        <w:t xml:space="preserve">Ein Glitch ist eine nicht beabsichtigte Signaländerung am Gatterausgang. Ein Hazard ist die Konfiguration, bei der ein Glitch auftreten </w:t>
-      </w:r>
-      <w:r>
-        <w:rPr>
-          <w:b/>
-          <w:sz w:val="18"/>
-        </w:rPr>
-        <w:t>kann</w:t>
-      </w:r>
-      <w:r>
-        <w:rPr>
-          <w:sz w:val="18"/>
-        </w:rPr>
-        <w:t>, aber nicht muss.</w:t>
-      </w:r>
-    </w:p>
-    <w:p>
-      <w:pPr>
-        <w:keepNext/>
-        <w:spacing w:before="100" w:after="0"/>
-      </w:pPr>
-      <w:r>
-        <w:rPr>
-          <w:b/>
-          <w:sz w:val="18"/>
-        </w:rPr>
-        <w:t>Wodurch entstehen Glitches?</w:t>
-      </w:r>
-    </w:p>
-    <w:p>
-      <w:pPr>
-        <w:spacing w:after="60"/>
-        <w:ind w:left="170"/>
-      </w:pPr>
-      <w:r>
-        <w:rPr>
-          <w:sz w:val="18"/>
-        </w:rPr>
-        <w:t>Dadurch, dass verschiedene Pfade durch ein Schaltnetz unterschiedliche Laufzeiten haben. Beispiel: A ∧ ¬A müsste immer 0 sein, durch die Inverter-Laufzeit entsteht aber ein kurzer Puls.</w:t>
-      </w:r>
-    </w:p>
-    <w:p>
-      <w:pPr>
-        <w:keepNext/>
-        <w:spacing w:before="100" w:after="0"/>
-      </w:pPr>
-      <w:r>
-        <w:rPr>
-          <w:b/>
-          <w:sz w:val="18"/>
-        </w:rPr>
-        <w:t>Wie groß ist eine typische Gatterverzögerung?</w:t>
-      </w:r>
-    </w:p>
-    <w:p>
-      <w:pPr>
-        <w:spacing w:after="60"/>
-        <w:ind w:left="170"/>
-      </w:pPr>
-      <w:r>
-        <w:rPr>
-          <w:sz w:val="18"/>
-        </w:rPr>
-        <w:t>Etwa 100 Pikosekunden bis 100 Nanosekunden, je nach Logikfamilie. Die Verzögerung bei fallender Flanke kann sich von der bei steigender unterscheiden.</w:t>
-      </w:r>
-    </w:p>
-    <w:p>
-      <w:pPr>
-        <w:keepNext/>
-        <w:spacing w:before="100" w:after="0"/>
-      </w:pPr>
-      <w:r>
-        <w:rPr>
-          <w:b/>
-          <w:sz w:val="18"/>
-        </w:rPr>
-        <w:t>Wann entstehen Hazards im KV-Diagramm und wie beseitigt man sie?</w:t>
-      </w:r>
-    </w:p>
-    <w:p>
-      <w:pPr>
-        <w:spacing w:after="60"/>
-        <w:ind w:left="170"/>
-      </w:pPr>
-      <w:r>
-        <w:rPr>
-          <w:sz w:val="18"/>
-        </w:rPr>
-        <w:t>Hazards entstehen, wenn zwei Primterm-Blöcke überlappungsfrei aneinandergrenzen. Lösung: einen zusätzlichen Primterm-Block einfügen, der die Überlappung der 1-Menge garantiert — also einen logisch redundanten Term ergänzen.</w:t>
+        <w:t>Wird zu langsam abgetastet, erscheint im rekonstruierten Signal eine Frequenz, die im Original gar nicht vorkommt. Der Informationsverlust ist nicht reparierbar. Vermeidung: Das Signal muss bandbegrenzt sein und hinreichend schnell abgetastet werden.</w:t>
       </w:r>
     </w:p>
     <w:p>
@@ -1249,7 +1656,7 @@
           <w:color w:val="1F3B57"/>
           <w:sz w:val="20"/>
         </w:rPr>
-        <w:t>Kapitel 4 — VPS und Kontaktsteuerung</w:t>
+        <w:t>Kapitel 3 — Digitaltechnik</w:t>
       </w:r>
     </w:p>
     <w:p>
@@ -1262,7 +1669,7 @@
           <w:b/>
           <w:sz w:val="18"/>
         </w:rPr>
-        <w:t>Welche drei Arten der Steuerung werden unterschieden?</w:t>
+        <w:t>Was sagen die De Morganschen Gesetze?</w:t>
       </w:r>
     </w:p>
     <w:p>
@@ -1274,7 +1681,7 @@
         <w:rPr>
           <w:sz w:val="18"/>
         </w:rPr>
-        <w:t>Binäre Steuerung (Beispiel: Vorschubtisch einer Schleifmaschine), kombinatorische Steuerung (Beispiel: Zünden eines Schweißbrenners) und digitale Steuerung, bei der die Signalverarbeitung codiert in Zahlen erfolgt (Beispiel: CNC-Vorschubantrieb).</w:t>
+        <w:t>¬(A ∧ B) = ¬A ∨ ¬B und ¬(A ∨ B) = ¬A ∧ ¬B. In Worten: Bei der Negation einer Klammer wird jedes Element negiert und das Verknüpfungszeichen gekippt. Benannt nach Augustus De Morgan, bekannt waren sie schon dem mittelalterlichen Logiker Wilhelm von Ockham.</w:t>
       </w:r>
     </w:p>
     <w:p>
@@ -1287,7 +1694,7 @@
           <w:b/>
           <w:sz w:val="18"/>
         </w:rPr>
-        <w:t>Was unterscheidet zeitgeführte von prozessgeführter Steuerung?</w:t>
+        <w:t>Wozu dienen die De Morganschen Gesetze in der Praxis?</w:t>
       </w:r>
     </w:p>
     <w:p>
@@ -1299,7 +1706,7 @@
         <w:rPr>
           <w:sz w:val="18"/>
         </w:rPr>
-        <w:t>Bei der zeitgeführten Steuerung erfolgt die Weiterschaltung nach Ablauf einer Zeit — sie wird immer weniger eingesetzt, weil sie nicht flexibel genug ist. Bei der prozessgeführten Steuerung sind die Ereignisse prozessabhängig, die Weiterschaltung erfolgt durch Sensorsignale.</w:t>
+        <w:t>Eine Konjunktion lässt sich durch drei Negationen und eine Disjunktion darstellen und umgekehrt. Dadurch kann man Gattertypen gegeneinander austauschen und Bauteile einsparen — eine Schaltung lässt sich mit reinen NAND- oder reinen NOR-Gattern aufbauen.</w:t>
       </w:r>
     </w:p>
     <w:p>
@@ -1312,7 +1719,14 @@
           <w:b/>
           <w:sz w:val="18"/>
         </w:rPr>
-        <w:t>Nenne die beiden Ausführungen elektrischer Steuerungen.</w:t>
+        <w:t xml:space="preserve">★ </w:t>
+      </w:r>
+      <w:r>
+        <w:rPr>
+          <w:b/>
+          <w:sz w:val="18"/>
+        </w:rPr>
+        <w:t>Was ist der BCD-Code?</w:t>
       </w:r>
     </w:p>
     <w:p>
@@ -1324,7 +1738,7 @@
         <w:rPr>
           <w:sz w:val="18"/>
         </w:rPr>
-        <w:t>Verbindungsprogrammiert (VPS) und speicherprogrammiert (SPS).</w:t>
+        <w:t>Binary-coded decimal, dualkodierte Dezimalziffer. Jede Dezimalziffer 0 bis 9 wird durch vier Bit dargestellt, also in einem Halbbyte.</w:t>
       </w:r>
     </w:p>
     <w:p>
@@ -1337,14 +1751,7 @@
           <w:b/>
           <w:sz w:val="18"/>
         </w:rPr>
-        <w:t xml:space="preserve">★ </w:t>
-      </w:r>
-      <w:r>
-        <w:rPr>
-          <w:b/>
-          <w:sz w:val="18"/>
-        </w:rPr>
-        <w:t>Vergleiche VPS und SPS in vier Merkmalen.</w:t>
+        <w:t>Unterscheide analoges und digitales Signal.</w:t>
       </w:r>
     </w:p>
     <w:p>
@@ -1356,7 +1763,7 @@
         <w:rPr>
           <w:sz w:val="18"/>
         </w:rPr>
-        <w:t>Hardware: VPS aufgabenspezifisch, SPS aufgabenneutral. Funktionsrealisierung: VPS über elektrische Verbindungen, SPS als abgespeichertes Programm. Interne Verarbeitung: VPS zeitlich parallel, SPS zeitzyklisch und im Zyklus seriell. Aufgabenänderung: VPS Neuverdrahtung, SPS Neuprogrammierung.</w:t>
+        <w:t>Beim analogen Signal bildet der Signalparameter Nachrichten kontinuierlich ab und kann beliebig viele Werte annehmen. Beim digitalen Signal besteht die Nachricht nur aus Zeichen, der Signalparameter kann nur endlich viele Werte annehmen.</w:t>
       </w:r>
     </w:p>
     <w:p>
@@ -1369,7 +1776,7 @@
           <w:b/>
           <w:sz w:val="18"/>
         </w:rPr>
-        <w:t>Wozu dienen Relais und Schütze?</w:t>
+        <w:t>Was ist ein Signalparameter?</w:t>
       </w:r>
     </w:p>
     <w:p>
@@ -1381,7 +1788,7 @@
         <w:rPr>
           <w:sz w:val="18"/>
         </w:rPr>
-        <w:t>Sie übertragen Schaltsignale von einem Stromkreis in einen anderen, verstärken und vervielfachen sie, ohne dass die Kreise verbunden sind. Es erfolgt die Trennung zwischen Steuer- und Laststromkreis.</w:t>
+        <w:t>Diejenige Größe des Signals, deren Wert oder Werteverlauf die Nachricht darstellt — zum Beispiel die Amplitude bei einer amplitudenmodulierten Wechselspannung.</w:t>
       </w:r>
     </w:p>
     <w:p>
@@ -1394,7 +1801,7 @@
           <w:b/>
           <w:sz w:val="18"/>
         </w:rPr>
-        <w:t>Wie unterscheiden sich Relais und Schütz?</w:t>
+        <w:t>Warum dominieren binäre Signale in der Automatisierungstechnik?</w:t>
       </w:r>
     </w:p>
     <w:p>
@@ -1406,7 +1813,7 @@
         <w:rPr>
           <w:sz w:val="18"/>
         </w:rPr>
-        <w:t>Relais schalten bis etwa 1 kW, haben meist keine Funkenlöschkammern und einfach unterbrechende Kontakte. Schütze schalten bis etwa 500 kW, arbeiten elektromagnetisch mit Anker und haben immer doppelt unterbrechende Kontakte.</w:t>
+        <w:t>Drei Gründe: weniger Übertragungsfehler, weil nur zwei Interpretationen möglich sind; einfache Speicherung, da Systeme mit mehr als zwei stabilen Zuständen aufwendig und unsicher sind; und viele technische Realisierungen — Ein/Aus, Potential vorhanden oder nicht, Rechtecksignal, Potentialdifferenz.</w:t>
       </w:r>
     </w:p>
     <w:p>
@@ -1419,7 +1826,7 @@
           <w:b/>
           <w:sz w:val="18"/>
         </w:rPr>
-        <w:t>Was unterscheidet Leistungsschütz und Hilfsschütz?</w:t>
+        <w:t>Unterscheide Bit, bit und Byte.</w:t>
       </w:r>
     </w:p>
     <w:p>
@@ -1431,7 +1838,7 @@
         <w:rPr>
           <w:sz w:val="18"/>
         </w:rPr>
-        <w:t>Leistungsschütze schalten große Lasten und haben Lichtbogen-Löscheinrichtungen. Hilfsschütze schalten kleinere Steuerspannungen.</w:t>
+        <w:t>Bit ist die Kurzform für Binärzeichen, also Binärziffer oder -stelle. bit ist die Maßeinheit der Information. Byte ist eine Gruppe von 8 Binärzeichen.</w:t>
       </w:r>
     </w:p>
     <w:p>
@@ -1444,14 +1851,7 @@
           <w:b/>
           <w:sz w:val="18"/>
         </w:rPr>
-        <w:t xml:space="preserve">★ </w:t>
-      </w:r>
-      <w:r>
-        <w:rPr>
-          <w:b/>
-          <w:sz w:val="18"/>
-        </w:rPr>
-        <w:t>Wie werden Relais und Schütze gekennzeichnet?</w:t>
+        <w:t>Welche Voraussetzung braucht die Schaltalgebra für uneingeschränkte Gültigkeit?</w:t>
       </w:r>
     </w:p>
     <w:p>
@@ -1463,7 +1863,7 @@
         <w:rPr>
           <w:sz w:val="18"/>
         </w:rPr>
-        <w:t>K für Relais, Q für Schütz. Spulenanschlüsse A1 (+) und A2 (−). Hauptstromkontakte einstellig: 3/4 bei Gleichstrom, 1/2 bei Wechselstrom. Steuerkontakte zweistellig: erste Ziffer ist die fortlaufende Ordnungsziffer, zweite Ziffer die Funktionsziffer — 1/2 bedeutet Öffner, 3/4 bedeutet Schließer.</w:t>
+        <w:t>Alle Schaltzeiten müssen null sein. Genau hier setzt das Hazard-Thema an: Reale Gatter haben Laufzeiten und verletzen diese Annahme.</w:t>
       </w:r>
     </w:p>
     <w:p>
@@ -1483,7 +1883,7 @@
           <w:b/>
           <w:sz w:val="18"/>
         </w:rPr>
-        <w:t>Was bedeutet die Kontaktbezeichnung 13/14, was 21/22?</w:t>
+        <w:t>Nenne die vier UND-Regeln mit Konstanten.</w:t>
       </w:r>
     </w:p>
     <w:p>
@@ -1495,7 +1895,7 @@
         <w:rPr>
           <w:sz w:val="18"/>
         </w:rPr>
-        <w:t>13/14 ist der erste Schließer (Funktionsziffer 3/4), 21/22 der zweite Öffner (Funktionsziffer 1/2).</w:t>
+        <w:t>0 ∧ A = 0, 1 ∧ A = A, A ∧ A = A, A ∧ ¬A = 0.</w:t>
       </w:r>
     </w:p>
     <w:p>
@@ -1508,7 +1908,14 @@
           <w:b/>
           <w:sz w:val="18"/>
         </w:rPr>
-        <w:t>Welche drei Aspekte kennt die Kennzeichnung im Schaltplan?</w:t>
+        <w:t xml:space="preserve">★ </w:t>
+      </w:r>
+      <w:r>
+        <w:rPr>
+          <w:b/>
+          <w:sz w:val="18"/>
+        </w:rPr>
+        <w:t>Nenne die vier ODER-Regeln mit Konstanten.</w:t>
       </w:r>
     </w:p>
     <w:p>
@@ -1520,7 +1927,7 @@
         <w:rPr>
           <w:sz w:val="18"/>
         </w:rPr>
-        <w:t>Produktaspekt mit Vorzeichen Minus (woraus besteht das Objekt), Funktionsaspekt mit Vorzeichen Gleich (was soll es tun) und Ortsaspekt mit Vorzeichen Plus (wo steht es).</w:t>
+        <w:t>0 ∨ A = A, 1 ∨ A = 1, A ∨ A = A, A ∨ ¬A = 1.</w:t>
       </w:r>
     </w:p>
     <w:p>
@@ -1533,7 +1940,14 @@
           <w:b/>
           <w:sz w:val="18"/>
         </w:rPr>
-        <w:t>Wie entsteht ein Lichtbogen beim Schalten?</w:t>
+        <w:t xml:space="preserve">★ </w:t>
+      </w:r>
+      <w:r>
+        <w:rPr>
+          <w:b/>
+          <w:sz w:val="18"/>
+        </w:rPr>
+        <w:t>Wie viele Zeilen und wie viele Verknüpfungen gibt es bei n Eingangsvariablen?</w:t>
       </w:r>
     </w:p>
     <w:p>
@@ -1545,7 +1959,7 @@
         <w:rPr>
           <w:sz w:val="18"/>
         </w:rPr>
-        <w:t>Beim Öffnen unter Last will die Leitungsinduktivität den Stromfluss aufrechterhalten. Die Berührungsfläche wird kleiner, Stromdichte und Temperatur steigen, die Luft ionisiert und wird leitend. Folge ist Abbrand: Kontaktmaterial schmilzt und verdampft.</w:t>
+        <w:t>K = 2ⁿ Kombinationsmöglichkeiten, also Zeilen der Wahrheitstabelle, und V = 2^K = 2^(2ⁿ) mögliche Verknüpfungen. Bei n = 2 also 4 Zeilen und 16 Verknüpfungen.</w:t>
       </w:r>
     </w:p>
     <w:p>
@@ -1558,7 +1972,7 @@
           <w:b/>
           <w:sz w:val="18"/>
         </w:rPr>
-        <w:t>Warum ist der Abbrand bei Wechselstrom schwächer als bei Gleichstrom?</w:t>
+        <w:t>Wie unterscheiden sich deutsche und amerikanische Norm bei den Vorrangregeln?</w:t>
       </w:r>
     </w:p>
     <w:p>
@@ -1570,7 +1984,20 @@
         <w:rPr>
           <w:sz w:val="18"/>
         </w:rPr>
-        <w:t>Weil im Nulldurchgang des Wechselstroms die Ionisierung unterbrochen wird.</w:t>
+        <w:t xml:space="preserve">In der deutschen Norm binden UND und ODER </w:t>
+      </w:r>
+      <w:r>
+        <w:rPr>
+          <w:b/>
+          <w:sz w:val="18"/>
+        </w:rPr>
+        <w:t>gleich stark</w:t>
+      </w:r>
+      <w:r>
+        <w:rPr>
+          <w:sz w:val="18"/>
+        </w:rPr>
+        <w:t>, in der amerikanischen bindet UND stärker als ODER (Punkt vor Strich). In beiden bindet die Negation am stärksten. Empfehlung der Vorlesung: Bei ODER immer klammern.</w:t>
       </w:r>
     </w:p>
     <w:p>
@@ -1583,7 +2010,14 @@
           <w:b/>
           <w:sz w:val="18"/>
         </w:rPr>
-        <w:t>Nenne drei Funkenlöschmethoden bei kleinen Leistungen.</w:t>
+        <w:t xml:space="preserve">★ </w:t>
+      </w:r>
+      <w:r>
+        <w:rPr>
+          <w:b/>
+          <w:sz w:val="18"/>
+        </w:rPr>
+        <w:t>Wie bildet man die DNF?</w:t>
       </w:r>
     </w:p>
     <w:p>
@@ -1595,7 +2029,7 @@
         <w:rPr>
           <w:sz w:val="18"/>
         </w:rPr>
-        <w:t>RC-Kombination, Varistor (spannungsabhängiger Widerstand) und Freilaufdiode.</w:t>
+        <w:t>Alle Zeilen mit Ausgang 1 betrachten. Je Zeile einen Minterm bilden: alle Variablen UND-verknüpft, negiert wenn die Variable in der Zeile 0 ist. Alle Minterme ODER-verknüpfen. Kurz: UND vor ODER.</w:t>
       </w:r>
     </w:p>
     <w:p>
@@ -1615,7 +2049,7 @@
           <w:b/>
           <w:sz w:val="18"/>
         </w:rPr>
-        <w:t>In welchem Zustand werden Kontaktsteuerungen im Schaltplan dargestellt?</w:t>
+        <w:t>Wie bildet man die KNF?</w:t>
       </w:r>
     </w:p>
     <w:p>
@@ -1627,7 +2061,7 @@
         <w:rPr>
           <w:sz w:val="18"/>
         </w:rPr>
-        <w:t>Immer im nicht geschalteten Zustand — stromlos, Taster unbetätigt.</w:t>
+        <w:t>Alle Zeilen mit Ausgang 0 betrachten. Je Zeile einen Maxterm bilden: alle Variablen ODER-verknüpft, negiert wenn die Variable in der Zeile 1 ist. Alle Maxterme UND-verknüpfen.</w:t>
       </w:r>
     </w:p>
     <w:p>
@@ -1640,7 +2074,7 @@
           <w:b/>
           <w:sz w:val="18"/>
         </w:rPr>
-        <w:t>Was unterscheidet den ausführlichen vom kompakten Stromlaufplan?</w:t>
+        <w:t>Wie kommt man von der DNF zur KNF?</w:t>
       </w:r>
     </w:p>
     <w:p>
@@ -1652,7 +2086,7 @@
         <w:rPr>
           <w:sz w:val="18"/>
         </w:rPr>
-        <w:t>Der ausführliche zeigt alle Einzelheiten und wird wegen des Umfangs nur noch selten verwendet. Im kompakten, aufgelösten Plan bekommt jedes Betriebsmittel einen senkrecht gezeichneten Stromweg, von oben nach unten und von links nach rechts.</w:t>
+        <w:t>Man bildet die DNF der Umkehrfunktion und invertiert sie. Alternativ im KV-Diagramm die Nullen zusammenfassen, das ergibt die disjunktive Minimalform von ¬Y, und darauf De Morgan anwenden.</w:t>
       </w:r>
     </w:p>
     <w:p>
@@ -1665,7 +2099,14 @@
           <w:b/>
           <w:sz w:val="18"/>
         </w:rPr>
-        <w:t>Was kann man mit einem Relais oder Schütz tun?</w:t>
+        <w:t xml:space="preserve">★ </w:t>
+      </w:r>
+      <w:r>
+        <w:rPr>
+          <w:b/>
+          <w:sz w:val="18"/>
+        </w:rPr>
+        <w:t>Wie sind KV-Tafeln aufgebaut?</w:t>
       </w:r>
     </w:p>
     <w:p>
@@ -1677,7 +2118,7 @@
         <w:rPr>
           <w:sz w:val="18"/>
         </w:rPr>
-        <w:t>Übertragen (Hilfsstromkreis auf Hauptstromkreis), verstärken (kleine Steuerleistung schaltet große Last), umkehren, verriegeln, allgemein logisch verknüpfen und speichern.</w:t>
+        <w:t>Nachbarfelder unterscheiden sich in genau einer Variablen (Gray-Code). Randfelder gelten als benachbart, die Tafel ist gedanklich ein Torus. Bei n Eingangsvariablen gibt es 2ⁿ Felder. Jedes Feld erhält den Funktionswert aus der Wahrheitstabelle.</w:t>
       </w:r>
     </w:p>
     <w:p>
@@ -1697,7 +2138,7 @@
           <w:b/>
           <w:sz w:val="18"/>
         </w:rPr>
-        <w:t>Wie funktioniert die Selbsthaltung?</w:t>
+        <w:t>Nenne die vier Regeln des KV-Minimierungsverfahrens.</w:t>
       </w:r>
     </w:p>
     <w:p>
@@ -1709,7 +2150,7 @@
         <w:rPr>
           <w:sz w:val="18"/>
         </w:rPr>
-        <w:t>Im Stromkreis des Relais K1 liegt ein Schließer desselben Relais K1 parallel zum EIN-Taster S1. Wird S1 kurz betätigt, zieht K1 an, der Schließer K1 überbrückt S1, und K1 bleibt erregt. Der Einschaltimpuls ist gespeichert.</w:t>
+        <w:t>1. Signalwerte in die nummerierten Felder eintragen. 2. Symmetrisch liegende 1-Felder zu Zweier-, Vierer- oder Achterblöcken einkreisen. 3. Jedes 1-Feld mindestens einmal einkreisen, möglichst große Einkreisungen finden. 4. Bei Zweier-, Vierer-, Achterblöcken entfallen genau 1, 2, 3 Variablen.</w:t>
       </w:r>
     </w:p>
     <w:p>
@@ -1722,14 +2163,7 @@
           <w:b/>
           <w:sz w:val="18"/>
         </w:rPr>
-        <w:t xml:space="preserve">★ </w:t>
-      </w:r>
-      <w:r>
-        <w:rPr>
-          <w:b/>
-          <w:sz w:val="18"/>
-        </w:rPr>
-        <w:t>Was ist der Zusammenhang zwischen Selbsthaltung und Schaltnetz/Schaltwerk?</w:t>
+        <w:t>Wie viele Variablen entfallen bei einem Block der Größe 2^k?</w:t>
       </w:r>
     </w:p>
     <w:p>
@@ -1741,7 +2175,7 @@
         <w:rPr>
           <w:sz w:val="18"/>
         </w:rPr>
-        <w:t>Schaltnetz = ohne Selbsthaltung, der Ausgang hängt nur vom aktuellen Eingang ab. Schaltwerk = mit Selbsthaltung, es gibt einen gespeicherten Zustand.</w:t>
+        <w:t>Genau k Variablen. Deshalb immer so groß wie möglich einkreisen, Überlappungen sind erlaubt und oft nötig.</w:t>
       </w:r>
     </w:p>
     <w:p>
@@ -1754,7 +2188,14 @@
           <w:b/>
           <w:sz w:val="18"/>
         </w:rPr>
-        <w:t>Was bedeutet dominierend setzend und dominierend rücksetzend?</w:t>
+        <w:t xml:space="preserve">★ </w:t>
+      </w:r>
+      <w:r>
+        <w:rPr>
+          <w:b/>
+          <w:sz w:val="18"/>
+        </w:rPr>
+        <w:t>Was sind Don't-Care-Terme und wie behandelt man sie?</w:t>
       </w:r>
     </w:p>
     <w:p>
@@ -1766,7 +2207,20 @@
         <w:rPr>
           <w:sz w:val="18"/>
         </w:rPr>
-        <w:t>Das dominierende Verhalten gibt an, wie die Schaltung auf gleichzeitiges EIN und AUS reagiert. Bei dominierend setzend hat die Erregung Vorrang vor dem AUS-Taster, bei dominierend rücksetzend ist es umgekehrt.</w:t>
+        <w:t xml:space="preserve">Eingangskombinationen, die technisch nicht auftreten können oder deren Ergebnis gleichgültig ist. Sie werden als X in die KV-Tafel eingetragen und dürfen nach Belieben als 0 oder 1 gelesen werden. Ein X wird nur einbezogen, wenn es einen Block vergrößert — es </w:t>
+      </w:r>
+      <w:r>
+        <w:rPr>
+          <w:b/>
+          <w:sz w:val="18"/>
+        </w:rPr>
+        <w:t>muss</w:t>
+      </w:r>
+      <w:r>
+        <w:rPr>
+          <w:sz w:val="18"/>
+        </w:rPr>
+        <w:t xml:space="preserve"> nicht überdeckt werden.</w:t>
       </w:r>
     </w:p>
     <w:p>
@@ -1779,7 +2233,7 @@
           <w:b/>
           <w:sz w:val="18"/>
         </w:rPr>
-        <w:t>Wozu dient die Wendeschützschaltung?</w:t>
+        <w:t>Bis wie viele Variablen ist das KV-Diagramm praktikabel?</w:t>
       </w:r>
     </w:p>
     <w:p>
@@ -1791,7 +2245,7 @@
         <w:rPr>
           <w:sz w:val="18"/>
         </w:rPr>
-        <w:t>Zur Umkehr der Drehrichtung von Drehstrommotoren. Zwei Schütze Q1 und Q2 vertauschen im Laststromkreis zwei Außenleiter. Sie müssen zwingend gegeneinander verriegelt sein.</w:t>
+        <w:t>Etwa sechs. Vorgeschlagen 1952 von Veitch, 1953 von Karnaugh modifiziert.</w:t>
       </w:r>
     </w:p>
     <w:p>
@@ -1804,7 +2258,7 @@
           <w:b/>
           <w:sz w:val="18"/>
         </w:rPr>
-        <w:t>Wozu dient die Stern-Dreieck-Schaltung?</w:t>
+        <w:t>Was ist der Unterschied zwischen Glitch und Hazard?</w:t>
       </w:r>
     </w:p>
     <w:p>
@@ -1816,7 +2270,20 @@
         <w:rPr>
           <w:sz w:val="18"/>
         </w:rPr>
-        <w:t>Größere Drehstrommotoren mit Kurzschlussläufer mit reduzierter Leistungsaufnahme anlaufen zu lassen. Das vermeidet das Auslösen von Überstromschutzeinrichtungen wegen des sonst hohen Anlaufstroms bei direktem Anlauf in Dreieckschaltung.</w:t>
+        <w:t xml:space="preserve">Ein Glitch ist eine nicht beabsichtigte Signaländerung am Gatterausgang. Ein Hazard ist die Konfiguration, bei der ein Glitch auftreten </w:t>
+      </w:r>
+      <w:r>
+        <w:rPr>
+          <w:b/>
+          <w:sz w:val="18"/>
+        </w:rPr>
+        <w:t>kann</w:t>
+      </w:r>
+      <w:r>
+        <w:rPr>
+          <w:sz w:val="18"/>
+        </w:rPr>
+        <w:t>, aber nicht muss.</w:t>
       </w:r>
     </w:p>
     <w:p>
@@ -1829,7 +2296,7 @@
           <w:b/>
           <w:sz w:val="18"/>
         </w:rPr>
-        <w:t>Wozu dient die Kontaktvervielfachung durch Hilfsschütz?</w:t>
+        <w:t>Wodurch entstehen Glitches?</w:t>
       </w:r>
     </w:p>
     <w:p>
@@ -1841,7 +2308,57 @@
         <w:rPr>
           <w:sz w:val="18"/>
         </w:rPr>
-        <w:t>Um mehr Kontakte zur Verfügung zu haben, als das Hauptschütz selbst bietet.</w:t>
+        <w:t>Dadurch, dass verschiedene Pfade durch ein Schaltnetz unterschiedliche Laufzeiten haben. Beispiel: A ∧ ¬A müsste immer 0 sein, durch die Inverter-Laufzeit entsteht aber ein kurzer Puls.</w:t>
+      </w:r>
+    </w:p>
+    <w:p>
+      <w:pPr>
+        <w:keepNext/>
+        <w:spacing w:before="100" w:after="0"/>
+      </w:pPr>
+      <w:r>
+        <w:rPr>
+          <w:b/>
+          <w:sz w:val="18"/>
+        </w:rPr>
+        <w:t>Wie groß ist eine typische Gatterverzögerung?</w:t>
+      </w:r>
+    </w:p>
+    <w:p>
+      <w:pPr>
+        <w:spacing w:after="60"/>
+        <w:ind w:left="170"/>
+      </w:pPr>
+      <w:r>
+        <w:rPr>
+          <w:sz w:val="18"/>
+        </w:rPr>
+        <w:t>Etwa 100 Pikosekunden bis 100 Nanosekunden, je nach Logikfamilie. Die Verzögerung bei fallender Flanke kann sich von der bei steigender unterscheiden.</w:t>
+      </w:r>
+    </w:p>
+    <w:p>
+      <w:pPr>
+        <w:keepNext/>
+        <w:spacing w:before="100" w:after="0"/>
+      </w:pPr>
+      <w:r>
+        <w:rPr>
+          <w:b/>
+          <w:sz w:val="18"/>
+        </w:rPr>
+        <w:t>Wann entstehen Hazards im KV-Diagramm und wie beseitigt man sie?</w:t>
+      </w:r>
+    </w:p>
+    <w:p>
+      <w:pPr>
+        <w:spacing w:after="60"/>
+        <w:ind w:left="170"/>
+      </w:pPr>
+      <w:r>
+        <w:rPr>
+          <w:sz w:val="18"/>
+        </w:rPr>
+        <w:t>Hazards entstehen, wenn zwei Primterm-Blöcke überlappungsfrei aneinandergrenzen. Lösung: einen zusätzlichen Primterm-Block einfügen, der die Überlappung der 1-Menge garantiert — also einen logisch redundanten Term ergänzen.</w:t>
       </w:r>
     </w:p>
     <w:p>
@@ -1854,7 +2371,7 @@
           <w:color w:val="1F3B57"/>
           <w:sz w:val="20"/>
         </w:rPr>
-        <w:t>Kapitel 4.2 — Schaltwerke</w:t>
+        <w:t>Kapitel 4 — VPS und Kontaktsteuerung</w:t>
       </w:r>
     </w:p>
     <w:p>
@@ -1867,14 +2384,7 @@
           <w:b/>
           <w:sz w:val="18"/>
         </w:rPr>
-        <w:t xml:space="preserve">★ </w:t>
-      </w:r>
-      <w:r>
-        <w:rPr>
-          <w:b/>
-          <w:sz w:val="18"/>
-        </w:rPr>
-        <w:t>Was unterscheidet Schaltnetz und Schaltwerk?</w:t>
+        <w:t>Welche drei Arten der Steuerung werden unterschieden?</w:t>
       </w:r>
     </w:p>
     <w:p>
@@ -1886,20 +2396,7 @@
         <w:rPr>
           <w:sz w:val="18"/>
         </w:rPr>
-        <w:t xml:space="preserve">Beim Schaltnetz hängt der Ausgang nur von der aktuellen Eingangsbelegung ab, es ist rein kombinatorisch. Das Schaltwerk hat zusätzlich Speicher oder Zeitglieder — der Ausgang hängt von Eingang </w:t>
-      </w:r>
-      <w:r>
-        <w:rPr>
-          <w:b/>
-          <w:sz w:val="18"/>
-        </w:rPr>
-        <w:t>und</w:t>
-      </w:r>
-      <w:r>
-        <w:rPr>
-          <w:sz w:val="18"/>
-        </w:rPr>
-        <w:t xml:space="preserve"> innerem Zustand ab.</w:t>
+        <w:t>Binäre Steuerung (Beispiel: Vorschubtisch einer Schleifmaschine), kombinatorische Steuerung (Beispiel: Zünden eines Schweißbrenners) und digitale Steuerung, bei der die Signalverarbeitung codiert in Zahlen erfolgt (Beispiel: CNC-Vorschubantrieb).</w:t>
       </w:r>
     </w:p>
     <w:p>
@@ -1912,14 +2409,7 @@
           <w:b/>
           <w:sz w:val="18"/>
         </w:rPr>
-        <w:t xml:space="preserve">★ </w:t>
-      </w:r>
-      <w:r>
-        <w:rPr>
-          <w:b/>
-          <w:sz w:val="18"/>
-        </w:rPr>
-        <w:t>Was ist der Unterschied zwischen SR- und RS-Speicher?</w:t>
+        <w:t>Was unterscheidet zeitgeführte von prozessgeführter Steuerung?</w:t>
       </w:r>
     </w:p>
     <w:p>
@@ -1931,20 +2421,7 @@
         <w:rPr>
           <w:sz w:val="18"/>
         </w:rPr>
-        <w:t xml:space="preserve">Nur der Vorrang bei gleichzeitigem Setzen und Rücksetzen. SR ist setzdominant, RS ist rücksetzdominant. In der Foliennotation gilt: Der Eingang, der im Funktionsplan </w:t>
-      </w:r>
-      <w:r>
-        <w:rPr>
-          <w:b/>
-          <w:sz w:val="18"/>
-        </w:rPr>
-        <w:t>unten am Q</w:t>
-      </w:r>
-      <w:r>
-        <w:rPr>
-          <w:sz w:val="18"/>
-        </w:rPr>
-        <w:t xml:space="preserve"> steht, wird in der Anweisungsliste zuletzt ausgeführt und gewinnt deshalb.</w:t>
+        <w:t>Bei der zeitgeführten Steuerung erfolgt die Weiterschaltung nach Ablauf einer Zeit — sie wird immer weniger eingesetzt, weil sie nicht flexibel genug ist. Bei der prozessgeführten Steuerung sind die Ereignisse prozessabhängig, die Weiterschaltung erfolgt durch Sensorsignale.</w:t>
       </w:r>
     </w:p>
     <w:p>
@@ -1957,7 +2434,7 @@
           <w:b/>
           <w:sz w:val="18"/>
         </w:rPr>
-        <w:t>Wie sieht „Speichern mit vorrangigem Rücksetzen" in der Anweisungsliste aus?</w:t>
+        <w:t>Nenne die beiden Ausführungen elektrischer Steuerungen.</w:t>
       </w:r>
     </w:p>
     <w:p>
@@ -1969,27 +2446,7 @@
         <w:rPr>
           <w:sz w:val="18"/>
         </w:rPr>
-        <w:t xml:space="preserve">Erst setzen, dann rücksetzen — die letzte Operation gewinnt: </w:t>
-      </w:r>
-      <w:r>
-        <w:rPr>
-          <w:rFonts w:ascii="Consolas" w:hAnsi="Consolas"/>
-          <w:sz w:val="18"/>
-        </w:rPr>
-        <w:t>U E1 / S A / U E0 / R A</w:t>
-      </w:r>
-      <w:r>
-        <w:rPr>
-          <w:sz w:val="18"/>
-        </w:rPr>
-        <w:t xml:space="preserve">. In ST: </w:t>
-      </w:r>
-      <w:r>
-        <w:rPr>
-          <w:rFonts w:ascii="Consolas" w:hAnsi="Consolas"/>
-          <w:sz w:val="18"/>
-        </w:rPr>
-        <w:t>IF E1 THEN A := TRUE; END_IF; IF E0 THEN A := FALSE; END_IF;</w:t>
+        <w:t>Verbindungsprogrammiert (VPS) und speicherprogrammiert (SPS).</w:t>
       </w:r>
     </w:p>
     <w:p>
@@ -2002,7 +2459,14 @@
           <w:b/>
           <w:sz w:val="18"/>
         </w:rPr>
-        <w:t>Welchen Speichervorrang wählt man in der Sicherheitstechnik?</w:t>
+        <w:t xml:space="preserve">★ </w:t>
+      </w:r>
+      <w:r>
+        <w:rPr>
+          <w:b/>
+          <w:sz w:val="18"/>
+        </w:rPr>
+        <w:t>Vergleiche VPS und SPS in vier Merkmalen.</w:t>
       </w:r>
     </w:p>
     <w:p>
@@ -2014,7 +2478,7 @@
         <w:rPr>
           <w:sz w:val="18"/>
         </w:rPr>
-        <w:t>Rücksetzdominant. Ein gleichzeitig anliegendes AUS muss in jedem Fall gewinnen.</w:t>
+        <w:t>Hardware: VPS aufgabenspezifisch, SPS aufgabenneutral. Funktionsrealisierung: VPS über elektrische Verbindungen, SPS als abgespeichertes Programm. Interne Verarbeitung: VPS zeitlich parallel, SPS zeitzyklisch und im Zyklus seriell. Aufgabenänderung: VPS Neuverdrahtung, SPS Neuprogrammierung.</w:t>
       </w:r>
     </w:p>
     <w:p>
@@ -2027,7 +2491,7 @@
           <w:b/>
           <w:sz w:val="18"/>
         </w:rPr>
-        <w:t>Welcher Zählerbaustein ist der Standard nach IEC 61131?</w:t>
+        <w:t>Wozu dienen Relais und Schütze?</w:t>
       </w:r>
     </w:p>
     <w:p>
@@ -2039,7 +2503,7 @@
         <w:rPr>
           <w:sz w:val="18"/>
         </w:rPr>
-        <w:t>CTUD, count up/down. Er zählt bei steigender Flanke an CU aufwärts und an CD abwärts, wird über LOAD auf den Vorgabewert PV gesetzt und über RESET genullt.</w:t>
+        <w:t>Sie übertragen Schaltsignale von einem Stromkreis in einen anderen, verstärken und vervielfachen sie, ohne dass die Kreise verbunden sind. Es erfolgt die Trennung zwischen Steuer- und Laststromkreis.</w:t>
       </w:r>
     </w:p>
     <w:p>
@@ -2052,7 +2516,7 @@
           <w:b/>
           <w:sz w:val="18"/>
         </w:rPr>
-        <w:t>Was tun TON, TOF und TP?</w:t>
+        <w:t>Wie unterscheiden sich Relais und Schütz?</w:t>
       </w:r>
     </w:p>
     <w:p>
@@ -2064,7 +2528,7 @@
         <w:rPr>
           <w:sz w:val="18"/>
         </w:rPr>
-        <w:t>TON ist die Einschaltverzögerung: liegt IN durchgehend für die Zeit PT an, wird Q wahr. TOF ist die Ausschaltverzögerung. TP ist der Impuls fester Länge.</w:t>
+        <w:t>Relais schalten bis etwa 1 kW, haben meist keine Funkenlöschkammern und einfach unterbrechende Kontakte. Schütze schalten bis etwa 500 kW, arbeiten elektromagnetisch mit Anker und haben immer doppelt unterbrechende Kontakte.</w:t>
       </w:r>
     </w:p>
     <w:p>
@@ -2077,7 +2541,7 @@
           <w:b/>
           <w:sz w:val="18"/>
         </w:rPr>
-        <w:t>Welche zwei Operanden gehören zur Flankenauswertung?</w:t>
+        <w:t>Was unterscheidet Leistungsschütz und Hilfsschütz?</w:t>
       </w:r>
     </w:p>
     <w:p>
@@ -2089,20 +2553,7 @@
         <w:rPr>
           <w:sz w:val="18"/>
         </w:rPr>
-        <w:t xml:space="preserve">Ein Flankenoperand F0, der den veränderten Signalwert speichert, und ein Impulsoperand I0, der beim Auftreten der Flanke für die Dauer </w:t>
-      </w:r>
-      <w:r>
-        <w:rPr>
-          <w:b/>
-          <w:sz w:val="18"/>
-        </w:rPr>
-        <w:t>eines Programmzyklus</w:t>
-      </w:r>
-      <w:r>
-        <w:rPr>
-          <w:sz w:val="18"/>
-        </w:rPr>
-        <w:t xml:space="preserve"> den Wert 1 führt.</w:t>
+        <w:t>Leistungsschütze schalten große Lasten und haben Lichtbogen-Löscheinrichtungen. Hilfsschütze schalten kleinere Steuerspannungen.</w:t>
       </w:r>
     </w:p>
     <w:p>
@@ -2115,7 +2566,14 @@
           <w:b/>
           <w:sz w:val="18"/>
         </w:rPr>
-        <w:t>Welche Codesys-Bausteine gibt es für die Flankenauswertung?</w:t>
+        <w:t xml:space="preserve">★ </w:t>
+      </w:r>
+      <w:r>
+        <w:rPr>
+          <w:b/>
+          <w:sz w:val="18"/>
+        </w:rPr>
+        <w:t>Wie werden Relais und Schütze gekennzeichnet?</w:t>
       </w:r>
     </w:p>
     <w:p>
@@ -2127,7 +2585,7 @@
         <w:rPr>
           <w:sz w:val="18"/>
         </w:rPr>
-        <w:t>R_TRIG für die steigende Flanke 0 → 1 und F_TRIG für die fallende Flanke.</w:t>
+        <w:t>K für Relais, Q für Schütz. Spulenanschlüsse A1 (+) und A2 (−). Hauptstromkontakte einstellig: 3/4 bei Gleichstrom, 1/2 bei Wechselstrom. Steuerkontakte zweistellig: erste Ziffer ist die fortlaufende Ordnungsziffer, zweite Ziffer die Funktionsziffer — 1/2 bedeutet Öffner, 3/4 bedeutet Schließer.</w:t>
       </w:r>
     </w:p>
     <w:p>
@@ -2140,7 +2598,14 @@
           <w:b/>
           <w:sz w:val="18"/>
         </w:rPr>
-        <w:t>Wann kann man auf den Impulsoperanden verzichten?</w:t>
+        <w:t xml:space="preserve">★ </w:t>
+      </w:r>
+      <w:r>
+        <w:rPr>
+          <w:b/>
+          <w:sz w:val="18"/>
+        </w:rPr>
+        <w:t>Was bedeutet die Kontaktbezeichnung 13/14, was 21/22?</w:t>
       </w:r>
     </w:p>
     <w:p>
@@ -2152,7 +2617,7 @@
         <w:rPr>
           <w:sz w:val="18"/>
         </w:rPr>
-        <w:t>Wenn die Flankenauswertung nur an einer Stelle des Programms gebraucht wird. Dann verwendet man den Ausgang direkt, etwa zum Setzen eines SR-Speichers.</w:t>
+        <w:t>13/14 ist der erste Schließer (Funktionsziffer 3/4), 21/22 der zweite Öffner (Funktionsziffer 1/2).</w:t>
       </w:r>
     </w:p>
     <w:p>
@@ -2165,7 +2630,7 @@
           <w:b/>
           <w:sz w:val="18"/>
         </w:rPr>
-        <w:t>Was ist die RS-Tabelle und wozu dient sie?</w:t>
+        <w:t>Welche drei Aspekte kennt die Kennzeichnung im Schaltplan?</w:t>
       </w:r>
     </w:p>
     <w:p>
@@ -2177,7 +2642,328 @@
         <w:rPr>
           <w:sz w:val="18"/>
         </w:rPr>
-        <w:t>Ein Hilfsmittel für den systematischen Programmentwurf mit mehreren Speichern. Man betrachtet Ausgangsvariablen — insbesondere Schütze und Hilfsschütze — als Speicher und trägt je Speicher die Setz- und die Rücksetzbedingung ein.</w:t>
+        <w:t>Produktaspekt mit Vorzeichen Minus (woraus besteht das Objekt), Funktionsaspekt mit Vorzeichen Gleich (was soll es tun) und Ortsaspekt mit Vorzeichen Plus (wo steht es).</w:t>
+      </w:r>
+    </w:p>
+    <w:p>
+      <w:pPr>
+        <w:keepNext/>
+        <w:spacing w:before="100" w:after="0"/>
+      </w:pPr>
+      <w:r>
+        <w:rPr>
+          <w:b/>
+          <w:sz w:val="18"/>
+        </w:rPr>
+        <w:t>Wie entsteht ein Lichtbogen beim Schalten?</w:t>
+      </w:r>
+    </w:p>
+    <w:p>
+      <w:pPr>
+        <w:spacing w:after="60"/>
+        <w:ind w:left="170"/>
+      </w:pPr>
+      <w:r>
+        <w:rPr>
+          <w:sz w:val="18"/>
+        </w:rPr>
+        <w:t>Beim Öffnen unter Last will die Leitungsinduktivität den Stromfluss aufrechterhalten. Die Berührungsfläche wird kleiner, Stromdichte und Temperatur steigen, die Luft ionisiert und wird leitend. Folge ist Abbrand: Kontaktmaterial schmilzt und verdampft.</w:t>
+      </w:r>
+    </w:p>
+    <w:p>
+      <w:pPr>
+        <w:keepNext/>
+        <w:spacing w:before="100" w:after="0"/>
+      </w:pPr>
+      <w:r>
+        <w:rPr>
+          <w:b/>
+          <w:sz w:val="18"/>
+        </w:rPr>
+        <w:t>Warum ist der Abbrand bei Wechselstrom schwächer als bei Gleichstrom?</w:t>
+      </w:r>
+    </w:p>
+    <w:p>
+      <w:pPr>
+        <w:spacing w:after="60"/>
+        <w:ind w:left="170"/>
+      </w:pPr>
+      <w:r>
+        <w:rPr>
+          <w:sz w:val="18"/>
+        </w:rPr>
+        <w:t>Weil im Nulldurchgang des Wechselstroms die Ionisierung unterbrochen wird.</w:t>
+      </w:r>
+    </w:p>
+    <w:p>
+      <w:pPr>
+        <w:keepNext/>
+        <w:spacing w:before="100" w:after="0"/>
+      </w:pPr>
+      <w:r>
+        <w:rPr>
+          <w:b/>
+          <w:sz w:val="18"/>
+        </w:rPr>
+        <w:t>Nenne drei Funkenlöschmethoden bei kleinen Leistungen.</w:t>
+      </w:r>
+    </w:p>
+    <w:p>
+      <w:pPr>
+        <w:spacing w:after="60"/>
+        <w:ind w:left="170"/>
+      </w:pPr>
+      <w:r>
+        <w:rPr>
+          <w:sz w:val="18"/>
+        </w:rPr>
+        <w:t>RC-Kombination, Varistor (spannungsabhängiger Widerstand) und Freilaufdiode.</w:t>
+      </w:r>
+    </w:p>
+    <w:p>
+      <w:pPr>
+        <w:keepNext/>
+        <w:spacing w:before="100" w:after="0"/>
+      </w:pPr>
+      <w:r>
+        <w:rPr>
+          <w:b/>
+          <w:sz w:val="18"/>
+        </w:rPr>
+        <w:t xml:space="preserve">★ </w:t>
+      </w:r>
+      <w:r>
+        <w:rPr>
+          <w:b/>
+          <w:sz w:val="18"/>
+        </w:rPr>
+        <w:t>In welchem Zustand werden Kontaktsteuerungen im Schaltplan dargestellt?</w:t>
+      </w:r>
+    </w:p>
+    <w:p>
+      <w:pPr>
+        <w:spacing w:after="60"/>
+        <w:ind w:left="170"/>
+      </w:pPr>
+      <w:r>
+        <w:rPr>
+          <w:sz w:val="18"/>
+        </w:rPr>
+        <w:t>Immer im nicht geschalteten Zustand — stromlos, Taster unbetätigt.</w:t>
+      </w:r>
+    </w:p>
+    <w:p>
+      <w:pPr>
+        <w:keepNext/>
+        <w:spacing w:before="100" w:after="0"/>
+      </w:pPr>
+      <w:r>
+        <w:rPr>
+          <w:b/>
+          <w:sz w:val="18"/>
+        </w:rPr>
+        <w:t>Was unterscheidet den ausführlichen vom kompakten Stromlaufplan?</w:t>
+      </w:r>
+    </w:p>
+    <w:p>
+      <w:pPr>
+        <w:spacing w:after="60"/>
+        <w:ind w:left="170"/>
+      </w:pPr>
+      <w:r>
+        <w:rPr>
+          <w:sz w:val="18"/>
+        </w:rPr>
+        <w:t>Der ausführliche zeigt alle Einzelheiten und wird wegen des Umfangs nur noch selten verwendet. Im kompakten, aufgelösten Plan bekommt jedes Betriebsmittel einen senkrecht gezeichneten Stromweg, von oben nach unten und von links nach rechts.</w:t>
+      </w:r>
+    </w:p>
+    <w:p>
+      <w:pPr>
+        <w:keepNext/>
+        <w:spacing w:before="100" w:after="0"/>
+      </w:pPr>
+      <w:r>
+        <w:rPr>
+          <w:b/>
+          <w:sz w:val="18"/>
+        </w:rPr>
+        <w:t>Was kann man mit einem Relais oder Schütz tun?</w:t>
+      </w:r>
+    </w:p>
+    <w:p>
+      <w:pPr>
+        <w:spacing w:after="60"/>
+        <w:ind w:left="170"/>
+      </w:pPr>
+      <w:r>
+        <w:rPr>
+          <w:sz w:val="18"/>
+        </w:rPr>
+        <w:t>Übertragen (Hilfsstromkreis auf Hauptstromkreis), verstärken (kleine Steuerleistung schaltet große Last), umkehren, verriegeln, allgemein logisch verknüpfen und speichern.</w:t>
+      </w:r>
+    </w:p>
+    <w:p>
+      <w:pPr>
+        <w:keepNext/>
+        <w:spacing w:before="100" w:after="0"/>
+      </w:pPr>
+      <w:r>
+        <w:rPr>
+          <w:b/>
+          <w:sz w:val="18"/>
+        </w:rPr>
+        <w:t xml:space="preserve">★ </w:t>
+      </w:r>
+      <w:r>
+        <w:rPr>
+          <w:b/>
+          <w:sz w:val="18"/>
+        </w:rPr>
+        <w:t>Wie funktioniert die Selbsthaltung?</w:t>
+      </w:r>
+    </w:p>
+    <w:p>
+      <w:pPr>
+        <w:spacing w:after="60"/>
+        <w:ind w:left="170"/>
+      </w:pPr>
+      <w:r>
+        <w:rPr>
+          <w:sz w:val="18"/>
+        </w:rPr>
+        <w:t>Im Stromkreis des Relais K1 liegt ein Schließer desselben Relais K1 parallel zum EIN-Taster S1. Wird S1 kurz betätigt, zieht K1 an, der Schließer K1 überbrückt S1, und K1 bleibt erregt. Der Einschaltimpuls ist gespeichert.</w:t>
+      </w:r>
+    </w:p>
+    <w:p>
+      <w:pPr>
+        <w:keepNext/>
+        <w:spacing w:before="100" w:after="0"/>
+      </w:pPr>
+      <w:r>
+        <w:rPr>
+          <w:b/>
+          <w:sz w:val="18"/>
+        </w:rPr>
+        <w:t xml:space="preserve">★ </w:t>
+      </w:r>
+      <w:r>
+        <w:rPr>
+          <w:b/>
+          <w:sz w:val="18"/>
+        </w:rPr>
+        <w:t>Was ist der Zusammenhang zwischen Selbsthaltung und Schaltnetz/Schaltwerk?</w:t>
+      </w:r>
+    </w:p>
+    <w:p>
+      <w:pPr>
+        <w:spacing w:after="60"/>
+        <w:ind w:left="170"/>
+      </w:pPr>
+      <w:r>
+        <w:rPr>
+          <w:sz w:val="18"/>
+        </w:rPr>
+        <w:t>Schaltnetz = ohne Selbsthaltung, der Ausgang hängt nur vom aktuellen Eingang ab. Schaltwerk = mit Selbsthaltung, es gibt einen gespeicherten Zustand.</w:t>
+      </w:r>
+    </w:p>
+    <w:p>
+      <w:pPr>
+        <w:keepNext/>
+        <w:spacing w:before="100" w:after="0"/>
+      </w:pPr>
+      <w:r>
+        <w:rPr>
+          <w:b/>
+          <w:sz w:val="18"/>
+        </w:rPr>
+        <w:t>Was bedeutet dominierend setzend und dominierend rücksetzend?</w:t>
+      </w:r>
+    </w:p>
+    <w:p>
+      <w:pPr>
+        <w:spacing w:after="60"/>
+        <w:ind w:left="170"/>
+      </w:pPr>
+      <w:r>
+        <w:rPr>
+          <w:sz w:val="18"/>
+        </w:rPr>
+        <w:t>Das dominierende Verhalten gibt an, wie die Schaltung auf gleichzeitiges EIN und AUS reagiert. Bei dominierend setzend hat die Erregung Vorrang vor dem AUS-Taster, bei dominierend rücksetzend ist es umgekehrt.</w:t>
+      </w:r>
+    </w:p>
+    <w:p>
+      <w:pPr>
+        <w:keepNext/>
+        <w:spacing w:before="100" w:after="0"/>
+      </w:pPr>
+      <w:r>
+        <w:rPr>
+          <w:b/>
+          <w:sz w:val="18"/>
+        </w:rPr>
+        <w:t>Wozu dient die Wendeschützschaltung?</w:t>
+      </w:r>
+    </w:p>
+    <w:p>
+      <w:pPr>
+        <w:spacing w:after="60"/>
+        <w:ind w:left="170"/>
+      </w:pPr>
+      <w:r>
+        <w:rPr>
+          <w:sz w:val="18"/>
+        </w:rPr>
+        <w:t>Zur Umkehr der Drehrichtung von Drehstrommotoren. Zwei Schütze Q1 und Q2 vertauschen im Laststromkreis zwei Außenleiter. Sie müssen zwingend gegeneinander verriegelt sein.</w:t>
+      </w:r>
+    </w:p>
+    <w:p>
+      <w:pPr>
+        <w:keepNext/>
+        <w:spacing w:before="100" w:after="0"/>
+      </w:pPr>
+      <w:r>
+        <w:rPr>
+          <w:b/>
+          <w:sz w:val="18"/>
+        </w:rPr>
+        <w:t>Wozu dient die Stern-Dreieck-Schaltung?</w:t>
+      </w:r>
+    </w:p>
+    <w:p>
+      <w:pPr>
+        <w:spacing w:after="60"/>
+        <w:ind w:left="170"/>
+      </w:pPr>
+      <w:r>
+        <w:rPr>
+          <w:sz w:val="18"/>
+        </w:rPr>
+        <w:t>Größere Drehstrommotoren mit Kurzschlussläufer mit reduzierter Leistungsaufnahme anlaufen zu lassen. Das vermeidet das Auslösen von Überstromschutzeinrichtungen wegen des sonst hohen Anlaufstroms bei direktem Anlauf in Dreieckschaltung.</w:t>
+      </w:r>
+    </w:p>
+    <w:p>
+      <w:pPr>
+        <w:keepNext/>
+        <w:spacing w:before="100" w:after="0"/>
+      </w:pPr>
+      <w:r>
+        <w:rPr>
+          <w:b/>
+          <w:sz w:val="18"/>
+        </w:rPr>
+        <w:t>Wozu dient die Kontaktvervielfachung durch Hilfsschütz?</w:t>
+      </w:r>
+    </w:p>
+    <w:p>
+      <w:pPr>
+        <w:spacing w:after="60"/>
+        <w:ind w:left="170"/>
+      </w:pPr>
+      <w:r>
+        <w:rPr>
+          <w:sz w:val="18"/>
+        </w:rPr>
+        <w:t>Um mehr Kontakte zur Verfügung zu haben, als das Hauptschütz selbst bietet.</w:t>
       </w:r>
     </w:p>
     <w:p>
@@ -2190,7 +2976,7 @@
           <w:color w:val="1F3B57"/>
           <w:sz w:val="20"/>
         </w:rPr>
-        <w:t>Kapitel 5 — SPS</w:t>
+        <w:t>Kapitel 4.2 — Schaltwerke</w:t>
       </w:r>
     </w:p>
     <w:p>
@@ -2203,7 +2989,14 @@
           <w:b/>
           <w:sz w:val="18"/>
         </w:rPr>
-        <w:t>Welche binären Aufgaben erfüllt eine SPS typischerweise?</w:t>
+        <w:t xml:space="preserve">★ </w:t>
+      </w:r>
+      <w:r>
+        <w:rPr>
+          <w:b/>
+          <w:sz w:val="18"/>
+        </w:rPr>
+        <w:t>Was unterscheidet Schaltnetz und Schaltwerk?</w:t>
       </w:r>
     </w:p>
     <w:p>
@@ -2215,7 +3008,20 @@
         <w:rPr>
           <w:sz w:val="18"/>
         </w:rPr>
-        <w:t>Logische Funktionen (UND, ODER), Speicherfunktionen (JK-Flipflop, D-Speicher), Zeitfunktionen (Einschaltverzögerung, Puls), Zählfunktionen (Vorwärts-, Rückwärtszähler) und Flankenerkennung.</w:t>
+        <w:t xml:space="preserve">Beim Schaltnetz hängt der Ausgang nur von der aktuellen Eingangsbelegung ab, es ist rein kombinatorisch. Das Schaltwerk hat zusätzlich Speicher oder Zeitglieder — der Ausgang hängt von Eingang </w:t>
+      </w:r>
+      <w:r>
+        <w:rPr>
+          <w:b/>
+          <w:sz w:val="18"/>
+        </w:rPr>
+        <w:t>und</w:t>
+      </w:r>
+      <w:r>
+        <w:rPr>
+          <w:sz w:val="18"/>
+        </w:rPr>
+        <w:t xml:space="preserve"> innerem Zustand ab.</w:t>
       </w:r>
     </w:p>
     <w:p>
@@ -2228,7 +3034,14 @@
           <w:b/>
           <w:sz w:val="18"/>
         </w:rPr>
-        <w:t>Welche analogen Aufgaben erfüllt eine SPS?</w:t>
+        <w:t xml:space="preserve">★ </w:t>
+      </w:r>
+      <w:r>
+        <w:rPr>
+          <w:b/>
+          <w:sz w:val="18"/>
+        </w:rPr>
+        <w:t>Was ist der Unterschied zwischen SR- und RS-Speicher?</w:t>
       </w:r>
     </w:p>
     <w:p>
@@ -2240,7 +3053,20 @@
         <w:rPr>
           <w:sz w:val="18"/>
         </w:rPr>
-        <w:t>Konditionierung (Verstärkung, Skalierung, Filterung), Selektion (Grenzwertüberschreitung, Begrenzung, Maximum-Auswahl), Kombination (arithmetische Verknüpfung) und Transformation (Radizieren, Differenzieren, Betrag, Exponieren).</w:t>
+        <w:t xml:space="preserve">Nur der Vorrang bei gleichzeitigem Setzen und Rücksetzen. SR ist setzdominant, RS ist rücksetzdominant. In der Foliennotation gilt: Der Eingang, der im Funktionsplan </w:t>
+      </w:r>
+      <w:r>
+        <w:rPr>
+          <w:b/>
+          <w:sz w:val="18"/>
+        </w:rPr>
+        <w:t>unten am Q</w:t>
+      </w:r>
+      <w:r>
+        <w:rPr>
+          <w:sz w:val="18"/>
+        </w:rPr>
+        <w:t xml:space="preserve"> steht, wird in der Anweisungsliste zuletzt ausgeführt und gewinnt deshalb.</w:t>
       </w:r>
     </w:p>
     <w:p>
@@ -2253,14 +3079,7 @@
           <w:b/>
           <w:sz w:val="18"/>
         </w:rPr>
-        <w:t xml:space="preserve">★ </w:t>
-      </w:r>
-      <w:r>
-        <w:rPr>
-          <w:b/>
-          <w:sz w:val="18"/>
-        </w:rPr>
-        <w:t>Was bedeutet das EVA-Prinzip?</w:t>
+        <w:t>Wie sieht „Speichern mit vorrangigem Rücksetzen" in der Anweisungsliste aus?</w:t>
       </w:r>
     </w:p>
     <w:p>
@@ -2272,7 +3091,27 @@
         <w:rPr>
           <w:sz w:val="18"/>
         </w:rPr>
-        <w:t>Eingabe — Verarbeitung — Ausgabe. Eine SPS besteht in minimaler Ausführung immer aus Eingabeeinheit, Verarbeitungseinheit und Ausgabeeinheit. Die zyklische Abarbeitung ist grundlegendes Merkmal und nutzt ein Prozessabbild.</w:t>
+        <w:t xml:space="preserve">Erst setzen, dann rücksetzen — die letzte Operation gewinnt: </w:t>
+      </w:r>
+      <w:r>
+        <w:rPr>
+          <w:rFonts w:ascii="Consolas" w:hAnsi="Consolas"/>
+          <w:sz w:val="18"/>
+        </w:rPr>
+        <w:t>U E1 / S A / U E0 / R A</w:t>
+      </w:r>
+      <w:r>
+        <w:rPr>
+          <w:sz w:val="18"/>
+        </w:rPr>
+        <w:t xml:space="preserve">. In ST: </w:t>
+      </w:r>
+      <w:r>
+        <w:rPr>
+          <w:rFonts w:ascii="Consolas" w:hAnsi="Consolas"/>
+          <w:sz w:val="18"/>
+        </w:rPr>
+        <w:t>IF E1 THEN A := TRUE; END_IF; IF E0 THEN A := FALSE; END_IF;</w:t>
       </w:r>
     </w:p>
     <w:p>
@@ -2285,14 +3124,7 @@
           <w:b/>
           <w:sz w:val="18"/>
         </w:rPr>
-        <w:t xml:space="preserve">★ </w:t>
-      </w:r>
-      <w:r>
-        <w:rPr>
-          <w:b/>
-          <w:sz w:val="18"/>
-        </w:rPr>
-        <w:t>Beschreibe den SPS-Zyklus in drei Schritten.</w:t>
+        <w:t>Welchen Speichervorrang wählt man in der Sicherheitstechnik?</w:t>
       </w:r>
     </w:p>
     <w:p>
@@ -2304,7 +3136,7 @@
         <w:rPr>
           <w:sz w:val="18"/>
         </w:rPr>
-        <w:t>Erstens Prozessabbild der Eingänge (PAE) erstellen — alle Eingänge werden einmalig eingelesen und eingefroren. Zweitens Anwenderprogramm abarbeiten, Anweisung für Anweisung seriell. Drittens Prozessabbild der Ausgänge (PAA) ausgeben.</w:t>
+        <w:t>Rücksetzdominant. Ein gleichzeitig anliegendes AUS muss in jedem Fall gewinnen.</w:t>
       </w:r>
     </w:p>
     <w:p>
@@ -2317,14 +3149,7 @@
           <w:b/>
           <w:sz w:val="18"/>
         </w:rPr>
-        <w:t xml:space="preserve">★ </w:t>
-      </w:r>
-      <w:r>
-        <w:rPr>
-          <w:b/>
-          <w:sz w:val="18"/>
-        </w:rPr>
-        <w:t>Was ist die Zykluszeit?</w:t>
+        <w:t>Welcher Zählerbaustein ist der Standard nach IEC 61131?</w:t>
       </w:r>
     </w:p>
     <w:p>
@@ -2336,7 +3161,7 @@
         <w:rPr>
           <w:sz w:val="18"/>
         </w:rPr>
-        <w:t>Die Zeit für die Abarbeitung eines Zyklus einschließlich aller Kommunikationsaufgaben. Sie hängt von der Rechenzeit ab, also von der Zahl der Anweisungen. Höherpriorisierte Tasks unterbrechen den Zyklus und verlängern ihn.</w:t>
+        <w:t>CTUD, count up/down. Er zählt bei steigender Flanke an CU aufwärts und an CD abwärts, wird über LOAD auf den Vorgabewert PV gesetzt und über RESET genullt.</w:t>
       </w:r>
     </w:p>
     <w:p>
@@ -2349,14 +3174,7 @@
           <w:b/>
           <w:sz w:val="18"/>
         </w:rPr>
-        <w:t xml:space="preserve">★ </w:t>
-      </w:r>
-      <w:r>
-        <w:rPr>
-          <w:b/>
-          <w:sz w:val="18"/>
-        </w:rPr>
-        <w:t>Was ist die Reaktionszeit und warum ist sie länger als die Zykluszeit?</w:t>
+        <w:t>Was tun TON, TOF und TP?</w:t>
       </w:r>
     </w:p>
     <w:p>
@@ -2368,7 +3186,7 @@
         <w:rPr>
           <w:sz w:val="18"/>
         </w:rPr>
-        <w:t>Die Reaktionszeit ist die Dauer zwischen der Änderung eines Eingangssignals und der Reaktion am Ausgang. Ändert sich ein Eingang kurz nach dem Einlesen, wird er erst im nächsten Zyklus erfasst und wirkt erst an dessen Ende — im ungünstigsten Fall also fast zwei Zyklen.</w:t>
+        <w:t>TON ist die Einschaltverzögerung: liegt IN durchgehend für die Zeit PT an, wird Q wahr. TOF ist die Ausschaltverzögerung. TP ist der Impuls fester Länge.</w:t>
       </w:r>
     </w:p>
     <w:p>
@@ -2381,7 +3199,7 @@
           <w:b/>
           <w:sz w:val="18"/>
         </w:rPr>
-        <w:t>Nenne einen Vorteil und drei Nachteile der zyklischen Programmbearbeitung.</w:t>
+        <w:t>Welche zwei Operanden gehören zur Flankenauswertung?</w:t>
       </w:r>
     </w:p>
     <w:p>
@@ -2393,7 +3211,20 @@
         <w:rPr>
           <w:sz w:val="18"/>
         </w:rPr>
-        <w:t>Vorteil: Die Rechenleistung wird immer genutzt, Zykluszeiten müssen nicht berechnet werden. Nachteile: Weil die Rechenzeit schwanken kann, ist das System streng genommen nicht deterministisch. Zeitkritische Programmteile werden durch Änderungen an anderer Stelle beeinflusst. Und Mehrfachzuweisungen auf einen Ausgang führen immer zu Programmfehlern, weil der spätere Wert den früheren im PAA überschreibt.</w:t>
+        <w:t xml:space="preserve">Ein Flankenoperand F0, der den veränderten Signalwert speichert, und ein Impulsoperand I0, der beim Auftreten der Flanke für die Dauer </w:t>
+      </w:r>
+      <w:r>
+        <w:rPr>
+          <w:b/>
+          <w:sz w:val="18"/>
+        </w:rPr>
+        <w:t>eines Programmzyklus</w:t>
+      </w:r>
+      <w:r>
+        <w:rPr>
+          <w:sz w:val="18"/>
+        </w:rPr>
+        <w:t xml:space="preserve"> den Wert 1 führt.</w:t>
       </w:r>
     </w:p>
     <w:p>
@@ -2406,7 +3237,7 @@
           <w:b/>
           <w:sz w:val="18"/>
         </w:rPr>
-        <w:t>Warum rechnet das Programm mit dem Prozessabbild statt direkt mit den Eingängen?</w:t>
+        <w:t>Welche Codesys-Bausteine gibt es für die Flankenauswertung?</w:t>
       </w:r>
     </w:p>
     <w:p>
@@ -2418,7 +3249,7 @@
         <w:rPr>
           <w:sz w:val="18"/>
         </w:rPr>
-        <w:t>Weil Eingangssignale sonst innerhalb eines Zyklus mit unterschiedlichen Werten in die Programmbearbeitung eingehen könnten. Das Prozessabbild friert sie für die Dauer eines Zyklus ein.</w:t>
+        <w:t>R_TRIG für die steigende Flanke 0 → 1 und F_TRIG für die fallende Flanke.</w:t>
       </w:r>
     </w:p>
     <w:p>
@@ -2431,7 +3262,7 @@
           <w:b/>
           <w:sz w:val="18"/>
         </w:rPr>
-        <w:t>Woraus besteht die CPU einer SPS?</w:t>
+        <w:t>Wann kann man auf den Impulsoperanden verzichten?</w:t>
       </w:r>
     </w:p>
     <w:p>
@@ -2443,7 +3274,7 @@
         <w:rPr>
           <w:sz w:val="18"/>
         </w:rPr>
-        <w:t>Steuerwerk (Befehlszähler, Befehlsregister, Befehlsdecoder, Operationssteuerung — arbeitet das Programm sequentiell ab) und Rechenwerk (ALU für Bit-, Byte- und Wortoperationen).</w:t>
+        <w:t>Wenn die Flankenauswertung nur an einer Stelle des Programms gebraucht wird. Dann verwendet man den Ausgang direkt, etwa zum Setzen eines SR-Speichers.</w:t>
       </w:r>
     </w:p>
     <w:p>
@@ -2456,7 +3287,7 @@
           <w:b/>
           <w:sz w:val="18"/>
         </w:rPr>
-        <w:t>Unterscheide Arbeitsspeicher, Ladespeicher und Systemspeicher.</w:t>
+        <w:t>Was ist die RS-Tabelle und wozu dient sie?</w:t>
       </w:r>
     </w:p>
     <w:p>
@@ -2468,7 +3299,7 @@
         <w:rPr>
           <w:sz w:val="18"/>
         </w:rPr>
-        <w:t>Der Arbeitsspeicher dient der Abarbeitung des Anwenderprogramms. Der Ladespeicher nimmt Code- und Datenbausteine sowie Systemdaten wie die Hardwarekonfiguration auf. Der Systemspeicher enthält die Operandenbereiche Merker, Zeiten und Zähler sowie die Prozessabbilder und Lokaldaten.</w:t>
+        <w:t>Ein Hilfsmittel für den systematischen Programmentwurf mit mehreren Speichern. Man betrachtet Ausgangsvariablen — insbesondere Schütze und Hilfsschütze — als Speicher und trägt je Speicher die Setz- und die Rücksetzbedingung ein.</w:t>
       </w:r>
     </w:p>
     <w:p>
@@ -2481,14 +3312,7 @@
           <w:b/>
           <w:sz w:val="18"/>
         </w:rPr>
-        <w:t xml:space="preserve">★ </w:t>
-      </w:r>
-      <w:r>
-        <w:rPr>
-          <w:b/>
-          <w:sz w:val="18"/>
-        </w:rPr>
-        <w:t>Nenne die drei Programmorganisationseinheiten nach DIN EN 61131-3.</w:t>
+        <w:t>Wie lautet die Aufgabe „Parkhausanzeige"?</w:t>
       </w:r>
     </w:p>
     <w:p>
@@ -2500,33 +3324,20 @@
         <w:rPr>
           <w:sz w:val="18"/>
         </w:rPr>
-        <w:t xml:space="preserve">Programm (Zyklusbaustein, PLC_PRG), Funktionsbaustein FB — parametrierbar </w:t>
+        <w:t xml:space="preserve">Anzeige der freien Plätze. S1 sensiert ein einfahrendes, S2 ein ausfahrendes Auto. Mit dem Taster „Setzen" wird der Anfangswert 10 eingestellt. Sind keine freien Plätze da, leuchtet eine rote Lampe. Umsetzung mit dem vorgefertigten Zähler </w:t>
       </w:r>
       <w:r>
         <w:rPr>
           <w:b/>
           <w:sz w:val="18"/>
         </w:rPr>
-        <w:t>mit</w:t>
-      </w:r>
-      <w:r>
-        <w:rPr>
-          <w:sz w:val="18"/>
-        </w:rPr>
-        <w:t xml:space="preserve"> Speicher — und Funktion FC — parametrierbar </w:t>
-      </w:r>
-      <w:r>
-        <w:rPr>
-          <w:b/>
-          <w:sz w:val="18"/>
-        </w:rPr>
-        <w:t>ohne</w:t>
-      </w:r>
-      <w:r>
-        <w:rPr>
-          <w:sz w:val="18"/>
-        </w:rPr>
-        <w:t xml:space="preserve"> Speicher.</w:t>
+        <w:t>CTUD</w:t>
+      </w:r>
+      <w:r>
+        <w:rPr>
+          <w:sz w:val="18"/>
+        </w:rPr>
+        <w:t>.</w:t>
       </w:r>
     </w:p>
     <w:p>
@@ -2546,7 +3357,7 @@
           <w:b/>
           <w:sz w:val="18"/>
         </w:rPr>
-        <w:t>Nenne die fünf SPS-Programmiersprachen nach IEC 61131-3.</w:t>
+        <w:t>Wie sieht die erweiterte RS-Tabelle der Drei-Pumpen-Aufgabe aus?</w:t>
       </w:r>
     </w:p>
     <w:p>
@@ -2558,7 +3369,7 @@
         <w:rPr>
           <w:sz w:val="18"/>
         </w:rPr>
-        <w:t>Textsprachen: Anweisungsliste AWL (IL) und Strukturierter Text ST (SCL). Grafische Sprachen: Funktionsbausteinsprache FUP (FBD), Kontaktplan KOP (LD) und Ablaufsprache AS (SFC).</w:t>
+        <w:t>Schritt 1: Bedingung S1 (0→1), setzt IO1. Schritt 2: IO1 ∧ ¬Q1 ∧ ¬Q2, setzt Q1, setzt IO1 zurück. Schritt 3: IO1 ∧ Q1 ∧ ¬Q2, setzt Q2, setzt IO1 zurück. Schritt 4: IO1 ∧ Q1 ∧ Q2, setzt Q3, setzt IO1 zurück. Zusätzlich: ¬S0 setzt Q1, Q2 und Q3 gemeinsam zurück.</w:t>
       </w:r>
     </w:p>
     <w:p>
@@ -2571,7 +3382,14 @@
           <w:b/>
           <w:sz w:val="18"/>
         </w:rPr>
-        <w:t>Welches Beschreibungsmittel liegt FBD zugrunde und wofür ist es gedacht?</w:t>
+        <w:t xml:space="preserve">★ </w:t>
+      </w:r>
+      <w:r>
+        <w:rPr>
+          <w:b/>
+          <w:sz w:val="18"/>
+        </w:rPr>
+        <w:t>Warum braucht die Drei-Pumpen-Aufgabe eine Flankenauswertung?</w:t>
       </w:r>
     </w:p>
     <w:p>
@@ -2583,557 +3401,7 @@
         <w:rPr>
           <w:sz w:val="18"/>
         </w:rPr>
-        <w:t>Der Logikplan. Zielstellung: Programmierung komplexer Verarbeitungsstrukturen. Standard DIN EN 61131-3, Funktionsbausteinsprache.</w:t>
-      </w:r>
-    </w:p>
-    <w:p>
-      <w:pPr>
-        <w:keepNext/>
-        <w:spacing w:before="100" w:after="0"/>
-      </w:pPr>
-      <w:r>
-        <w:rPr>
-          <w:b/>
-          <w:sz w:val="18"/>
-        </w:rPr>
-        <w:t>Welches Beschreibungsmittel liegt SFC zugrunde?</w:t>
-      </w:r>
-    </w:p>
-    <w:p>
-      <w:pPr>
-        <w:spacing w:after="60"/>
-        <w:ind w:left="170"/>
-      </w:pPr>
-      <w:r>
-        <w:rPr>
-          <w:sz w:val="18"/>
-        </w:rPr>
-        <w:t>Der Funktionsplan nach DIN 40719 Teil 6, ab 1.4.2005 DIN EN 60848. Zielstellung: komfortable Beschreibung sequentieller Vorgänge, also Schrittketten.</w:t>
-      </w:r>
-    </w:p>
-    <w:p>
-      <w:pPr>
-        <w:keepNext/>
-        <w:spacing w:before="100" w:after="0"/>
-      </w:pPr>
-      <w:r>
-        <w:rPr>
-          <w:b/>
-          <w:sz w:val="18"/>
-        </w:rPr>
-        <w:t>Welches Beschreibungsmittel liegt IL/AWL zugrunde?</w:t>
-      </w:r>
-    </w:p>
-    <w:p>
-      <w:pPr>
-        <w:spacing w:after="60"/>
-        <w:ind w:left="170"/>
-      </w:pPr>
-      <w:r>
-        <w:rPr>
-          <w:sz w:val="18"/>
-        </w:rPr>
-        <w:t>Algebraische Gleichung und Assemblersprache. Zielstellung: laufzeit- und speicherplatzoptimierte Programme.</w:t>
-      </w:r>
-    </w:p>
-    <w:p>
-      <w:pPr>
-        <w:keepNext/>
-        <w:spacing w:before="100" w:after="0"/>
-      </w:pPr>
-      <w:r>
-        <w:rPr>
-          <w:b/>
-          <w:sz w:val="18"/>
-        </w:rPr>
-        <w:t>Was ist CFC und ist es genormt?</w:t>
-      </w:r>
-    </w:p>
-    <w:p>
-      <w:pPr>
-        <w:spacing w:after="60"/>
-        <w:ind w:left="170"/>
-      </w:pPr>
-      <w:r>
-        <w:rPr>
-          <w:sz w:val="18"/>
-        </w:rPr>
-        <w:t xml:space="preserve">Continuous Function Chart, Beschreibungsmittel Signalflussplan und Logikplan, zur Beschreibung kontinuierlicher Vorgänge. Es ist </w:t>
-      </w:r>
-      <w:r>
-        <w:rPr>
-          <w:b/>
-          <w:sz w:val="18"/>
-        </w:rPr>
-        <w:t>proprietär</w:t>
-      </w:r>
-      <w:r>
-        <w:rPr>
-          <w:sz w:val="18"/>
-        </w:rPr>
-        <w:t xml:space="preserve"> (Siemens), nicht Teil von IEC 61131-3. Ebenso S7-HiGraph mit dem Zustandsgraphen.</w:t>
-      </w:r>
-    </w:p>
-    <w:p>
-      <w:pPr>
-        <w:keepNext/>
-        <w:spacing w:before="100" w:after="0"/>
-      </w:pPr>
-      <w:r>
-        <w:rPr>
-          <w:b/>
-          <w:sz w:val="18"/>
-        </w:rPr>
-        <w:t>Wie liest man einen Kontaktplan?</w:t>
-      </w:r>
-    </w:p>
-    <w:p>
-      <w:pPr>
-        <w:spacing w:after="60"/>
-        <w:ind w:left="170"/>
-      </w:pPr>
-      <w:r>
-        <w:rPr>
-          <w:sz w:val="18"/>
-        </w:rPr>
-        <w:t>Wie einen Stromlaufplan von links nach rechts. UND ist eine Reihenschaltung, ODER eine Parallelschaltung. Jeder Kontaktplan muss mit einer Zuweisung, einem Funktions- oder Bausteinaufruf abgeschlossen werden.</w:t>
-      </w:r>
-    </w:p>
-    <w:p>
-      <w:pPr>
-        <w:keepNext/>
-        <w:spacing w:before="100" w:after="0"/>
-      </w:pPr>
-      <w:r>
-        <w:rPr>
-          <w:b/>
-          <w:sz w:val="18"/>
-        </w:rPr>
-        <w:t xml:space="preserve">★ </w:t>
-      </w:r>
-      <w:r>
-        <w:rPr>
-          <w:b/>
-          <w:sz w:val="18"/>
-        </w:rPr>
-        <w:t>Nenne die Bit-Datentypen mit ihrer Größe.</w:t>
-      </w:r>
-    </w:p>
-    <w:p>
-      <w:pPr>
-        <w:spacing w:after="60"/>
-        <w:ind w:left="170"/>
-      </w:pPr>
-      <w:r>
-        <w:rPr>
-          <w:sz w:val="18"/>
-        </w:rPr>
-        <w:t>BOOL 1 Bit (FALSE, TRUE), BYTE 8 Bit, WORD 16 Bit, DWORD 32 Bit, STRING variabel.</w:t>
-      </w:r>
-    </w:p>
-    <w:p>
-      <w:pPr>
-        <w:keepNext/>
-        <w:spacing w:before="100" w:after="0"/>
-      </w:pPr>
-      <w:r>
-        <w:rPr>
-          <w:b/>
-          <w:sz w:val="18"/>
-        </w:rPr>
-        <w:t xml:space="preserve">★ </w:t>
-      </w:r>
-      <w:r>
-        <w:rPr>
-          <w:b/>
-          <w:sz w:val="18"/>
-        </w:rPr>
-        <w:t>Nenne die Arithmetiktypen mit Wertebereich.</w:t>
-      </w:r>
-    </w:p>
-    <w:p>
-      <w:pPr>
-        <w:spacing w:after="60"/>
-        <w:ind w:left="170"/>
-      </w:pPr>
-      <w:r>
-        <w:rPr>
-          <w:sz w:val="18"/>
-        </w:rPr>
-        <w:t>INT 16 Bit von −32768 bis +32767. DINT 32 Bit von −2147483648 bis +2147483647. REAL 32 Bit als Dezimalzahl mit Punkt, etwa 341.7, oder in Exponentialdarstellung 3.417E+02.</w:t>
-      </w:r>
-    </w:p>
-    <w:p>
-      <w:pPr>
-        <w:keepNext/>
-        <w:spacing w:before="100" w:after="0"/>
-      </w:pPr>
-      <w:r>
-        <w:rPr>
-          <w:b/>
-          <w:sz w:val="18"/>
-        </w:rPr>
-        <w:t xml:space="preserve">★ </w:t>
-      </w:r>
-      <w:r>
-        <w:rPr>
-          <w:b/>
-          <w:sz w:val="18"/>
-        </w:rPr>
-        <w:t>Nenne die drei Zeittypen mit Größe und Schreibweise.</w:t>
-      </w:r>
-    </w:p>
-    <w:p>
-      <w:pPr>
-        <w:spacing w:after="60"/>
-        <w:ind w:left="170"/>
-      </w:pPr>
-      <w:r>
-        <w:rPr>
-          <w:sz w:val="18"/>
-        </w:rPr>
-        <w:t xml:space="preserve">TIME 32 Bit, geschrieben </w:t>
-      </w:r>
-      <w:r>
-        <w:rPr>
-          <w:rFonts w:ascii="Consolas" w:hAnsi="Consolas"/>
-          <w:sz w:val="18"/>
-        </w:rPr>
-        <w:t>t#12h20m30s</w:t>
-      </w:r>
-      <w:r>
-        <w:rPr>
-          <w:sz w:val="18"/>
-        </w:rPr>
-        <w:t xml:space="preserve">. TIME_OF_DAY 32 Bit, geschrieben </w:t>
-      </w:r>
-      <w:r>
-        <w:rPr>
-          <w:rFonts w:ascii="Consolas" w:hAnsi="Consolas"/>
-          <w:sz w:val="18"/>
-        </w:rPr>
-        <w:t>tod#08:36:12</w:t>
-      </w:r>
-      <w:r>
-        <w:rPr>
-          <w:sz w:val="18"/>
-        </w:rPr>
-        <w:t xml:space="preserve">. DATE 16 Bit, geschrieben </w:t>
-      </w:r>
-      <w:r>
-        <w:rPr>
-          <w:rFonts w:ascii="Consolas" w:hAnsi="Consolas"/>
-          <w:sz w:val="18"/>
-        </w:rPr>
-        <w:t>d#1990-01-01</w:t>
-      </w:r>
-      <w:r>
-        <w:rPr>
-          <w:sz w:val="18"/>
-        </w:rPr>
-        <w:t>.</w:t>
-      </w:r>
-    </w:p>
-    <w:p>
-      <w:pPr>
-        <w:keepNext/>
-        <w:spacing w:before="100" w:after="0"/>
-      </w:pPr>
-      <w:r>
-        <w:rPr>
-          <w:b/>
-          <w:sz w:val="18"/>
-        </w:rPr>
-        <w:t>Warum sind BYTE, WORD und DWORD nicht einfach vorzeichenlose Zahlen?</w:t>
-      </w:r>
-    </w:p>
-    <w:p>
-      <w:pPr>
-        <w:spacing w:after="60"/>
-        <w:ind w:left="170"/>
-      </w:pPr>
-      <w:r>
-        <w:rPr>
-          <w:sz w:val="18"/>
-        </w:rPr>
-        <w:t>Weil sie auch reine Bitfolgen darstellen können, deren einzelne Bits keine Stellenwertigkeit haben — etwa EB 0 als E 0.0 bis E 0.7.</w:t>
-      </w:r>
-    </w:p>
-    <w:p>
-      <w:pPr>
-        <w:keepNext/>
-        <w:spacing w:before="100" w:after="0"/>
-      </w:pPr>
-      <w:r>
-        <w:rPr>
-          <w:b/>
-          <w:sz w:val="18"/>
-        </w:rPr>
-        <w:t xml:space="preserve">★ </w:t>
-      </w:r>
-      <w:r>
-        <w:rPr>
-          <w:b/>
-          <w:sz w:val="18"/>
-        </w:rPr>
-        <w:t>Wie ist die Namenskonvention für Variablen aufgebaut?</w:t>
-      </w:r>
-    </w:p>
-    <w:p>
-      <w:pPr>
-        <w:spacing w:after="60"/>
-        <w:ind w:left="170"/>
-      </w:pPr>
-      <w:r>
-        <w:rPr>
-          <w:sz w:val="18"/>
-        </w:rPr>
-        <w:t>Aus drei Bestandteilen: Anwendungsbereich, Kontrolle, Datentyp. Anwendungsbereich: Global g, Local l, POU-Parameter p, Temporary tmp. Kontrolle: Input i, Output o. Datentyp: Bool x, Integer i, Real r, Time tim, Date dt, Char c, Word w, String str.</w:t>
-      </w:r>
-    </w:p>
-    <w:p>
-      <w:pPr>
-        <w:keepNext/>
-        <w:spacing w:before="100" w:after="0"/>
-      </w:pPr>
-      <w:r>
-        <w:rPr>
-          <w:b/>
-          <w:sz w:val="18"/>
-        </w:rPr>
-        <w:t xml:space="preserve">★ </w:t>
-      </w:r>
-      <w:r>
-        <w:rPr>
-          <w:b/>
-          <w:sz w:val="18"/>
-        </w:rPr>
-        <w:t xml:space="preserve">Was bedeutet der Variablenname </w:t>
-      </w:r>
-      <w:r>
-        <w:rPr>
-          <w:rFonts w:ascii="Consolas" w:hAnsi="Consolas"/>
-          <w:b/>
-          <w:sz w:val="18"/>
-        </w:rPr>
-        <w:t>gixS1</w:t>
-      </w:r>
-      <w:r>
-        <w:rPr>
-          <w:b/>
-          <w:sz w:val="18"/>
-        </w:rPr>
-        <w:t>?</w:t>
-      </w:r>
-    </w:p>
-    <w:p>
-      <w:pPr>
-        <w:spacing w:after="60"/>
-        <w:ind w:left="170"/>
-      </w:pPr>
-      <w:r>
-        <w:rPr>
-          <w:sz w:val="18"/>
-        </w:rPr>
-        <w:t>g = global, i = Input, x = BOOL. Also eine globale Eingangsvariable vom Datentyp BOOL mit dem Bezeichner S1.</w:t>
-      </w:r>
-    </w:p>
-    <w:p>
-      <w:pPr>
-        <w:keepNext/>
-        <w:spacing w:before="100" w:after="0"/>
-      </w:pPr>
-      <w:r>
-        <w:rPr>
-          <w:b/>
-          <w:sz w:val="18"/>
-        </w:rPr>
-        <w:t xml:space="preserve">★ </w:t>
-      </w:r>
-      <w:r>
-        <w:rPr>
-          <w:b/>
-          <w:sz w:val="18"/>
-        </w:rPr>
-        <w:t>Wie ist die Adressierung nach IEC 61131-3 aufgebaut?</w:t>
-      </w:r>
-    </w:p>
-    <w:p>
-      <w:pPr>
-        <w:spacing w:after="60"/>
-        <w:ind w:left="170"/>
-      </w:pPr>
-      <w:r>
-        <w:rPr>
-          <w:sz w:val="18"/>
-        </w:rPr>
-        <w:t>Prozentzeichen, Präfix für den Speicherort, Präfix für die Größe, dann eine oder mehrere durch Punkte getrennte Zahlen. Speicherort: I (E) Eingang, Q (A) Ausgang, M Merker, DB Datenbaustein, T Zeiten, Z Zähler. Größe: X Bit, B Byte, W Wort, D Doppelwort, L Langwort.</w:t>
-      </w:r>
-    </w:p>
-    <w:p>
-      <w:pPr>
-        <w:keepNext/>
-        <w:spacing w:before="100" w:after="0"/>
-      </w:pPr>
-      <w:r>
-        <w:rPr>
-          <w:b/>
-          <w:sz w:val="18"/>
-        </w:rPr>
-        <w:t xml:space="preserve">★ </w:t>
-      </w:r>
-      <w:r>
-        <w:rPr>
-          <w:b/>
-          <w:sz w:val="18"/>
-        </w:rPr>
-        <w:t xml:space="preserve">Was bedeuten </w:t>
-      </w:r>
-      <w:r>
-        <w:rPr>
-          <w:rFonts w:ascii="Consolas" w:hAnsi="Consolas"/>
-          <w:b/>
-          <w:sz w:val="18"/>
-        </w:rPr>
-        <w:t>%IX136.1</w:t>
-      </w:r>
-      <w:r>
-        <w:rPr>
-          <w:b/>
-          <w:sz w:val="18"/>
-        </w:rPr>
-        <w:t xml:space="preserve">, </w:t>
-      </w:r>
-      <w:r>
-        <w:rPr>
-          <w:rFonts w:ascii="Consolas" w:hAnsi="Consolas"/>
-          <w:b/>
-          <w:sz w:val="18"/>
-        </w:rPr>
-        <w:t>%QW800</w:t>
-      </w:r>
-      <w:r>
-        <w:rPr>
-          <w:b/>
-          <w:sz w:val="18"/>
-        </w:rPr>
-        <w:t xml:space="preserve"> und </w:t>
-      </w:r>
-      <w:r>
-        <w:rPr>
-          <w:rFonts w:ascii="Consolas" w:hAnsi="Consolas"/>
-          <w:b/>
-          <w:sz w:val="18"/>
-        </w:rPr>
-        <w:t>%MD10</w:t>
-      </w:r>
-      <w:r>
-        <w:rPr>
-          <w:b/>
-          <w:sz w:val="18"/>
-        </w:rPr>
-        <w:t>?</w:t>
-      </w:r>
-    </w:p>
-    <w:p>
-      <w:pPr>
-        <w:spacing w:after="60"/>
-        <w:ind w:left="170"/>
-      </w:pPr>
-      <w:r>
-        <w:rPr>
-          <w:sz w:val="18"/>
-        </w:rPr>
-        <w:t>Eingangsbit 136.1, Ausgangswort 800 und Merker-Doppelwort 10.</w:t>
-      </w:r>
-    </w:p>
-    <w:p>
-      <w:pPr>
-        <w:keepNext/>
-        <w:spacing w:before="100" w:after="0"/>
-      </w:pPr>
-      <w:r>
-        <w:rPr>
-          <w:b/>
-          <w:sz w:val="18"/>
-        </w:rPr>
-        <w:t xml:space="preserve">★ </w:t>
-      </w:r>
-      <w:r>
-        <w:rPr>
-          <w:b/>
-          <w:sz w:val="18"/>
-        </w:rPr>
-        <w:t>Was enthält eine Zuordnungstabelle in Kurzform?</w:t>
-      </w:r>
-    </w:p>
-    <w:p>
-      <w:pPr>
-        <w:spacing w:after="60"/>
-        <w:ind w:left="170"/>
-      </w:pPr>
-      <w:r>
-        <w:rPr>
-          <w:sz w:val="18"/>
-        </w:rPr>
-        <w:t>Drei Spalten: Symbol, Adresse, Kommentar. Beispiel: S1 | E0.1 | Start-Taster, Schließer.</w:t>
-      </w:r>
-    </w:p>
-    <w:p>
-      <w:pPr>
-        <w:keepNext/>
-        <w:spacing w:before="100" w:after="0"/>
-      </w:pPr>
-      <w:r>
-        <w:rPr>
-          <w:b/>
-          <w:sz w:val="18"/>
-        </w:rPr>
-        <w:t xml:space="preserve">★ </w:t>
-      </w:r>
-      <w:r>
-        <w:rPr>
-          <w:b/>
-          <w:sz w:val="18"/>
-        </w:rPr>
-        <w:t>Was enthält eine Zuordnungstabelle in Langform?</w:t>
-      </w:r>
-    </w:p>
-    <w:p>
-      <w:pPr>
-        <w:spacing w:after="60"/>
-        <w:ind w:left="170"/>
-      </w:pPr>
-      <w:r>
-        <w:rPr>
-          <w:sz w:val="18"/>
-        </w:rPr>
-        <w:t>Fünf Spalten, getrennt nach Ein- und Ausgängen: Bezeichnung, Datentyp, Symbol, Adresse, Zuordnung. Beispiel: Start-Taster | Bool | S1 | E0.1 | Betätigt = 1. Bei einem Öffner steht dort Betätigt = 0.</w:t>
-      </w:r>
-    </w:p>
-    <w:p>
-      <w:pPr>
-        <w:keepNext/>
-        <w:spacing w:before="100" w:after="0"/>
-      </w:pPr>
-      <w:r>
-        <w:rPr>
-          <w:b/>
-          <w:sz w:val="18"/>
-        </w:rPr>
-        <w:t>Wozu dient die Zuordnungstabelle?</w:t>
-      </w:r>
-    </w:p>
-    <w:p>
-      <w:pPr>
-        <w:spacing w:after="60"/>
-        <w:ind w:left="170"/>
-      </w:pPr>
-      <w:r>
-        <w:rPr>
-          <w:sz w:val="18"/>
-        </w:rPr>
-        <w:t>Sie ordnet alle für die Steuerung relevanten Betriebsmittel den Ein- und Ausgängen zu und legt fest, welche Adresse welches Betriebsmittel bekommt. Sie ist Grundlage für die Planung und für die Deklaration der Variablen in Funktionen und Funktionsbausteinen.</w:t>
+        <w:t>Weil derselbe EIN-Taster S1 dreimal verwendet wird. Ohne Flanke wäre S1 im nächsten Zyklus immer noch 1 und die Kette liefe in einem einzigen Durchlauf durch. Im FUP steht deshalb ein P-Baustein hinter S1, der den Merker IO1 für genau einen Zyklus setzt.</w:t>
       </w:r>
     </w:p>
     <w:p>
@@ -3146,7 +3414,7 @@
           <w:color w:val="1F3B57"/>
           <w:sz w:val="20"/>
         </w:rPr>
-        <w:t>Kapitel 6 — Ablaufsteuerung / SFC</w:t>
+        <w:t>Kapitel 5 — SPS</w:t>
       </w:r>
     </w:p>
     <w:p>
@@ -3159,14 +3427,7 @@
           <w:b/>
           <w:sz w:val="18"/>
         </w:rPr>
-        <w:t xml:space="preserve">★ </w:t>
-      </w:r>
-      <w:r>
-        <w:rPr>
-          <w:b/>
-          <w:sz w:val="18"/>
-        </w:rPr>
-        <w:t>Wie definiert DIN IEC 60050-351 die Ablaufsteuerung?</w:t>
+        <w:t>Welche binären Aufgaben erfüllt eine SPS typischerweise?</w:t>
       </w:r>
     </w:p>
     <w:p>
@@ -3178,7 +3439,7 @@
         <w:rPr>
           <w:sz w:val="18"/>
         </w:rPr>
-        <w:t>Als eine Steuerung mit schrittweisem Ablauf, bei der der Übergang von einem Schritt auf den folgenden programmgemäß entsprechend den vorgegebenen Übergangsbedingungen — Weiterschaltbedingungen, Transitionen — erfolgt.</w:t>
+        <w:t>Logische Funktionen (UND, ODER), Speicherfunktionen (JK-Flipflop, D-Speicher), Zeitfunktionen (Einschaltverzögerung, Puls), Zählfunktionen (Vorwärts-, Rückwärtszähler) und Flankenerkennung.</w:t>
       </w:r>
     </w:p>
     <w:p>
@@ -3191,14 +3452,7 @@
           <w:b/>
           <w:sz w:val="18"/>
         </w:rPr>
-        <w:t xml:space="preserve">★ </w:t>
-      </w:r>
-      <w:r>
-        <w:rPr>
-          <w:b/>
-          <w:sz w:val="18"/>
-        </w:rPr>
-        <w:t>Nenne die zwei Merkmale einer Ablaufsteuerung.</w:t>
+        <w:t>Welche analogen Aufgaben erfüllt eine SPS?</w:t>
       </w:r>
     </w:p>
     <w:p>
@@ -3210,20 +3464,7 @@
         <w:rPr>
           <w:sz w:val="18"/>
         </w:rPr>
-        <w:t xml:space="preserve">Es ist immer nur ein Schritt aktiv. Und die Transition erfolgt, wenn die Weiterschaltbedingung erfüllt ist — dann </w:t>
-      </w:r>
-      <w:r>
-        <w:rPr>
-          <w:b/>
-          <w:sz w:val="18"/>
-        </w:rPr>
-        <w:t>muss</w:t>
-      </w:r>
-      <w:r>
-        <w:rPr>
-          <w:sz w:val="18"/>
-        </w:rPr>
-        <w:t xml:space="preserve"> weitergeschaltet werden.</w:t>
+        <w:t>Konditionierung (Verstärkung, Skalierung, Filterung), Selektion (Grenzwertüberschreitung, Begrenzung, Maximum-Auswahl), Kombination (arithmetische Verknüpfung) und Transformation (Radizieren, Differenzieren, Betrag, Exponieren).</w:t>
       </w:r>
     </w:p>
     <w:p>
@@ -3236,7 +3477,14 @@
           <w:b/>
           <w:sz w:val="18"/>
         </w:rPr>
-        <w:t>In welche vier Teile gliedert sich eine Ablaufsteuerung?</w:t>
+        <w:t xml:space="preserve">★ </w:t>
+      </w:r>
+      <w:r>
+        <w:rPr>
+          <w:b/>
+          <w:sz w:val="18"/>
+        </w:rPr>
+        <w:t>Was bedeutet das EVA-Prinzip?</w:t>
       </w:r>
     </w:p>
     <w:p>
@@ -3248,7 +3496,7 @@
         <w:rPr>
           <w:sz w:val="18"/>
         </w:rPr>
-        <w:t>Ablaufkette, Betriebsarten, Meldungen und Befehlsausgabe.</w:t>
+        <w:t>Eingabe — Verarbeitung — Ausgabe. Eine SPS besteht in minimaler Ausführung immer aus Eingabeeinheit, Verarbeitungseinheit und Ausgabeeinheit. Die zyklische Abarbeitung ist grundlegendes Merkmal und nutzt ein Prozessabbild.</w:t>
       </w:r>
     </w:p>
     <w:p>
@@ -3261,7 +3509,14 @@
           <w:b/>
           <w:sz w:val="18"/>
         </w:rPr>
-        <w:t>Nenne die Betriebsarten und was sie bedeuten.</w:t>
+        <w:t xml:space="preserve">★ </w:t>
+      </w:r>
+      <w:r>
+        <w:rPr>
+          <w:b/>
+          <w:sz w:val="18"/>
+        </w:rPr>
+        <w:t>Beschreibe den SPS-Zyklus in drei Schritten.</w:t>
       </w:r>
     </w:p>
     <w:p>
@@ -3273,7 +3528,7 @@
         <w:rPr>
           <w:sz w:val="18"/>
         </w:rPr>
-        <w:t>Automatik — Ablauf programmgemäß ohne Bedienereingriff. Hand — der Bediener greift direkt auf den Ausgang durch. Einrichten — Stellgeräte einzeln, unter Umgehung vorhandener Verriegelungen. Tippbetrieb/Einzelschritt — Weiterschaltung durch Bedieneingriff.</w:t>
+        <w:t>Erstens Prozessabbild der Eingänge (PAE) erstellen — alle Eingänge werden einmalig eingelesen und eingefroren. Zweitens Anwenderprogramm abarbeiten, Anweisung für Anweisung seriell. Drittens Prozessabbild der Ausgänge (PAA) ausgeben.</w:t>
       </w:r>
     </w:p>
     <w:p>
@@ -3293,7 +3548,7 @@
           <w:b/>
           <w:sz w:val="18"/>
         </w:rPr>
-        <w:t>Welche zwei Strukturelemente hat ein Ablaufplan?</w:t>
+        <w:t>Was ist die Zykluszeit?</w:t>
       </w:r>
     </w:p>
     <w:p>
@@ -3305,7 +3560,7 @@
         <w:rPr>
           <w:sz w:val="18"/>
         </w:rPr>
-        <w:t>Zustände beziehungsweise Schritte mit den dazugehörigen Aktionen, und Transitionen.</w:t>
+        <w:t>Die Zeit für die Abarbeitung eines Zyklus einschließlich aller Kommunikationsaufgaben. Sie hängt von der Rechenzeit ab, also von der Zahl der Anweisungen. Höherpriorisierte Tasks unterbrechen den Zyklus und verlängern ihn.</w:t>
       </w:r>
     </w:p>
     <w:p>
@@ -3318,7 +3573,14 @@
           <w:b/>
           <w:sz w:val="18"/>
         </w:rPr>
-        <w:t>Welche drei Aktionsarten gibt es?</w:t>
+        <w:t xml:space="preserve">★ </w:t>
+      </w:r>
+      <w:r>
+        <w:rPr>
+          <w:b/>
+          <w:sz w:val="18"/>
+        </w:rPr>
+        <w:t>Was ist die Reaktionszeit und warum ist sie länger als die Zykluszeit?</w:t>
       </w:r>
     </w:p>
     <w:p>
@@ -3330,7 +3592,7 @@
         <w:rPr>
           <w:sz w:val="18"/>
         </w:rPr>
-        <w:t>Kontinuierlich wirkend; kontinuierlich wirkend, aber von einer Bedingung abhängig; und zeitgesteuert.</w:t>
+        <w:t>Die Reaktionszeit ist die Dauer zwischen der Änderung eines Eingangssignals und der Reaktion am Ausgang. Ändert sich ein Eingang kurz nach dem Einlesen, wird er erst im nächsten Zyklus erfasst und wirkt erst an dessen Ende — im ungünstigsten Fall also fast zwei Zyklen.</w:t>
       </w:r>
     </w:p>
     <w:p>
@@ -3343,7 +3605,7 @@
           <w:b/>
           <w:sz w:val="18"/>
         </w:rPr>
-        <w:t>Was ist eine Transition, formal betrachtet?</w:t>
+        <w:t>Nenne einen Vorteil und drei Nachteile der zyklischen Programmbearbeitung.</w:t>
       </w:r>
     </w:p>
     <w:p>
@@ -3355,59 +3617,7 @@
         <w:rPr>
           <w:sz w:val="18"/>
         </w:rPr>
-        <w:t xml:space="preserve">Ein boolescher Ausdruck mit dem Ergebnis 0 oder 1 beziehungsweise FALSE oder TRUE. UND wird als </w:t>
-      </w:r>
-      <w:r>
-        <w:rPr>
-          <w:rFonts w:ascii="Consolas" w:hAnsi="Consolas"/>
-          <w:sz w:val="18"/>
-        </w:rPr>
-        <w:t>a UND b</w:t>
-      </w:r>
-      <w:r>
-        <w:rPr>
-          <w:sz w:val="18"/>
-        </w:rPr>
-        <w:t xml:space="preserve"> oder </w:t>
-      </w:r>
-      <w:r>
-        <w:rPr>
-          <w:rFonts w:ascii="Consolas" w:hAnsi="Consolas"/>
-          <w:sz w:val="18"/>
-        </w:rPr>
-        <w:t>a * b</w:t>
-      </w:r>
-      <w:r>
-        <w:rPr>
-          <w:sz w:val="18"/>
-        </w:rPr>
-        <w:t xml:space="preserve"> geschrieben, ODER als </w:t>
-      </w:r>
-      <w:r>
-        <w:rPr>
-          <w:rFonts w:ascii="Consolas" w:hAnsi="Consolas"/>
-          <w:sz w:val="18"/>
-        </w:rPr>
-        <w:t>a ODER b</w:t>
-      </w:r>
-      <w:r>
-        <w:rPr>
-          <w:sz w:val="18"/>
-        </w:rPr>
-        <w:t xml:space="preserve"> oder </w:t>
-      </w:r>
-      <w:r>
-        <w:rPr>
-          <w:rFonts w:ascii="Consolas" w:hAnsi="Consolas"/>
-          <w:sz w:val="18"/>
-        </w:rPr>
-        <w:t>a + b</w:t>
-      </w:r>
-      <w:r>
-        <w:rPr>
-          <w:sz w:val="18"/>
-        </w:rPr>
-        <w:t>.</w:t>
+        <w:t>Vorteil: Die Rechenleistung wird immer genutzt, Zykluszeiten müssen nicht berechnet werden. Nachteile: Weil die Rechenzeit schwanken kann, ist das System streng genommen nicht deterministisch. Zeitkritische Programmteile werden durch Änderungen an anderer Stelle beeinflusst. Und Mehrfachzuweisungen auf einen Ausgang führen immer zu Programmfehlern, weil der spätere Wert den früheren im PAA überschreibt.</w:t>
       </w:r>
     </w:p>
     <w:p>
@@ -3420,7 +3630,7 @@
           <w:b/>
           <w:sz w:val="18"/>
         </w:rPr>
-        <w:t>Was ist eine Wirkverbindung?</w:t>
+        <w:t>Warum rechnet das Programm mit dem Prozessabbild statt direkt mit den Eingängen?</w:t>
       </w:r>
     </w:p>
     <w:p>
@@ -3432,7 +3642,7 @@
         <w:rPr>
           <w:sz w:val="18"/>
         </w:rPr>
-        <w:t>Die Linie, die Schritte miteinander verbindet und den Ablauf der Kette darstellt.</w:t>
+        <w:t>Weil Eingangssignale sonst innerhalb eines Zyklus mit unterschiedlichen Werten in die Programmbearbeitung eingehen könnten. Das Prozessabbild friert sie für die Dauer eines Zyklus ein.</w:t>
       </w:r>
     </w:p>
     <w:p>
@@ -3445,7 +3655,7 @@
           <w:b/>
           <w:sz w:val="18"/>
         </w:rPr>
-        <w:t>Was unterscheidet Zuweisung und Zuordnung im Wirkungsteil?</w:t>
+        <w:t>Woraus besteht die CPU einer SPS?</w:t>
       </w:r>
     </w:p>
     <w:p>
@@ -3457,7 +3667,7 @@
         <w:rPr>
           <w:sz w:val="18"/>
         </w:rPr>
-        <w:t>Die Zuweisung schaltet einen Ausgang, etwa „Motor EIN". Die Zuordnung setzt einen Wert, etwa „Zähler := 7".</w:t>
+        <w:t>Steuerwerk (Befehlszähler, Befehlsregister, Befehlsdecoder, Operationssteuerung — arbeitet das Programm sequentiell ab) und Rechenwerk (ALU für Bit-, Byte- und Wortoperationen).</w:t>
       </w:r>
     </w:p>
     <w:p>
@@ -3470,7 +3680,7 @@
           <w:b/>
           <w:sz w:val="18"/>
         </w:rPr>
-        <w:t>Womit beginnt und endet eine Ablaufkette?</w:t>
+        <w:t>Unterscheide Arbeitsspeicher, Ladespeicher und Systemspeicher.</w:t>
       </w:r>
     </w:p>
     <w:p>
@@ -3482,7 +3692,7 @@
         <w:rPr>
           <w:sz w:val="18"/>
         </w:rPr>
-        <w:t>Sie beginnt mit einem Anfangsschritt (initial step), der die Anlage in Grundstellung bringt. Nach Beendigung geht die Kette in die Grundstellung zurück.</w:t>
+        <w:t>Der Arbeitsspeicher dient der Abarbeitung des Anwenderprogramms. Der Ladespeicher nimmt Code- und Datenbausteine sowie Systemdaten wie die Hardwarekonfiguration auf. Der Systemspeicher enthält die Operandenbereiche Merker, Zeiten und Zähler sowie die Prozessabbilder und Lokaldaten.</w:t>
       </w:r>
     </w:p>
     <w:p>
@@ -3502,7 +3712,7 @@
           <w:b/>
           <w:sz w:val="18"/>
         </w:rPr>
-        <w:t>Welche Regel gilt am Anfang einer ODER-Verzweigung?</w:t>
+        <w:t>Nenne die drei Programmorganisationseinheiten nach DIN EN 61131-3.</w:t>
       </w:r>
     </w:p>
     <w:p>
@@ -3514,20 +3724,33 @@
         <w:rPr>
           <w:sz w:val="18"/>
         </w:rPr>
-        <w:t xml:space="preserve">Es darf nur </w:t>
+        <w:t xml:space="preserve">Programm (Zyklusbaustein, PLC_PRG), Funktionsbaustein FB — parametrierbar </w:t>
       </w:r>
       <w:r>
         <w:rPr>
           <w:b/>
           <w:sz w:val="18"/>
         </w:rPr>
-        <w:t>eine</w:t>
-      </w:r>
-      <w:r>
-        <w:rPr>
-          <w:sz w:val="18"/>
-        </w:rPr>
-        <w:t xml:space="preserve"> Weiterschaltbedingung wahr sein, sonst muss eine Priorität vorgegeben werden. Ein Stern zeigt an, dass von links nach rechts abgearbeitet wird — der linke Strang hat dann höhere Priorität.</w:t>
+        <w:t>mit</w:t>
+      </w:r>
+      <w:r>
+        <w:rPr>
+          <w:sz w:val="18"/>
+        </w:rPr>
+        <w:t xml:space="preserve"> Speicher — und Funktion FC — parametrierbar </w:t>
+      </w:r>
+      <w:r>
+        <w:rPr>
+          <w:b/>
+          <w:sz w:val="18"/>
+        </w:rPr>
+        <w:t>ohne</w:t>
+      </w:r>
+      <w:r>
+        <w:rPr>
+          <w:sz w:val="18"/>
+        </w:rPr>
+        <w:t xml:space="preserve"> Speicher.</w:t>
       </w:r>
     </w:p>
     <w:p>
@@ -3540,7 +3763,14 @@
           <w:b/>
           <w:sz w:val="18"/>
         </w:rPr>
-        <w:t>Welche Entwurfsfalle lauert bei der ODER-Verzweigung?</w:t>
+        <w:t xml:space="preserve">★ </w:t>
+      </w:r>
+      <w:r>
+        <w:rPr>
+          <w:b/>
+          <w:sz w:val="18"/>
+        </w:rPr>
+        <w:t>Nenne die fünf SPS-Programmiersprachen nach IEC 61131-3.</w:t>
       </w:r>
     </w:p>
     <w:p>
@@ -3552,7 +3782,7 @@
         <w:rPr>
           <w:sz w:val="18"/>
         </w:rPr>
-        <w:t>Es darf nicht eine Bedingung immer sofort erfüllt sein, sonst besteht keine Chance, je eine Alternative zu wählen.</w:t>
+        <w:t>Textsprachen: Anweisungsliste AWL (IL) und Strukturierter Text ST (SCL). Grafische Sprachen: Funktionsbausteinsprache FUP (FBD), Kontaktplan KOP (LD) und Ablaufsprache AS (SFC).</w:t>
       </w:r>
     </w:p>
     <w:p>
@@ -3565,14 +3795,7 @@
           <w:b/>
           <w:sz w:val="18"/>
         </w:rPr>
-        <w:t xml:space="preserve">★ </w:t>
-      </w:r>
-      <w:r>
-        <w:rPr>
-          <w:b/>
-          <w:sz w:val="18"/>
-        </w:rPr>
-        <w:t>Welche Regel gilt für die UND-Verzweigung?</w:t>
+        <w:t>Welches Beschreibungsmittel liegt FBD zugrunde und wofür ist es gedacht?</w:t>
       </w:r>
     </w:p>
     <w:p>
@@ -3584,33 +3807,7 @@
         <w:rPr>
           <w:sz w:val="18"/>
         </w:rPr>
-        <w:t xml:space="preserve">Nach DIN IEC 60050-351 werden durch </w:t>
-      </w:r>
-      <w:r>
-        <w:rPr>
-          <w:b/>
-          <w:sz w:val="18"/>
-        </w:rPr>
-        <w:t>eine</w:t>
-      </w:r>
-      <w:r>
-        <w:rPr>
-          <w:sz w:val="18"/>
-        </w:rPr>
-        <w:t xml:space="preserve"> Weiterschaltbedingung alle parallelen Zweige aktiviert und nur durch Erfüllung einer </w:t>
-      </w:r>
-      <w:r>
-        <w:rPr>
-          <w:b/>
-          <w:sz w:val="18"/>
-        </w:rPr>
-        <w:t>gemeinsamen</w:t>
-      </w:r>
-      <w:r>
-        <w:rPr>
-          <w:sz w:val="18"/>
-        </w:rPr>
-        <w:t xml:space="preserve"> Weiterschaltbedingung wieder zusammengeführt.</w:t>
+        <w:t>Der Logikplan. Zielstellung: Programmierung komplexer Verarbeitungsstrukturen. Standard DIN EN 61131-3, Funktionsbausteinsprache.</w:t>
       </w:r>
     </w:p>
     <w:p>
@@ -3623,7 +3820,7 @@
           <w:b/>
           <w:sz w:val="18"/>
         </w:rPr>
-        <w:t>Welche Normen regeln die Darstellung von Ablaufketten?</w:t>
+        <w:t>Welches Beschreibungsmittel liegt SFC zugrunde?</w:t>
       </w:r>
     </w:p>
     <w:p>
@@ -3635,7 +3832,532 @@
         <w:rPr>
           <w:sz w:val="18"/>
         </w:rPr>
-        <w:t>IEC 61131-3 und DIN EN 60848 (GRAFCET). Herstellerwerkzeuge: S7-GRAPH bei Siemens, SFC in Codesys.</w:t>
+        <w:t>Der Funktionsplan nach DIN 40719 Teil 6, ab 1.4.2005 DIN EN 60848. Zielstellung: komfortable Beschreibung sequentieller Vorgänge, also Schrittketten.</w:t>
+      </w:r>
+    </w:p>
+    <w:p>
+      <w:pPr>
+        <w:keepNext/>
+        <w:spacing w:before="100" w:after="0"/>
+      </w:pPr>
+      <w:r>
+        <w:rPr>
+          <w:b/>
+          <w:sz w:val="18"/>
+        </w:rPr>
+        <w:t>Welches Beschreibungsmittel liegt IL/AWL zugrunde?</w:t>
+      </w:r>
+    </w:p>
+    <w:p>
+      <w:pPr>
+        <w:spacing w:after="60"/>
+        <w:ind w:left="170"/>
+      </w:pPr>
+      <w:r>
+        <w:rPr>
+          <w:sz w:val="18"/>
+        </w:rPr>
+        <w:t>Algebraische Gleichung und Assemblersprache. Zielstellung: laufzeit- und speicherplatzoptimierte Programme.</w:t>
+      </w:r>
+    </w:p>
+    <w:p>
+      <w:pPr>
+        <w:keepNext/>
+        <w:spacing w:before="100" w:after="0"/>
+      </w:pPr>
+      <w:r>
+        <w:rPr>
+          <w:b/>
+          <w:sz w:val="18"/>
+        </w:rPr>
+        <w:t>Was ist CFC und ist es genormt?</w:t>
+      </w:r>
+    </w:p>
+    <w:p>
+      <w:pPr>
+        <w:spacing w:after="60"/>
+        <w:ind w:left="170"/>
+      </w:pPr>
+      <w:r>
+        <w:rPr>
+          <w:sz w:val="18"/>
+        </w:rPr>
+        <w:t xml:space="preserve">Continuous Function Chart, Beschreibungsmittel Signalflussplan und Logikplan, zur Beschreibung kontinuierlicher Vorgänge. Es ist </w:t>
+      </w:r>
+      <w:r>
+        <w:rPr>
+          <w:b/>
+          <w:sz w:val="18"/>
+        </w:rPr>
+        <w:t>proprietär</w:t>
+      </w:r>
+      <w:r>
+        <w:rPr>
+          <w:sz w:val="18"/>
+        </w:rPr>
+        <w:t xml:space="preserve"> (Siemens), nicht Teil von IEC 61131-3. Ebenso S7-HiGraph mit dem Zustandsgraphen.</w:t>
+      </w:r>
+    </w:p>
+    <w:p>
+      <w:pPr>
+        <w:keepNext/>
+        <w:spacing w:before="100" w:after="0"/>
+      </w:pPr>
+      <w:r>
+        <w:rPr>
+          <w:b/>
+          <w:sz w:val="18"/>
+        </w:rPr>
+        <w:t>Wie liest man einen Kontaktplan?</w:t>
+      </w:r>
+    </w:p>
+    <w:p>
+      <w:pPr>
+        <w:spacing w:after="60"/>
+        <w:ind w:left="170"/>
+      </w:pPr>
+      <w:r>
+        <w:rPr>
+          <w:sz w:val="18"/>
+        </w:rPr>
+        <w:t>Wie einen Stromlaufplan von links nach rechts. UND ist eine Reihenschaltung, ODER eine Parallelschaltung. Jeder Kontaktplan muss mit einer Zuweisung, einem Funktions- oder Bausteinaufruf abgeschlossen werden.</w:t>
+      </w:r>
+    </w:p>
+    <w:p>
+      <w:pPr>
+        <w:keepNext/>
+        <w:spacing w:before="100" w:after="0"/>
+      </w:pPr>
+      <w:r>
+        <w:rPr>
+          <w:b/>
+          <w:sz w:val="18"/>
+        </w:rPr>
+        <w:t xml:space="preserve">★ </w:t>
+      </w:r>
+      <w:r>
+        <w:rPr>
+          <w:b/>
+          <w:sz w:val="18"/>
+        </w:rPr>
+        <w:t>Nenne die Bit-Datentypen mit ihrer Größe.</w:t>
+      </w:r>
+    </w:p>
+    <w:p>
+      <w:pPr>
+        <w:spacing w:after="60"/>
+        <w:ind w:left="170"/>
+      </w:pPr>
+      <w:r>
+        <w:rPr>
+          <w:sz w:val="18"/>
+        </w:rPr>
+        <w:t>BOOL 1 Bit (FALSE, TRUE), BYTE 8 Bit, WORD 16 Bit, DWORD 32 Bit, STRING variabel.</w:t>
+      </w:r>
+    </w:p>
+    <w:p>
+      <w:pPr>
+        <w:keepNext/>
+        <w:spacing w:before="100" w:after="0"/>
+      </w:pPr>
+      <w:r>
+        <w:rPr>
+          <w:b/>
+          <w:sz w:val="18"/>
+        </w:rPr>
+        <w:t xml:space="preserve">★ </w:t>
+      </w:r>
+      <w:r>
+        <w:rPr>
+          <w:b/>
+          <w:sz w:val="18"/>
+        </w:rPr>
+        <w:t>Nenne die Arithmetiktypen mit Wertebereich.</w:t>
+      </w:r>
+    </w:p>
+    <w:p>
+      <w:pPr>
+        <w:spacing w:after="60"/>
+        <w:ind w:left="170"/>
+      </w:pPr>
+      <w:r>
+        <w:rPr>
+          <w:sz w:val="18"/>
+        </w:rPr>
+        <w:t>INT 16 Bit von −32768 bis +32767. DINT 32 Bit von −2147483648 bis +2147483647. REAL 32 Bit als Dezimalzahl mit Punkt, etwa 341.7, oder in Exponentialdarstellung 3.417E+02.</w:t>
+      </w:r>
+    </w:p>
+    <w:p>
+      <w:pPr>
+        <w:keepNext/>
+        <w:spacing w:before="100" w:after="0"/>
+      </w:pPr>
+      <w:r>
+        <w:rPr>
+          <w:b/>
+          <w:sz w:val="18"/>
+        </w:rPr>
+        <w:t xml:space="preserve">★ </w:t>
+      </w:r>
+      <w:r>
+        <w:rPr>
+          <w:b/>
+          <w:sz w:val="18"/>
+        </w:rPr>
+        <w:t>Nenne die drei Zeittypen mit Größe und Schreibweise.</w:t>
+      </w:r>
+    </w:p>
+    <w:p>
+      <w:pPr>
+        <w:spacing w:after="60"/>
+        <w:ind w:left="170"/>
+      </w:pPr>
+      <w:r>
+        <w:rPr>
+          <w:sz w:val="18"/>
+        </w:rPr>
+        <w:t xml:space="preserve">TIME 32 Bit, geschrieben </w:t>
+      </w:r>
+      <w:r>
+        <w:rPr>
+          <w:rFonts w:ascii="Consolas" w:hAnsi="Consolas"/>
+          <w:sz w:val="18"/>
+        </w:rPr>
+        <w:t>t#12h20m30s</w:t>
+      </w:r>
+      <w:r>
+        <w:rPr>
+          <w:sz w:val="18"/>
+        </w:rPr>
+        <w:t xml:space="preserve">. TIME_OF_DAY 32 Bit, geschrieben </w:t>
+      </w:r>
+      <w:r>
+        <w:rPr>
+          <w:rFonts w:ascii="Consolas" w:hAnsi="Consolas"/>
+          <w:sz w:val="18"/>
+        </w:rPr>
+        <w:t>tod#08:36:12</w:t>
+      </w:r>
+      <w:r>
+        <w:rPr>
+          <w:sz w:val="18"/>
+        </w:rPr>
+        <w:t xml:space="preserve">. DATE 16 Bit, geschrieben </w:t>
+      </w:r>
+      <w:r>
+        <w:rPr>
+          <w:rFonts w:ascii="Consolas" w:hAnsi="Consolas"/>
+          <w:sz w:val="18"/>
+        </w:rPr>
+        <w:t>d#1990-01-01</w:t>
+      </w:r>
+      <w:r>
+        <w:rPr>
+          <w:sz w:val="18"/>
+        </w:rPr>
+        <w:t>.</w:t>
+      </w:r>
+    </w:p>
+    <w:p>
+      <w:pPr>
+        <w:keepNext/>
+        <w:spacing w:before="100" w:after="0"/>
+      </w:pPr>
+      <w:r>
+        <w:rPr>
+          <w:b/>
+          <w:sz w:val="18"/>
+        </w:rPr>
+        <w:t>Warum sind BYTE, WORD und DWORD nicht einfach vorzeichenlose Zahlen?</w:t>
+      </w:r>
+    </w:p>
+    <w:p>
+      <w:pPr>
+        <w:spacing w:after="60"/>
+        <w:ind w:left="170"/>
+      </w:pPr>
+      <w:r>
+        <w:rPr>
+          <w:sz w:val="18"/>
+        </w:rPr>
+        <w:t>Weil sie auch reine Bitfolgen darstellen können, deren einzelne Bits keine Stellenwertigkeit haben — etwa EB 0 als E 0.0 bis E 0.7.</w:t>
+      </w:r>
+    </w:p>
+    <w:p>
+      <w:pPr>
+        <w:keepNext/>
+        <w:spacing w:before="100" w:after="0"/>
+      </w:pPr>
+      <w:r>
+        <w:rPr>
+          <w:b/>
+          <w:sz w:val="18"/>
+        </w:rPr>
+        <w:t xml:space="preserve">★ </w:t>
+      </w:r>
+      <w:r>
+        <w:rPr>
+          <w:b/>
+          <w:sz w:val="18"/>
+        </w:rPr>
+        <w:t>Wie ist die Namenskonvention für Variablen aufgebaut?</w:t>
+      </w:r>
+    </w:p>
+    <w:p>
+      <w:pPr>
+        <w:spacing w:after="60"/>
+        <w:ind w:left="170"/>
+      </w:pPr>
+      <w:r>
+        <w:rPr>
+          <w:sz w:val="18"/>
+        </w:rPr>
+        <w:t>Aus drei Bestandteilen: Anwendungsbereich, Kontrolle, Datentyp. Anwendungsbereich: Global g, Local l, POU-Parameter p, Temporary tmp. Kontrolle: Input i, Output o. Datentyp: Bool x, Integer i, Real r, Time tim, Date dt, Char c, Word w, String str.</w:t>
+      </w:r>
+    </w:p>
+    <w:p>
+      <w:pPr>
+        <w:keepNext/>
+        <w:spacing w:before="100" w:after="0"/>
+      </w:pPr>
+      <w:r>
+        <w:rPr>
+          <w:b/>
+          <w:sz w:val="18"/>
+        </w:rPr>
+        <w:t xml:space="preserve">★ </w:t>
+      </w:r>
+      <w:r>
+        <w:rPr>
+          <w:b/>
+          <w:sz w:val="18"/>
+        </w:rPr>
+        <w:t xml:space="preserve">Was bedeutet der Variablenname </w:t>
+      </w:r>
+      <w:r>
+        <w:rPr>
+          <w:rFonts w:ascii="Consolas" w:hAnsi="Consolas"/>
+          <w:b/>
+          <w:sz w:val="18"/>
+        </w:rPr>
+        <w:t>gixS1</w:t>
+      </w:r>
+      <w:r>
+        <w:rPr>
+          <w:b/>
+          <w:sz w:val="18"/>
+        </w:rPr>
+        <w:t>?</w:t>
+      </w:r>
+    </w:p>
+    <w:p>
+      <w:pPr>
+        <w:spacing w:after="60"/>
+        <w:ind w:left="170"/>
+      </w:pPr>
+      <w:r>
+        <w:rPr>
+          <w:sz w:val="18"/>
+        </w:rPr>
+        <w:t>g = global, i = Input, x = BOOL. Also eine globale Eingangsvariable vom Datentyp BOOL mit dem Bezeichner S1.</w:t>
+      </w:r>
+    </w:p>
+    <w:p>
+      <w:pPr>
+        <w:keepNext/>
+        <w:spacing w:before="100" w:after="0"/>
+      </w:pPr>
+      <w:r>
+        <w:rPr>
+          <w:b/>
+          <w:sz w:val="18"/>
+        </w:rPr>
+        <w:t xml:space="preserve">★ </w:t>
+      </w:r>
+      <w:r>
+        <w:rPr>
+          <w:b/>
+          <w:sz w:val="18"/>
+        </w:rPr>
+        <w:t>Wie ist die Adressierung nach IEC 61131-3 aufgebaut?</w:t>
+      </w:r>
+    </w:p>
+    <w:p>
+      <w:pPr>
+        <w:spacing w:after="60"/>
+        <w:ind w:left="170"/>
+      </w:pPr>
+      <w:r>
+        <w:rPr>
+          <w:sz w:val="18"/>
+        </w:rPr>
+        <w:t>Prozentzeichen, Präfix für den Speicherort, Präfix für die Größe, dann eine oder mehrere durch Punkte getrennte Zahlen. Speicherort: I (E) Eingang, Q (A) Ausgang, M Merker, DB Datenbaustein, T Zeiten, Z Zähler. Größe: X Bit, B Byte, W Wort, D Doppelwort, L Langwort.</w:t>
+      </w:r>
+    </w:p>
+    <w:p>
+      <w:pPr>
+        <w:keepNext/>
+        <w:spacing w:before="100" w:after="0"/>
+      </w:pPr>
+      <w:r>
+        <w:rPr>
+          <w:b/>
+          <w:sz w:val="18"/>
+        </w:rPr>
+        <w:t xml:space="preserve">★ </w:t>
+      </w:r>
+      <w:r>
+        <w:rPr>
+          <w:b/>
+          <w:sz w:val="18"/>
+        </w:rPr>
+        <w:t xml:space="preserve">Was bedeuten </w:t>
+      </w:r>
+      <w:r>
+        <w:rPr>
+          <w:rFonts w:ascii="Consolas" w:hAnsi="Consolas"/>
+          <w:b/>
+          <w:sz w:val="18"/>
+        </w:rPr>
+        <w:t>%IX136.1</w:t>
+      </w:r>
+      <w:r>
+        <w:rPr>
+          <w:b/>
+          <w:sz w:val="18"/>
+        </w:rPr>
+        <w:t xml:space="preserve">, </w:t>
+      </w:r>
+      <w:r>
+        <w:rPr>
+          <w:rFonts w:ascii="Consolas" w:hAnsi="Consolas"/>
+          <w:b/>
+          <w:sz w:val="18"/>
+        </w:rPr>
+        <w:t>%QW800</w:t>
+      </w:r>
+      <w:r>
+        <w:rPr>
+          <w:b/>
+          <w:sz w:val="18"/>
+        </w:rPr>
+        <w:t xml:space="preserve"> und </w:t>
+      </w:r>
+      <w:r>
+        <w:rPr>
+          <w:rFonts w:ascii="Consolas" w:hAnsi="Consolas"/>
+          <w:b/>
+          <w:sz w:val="18"/>
+        </w:rPr>
+        <w:t>%MD10</w:t>
+      </w:r>
+      <w:r>
+        <w:rPr>
+          <w:b/>
+          <w:sz w:val="18"/>
+        </w:rPr>
+        <w:t>?</w:t>
+      </w:r>
+    </w:p>
+    <w:p>
+      <w:pPr>
+        <w:spacing w:after="60"/>
+        <w:ind w:left="170"/>
+      </w:pPr>
+      <w:r>
+        <w:rPr>
+          <w:sz w:val="18"/>
+        </w:rPr>
+        <w:t>Eingangsbit 136.1, Ausgangswort 800 und Merker-Doppelwort 10.</w:t>
+      </w:r>
+    </w:p>
+    <w:p>
+      <w:pPr>
+        <w:keepNext/>
+        <w:spacing w:before="100" w:after="0"/>
+      </w:pPr>
+      <w:r>
+        <w:rPr>
+          <w:b/>
+          <w:sz w:val="18"/>
+        </w:rPr>
+        <w:t xml:space="preserve">★ </w:t>
+      </w:r>
+      <w:r>
+        <w:rPr>
+          <w:b/>
+          <w:sz w:val="18"/>
+        </w:rPr>
+        <w:t>Was enthält eine Zuordnungstabelle in Kurzform?</w:t>
+      </w:r>
+    </w:p>
+    <w:p>
+      <w:pPr>
+        <w:spacing w:after="60"/>
+        <w:ind w:left="170"/>
+      </w:pPr>
+      <w:r>
+        <w:rPr>
+          <w:sz w:val="18"/>
+        </w:rPr>
+        <w:t>Drei Spalten: Symbol, Adresse, Kommentar. Beispiel: S1 | E0.1 | Start-Taster, Schließer.</w:t>
+      </w:r>
+    </w:p>
+    <w:p>
+      <w:pPr>
+        <w:keepNext/>
+        <w:spacing w:before="100" w:after="0"/>
+      </w:pPr>
+      <w:r>
+        <w:rPr>
+          <w:b/>
+          <w:sz w:val="18"/>
+        </w:rPr>
+        <w:t xml:space="preserve">★ </w:t>
+      </w:r>
+      <w:r>
+        <w:rPr>
+          <w:b/>
+          <w:sz w:val="18"/>
+        </w:rPr>
+        <w:t>Was enthält eine Zuordnungstabelle in Langform?</w:t>
+      </w:r>
+    </w:p>
+    <w:p>
+      <w:pPr>
+        <w:spacing w:after="60"/>
+        <w:ind w:left="170"/>
+      </w:pPr>
+      <w:r>
+        <w:rPr>
+          <w:sz w:val="18"/>
+        </w:rPr>
+        <w:t>Fünf Spalten, getrennt nach Ein- und Ausgängen: Bezeichnung, Datentyp, Symbol, Adresse, Zuordnung. Beispiel: Start-Taster | Bool | S1 | E0.1 | Betätigt = 1. Bei einem Öffner steht dort Betätigt = 0.</w:t>
+      </w:r>
+    </w:p>
+    <w:p>
+      <w:pPr>
+        <w:keepNext/>
+        <w:spacing w:before="100" w:after="0"/>
+      </w:pPr>
+      <w:r>
+        <w:rPr>
+          <w:b/>
+          <w:sz w:val="18"/>
+        </w:rPr>
+        <w:t>Wozu dient die Zuordnungstabelle?</w:t>
+      </w:r>
+    </w:p>
+    <w:p>
+      <w:pPr>
+        <w:spacing w:after="60"/>
+        <w:ind w:left="170"/>
+      </w:pPr>
+      <w:r>
+        <w:rPr>
+          <w:sz w:val="18"/>
+        </w:rPr>
+        <w:t>Sie ordnet alle für die Steuerung relevanten Betriebsmittel den Ein- und Ausgängen zu und legt fest, welche Adresse welches Betriebsmittel bekommt. Sie ist Grundlage für die Planung und für die Deklaration der Variablen in Funktionen und Funktionsbausteinen.</w:t>
       </w:r>
     </w:p>
     <w:p>
@@ -3648,7 +4370,772 @@
           <w:color w:val="1F3B57"/>
           <w:sz w:val="20"/>
         </w:rPr>
+        <w:t>Kapitel 6 — Ablaufsteuerung / SFC</w:t>
+      </w:r>
+    </w:p>
+    <w:p>
+      <w:pPr>
+        <w:keepNext/>
+        <w:spacing w:before="100" w:after="0"/>
+      </w:pPr>
+      <w:r>
+        <w:rPr>
+          <w:b/>
+          <w:sz w:val="18"/>
+        </w:rPr>
+        <w:t xml:space="preserve">★ </w:t>
+      </w:r>
+      <w:r>
+        <w:rPr>
+          <w:b/>
+          <w:sz w:val="18"/>
+        </w:rPr>
+        <w:t>Wie definiert DIN IEC 60050-351 die Ablaufsteuerung?</w:t>
+      </w:r>
+    </w:p>
+    <w:p>
+      <w:pPr>
+        <w:spacing w:after="60"/>
+        <w:ind w:left="170"/>
+      </w:pPr>
+      <w:r>
+        <w:rPr>
+          <w:sz w:val="18"/>
+        </w:rPr>
+        <w:t>Als eine Steuerung mit schrittweisem Ablauf, bei der der Übergang von einem Schritt auf den folgenden programmgemäß entsprechend den vorgegebenen Übergangsbedingungen — Weiterschaltbedingungen, Transitionen — erfolgt.</w:t>
+      </w:r>
+    </w:p>
+    <w:p>
+      <w:pPr>
+        <w:keepNext/>
+        <w:spacing w:before="100" w:after="0"/>
+      </w:pPr>
+      <w:r>
+        <w:rPr>
+          <w:b/>
+          <w:sz w:val="18"/>
+        </w:rPr>
+        <w:t xml:space="preserve">★ </w:t>
+      </w:r>
+      <w:r>
+        <w:rPr>
+          <w:b/>
+          <w:sz w:val="18"/>
+        </w:rPr>
+        <w:t>Nenne die zwei Merkmale einer Ablaufsteuerung.</w:t>
+      </w:r>
+    </w:p>
+    <w:p>
+      <w:pPr>
+        <w:spacing w:after="60"/>
+        <w:ind w:left="170"/>
+      </w:pPr>
+      <w:r>
+        <w:rPr>
+          <w:sz w:val="18"/>
+        </w:rPr>
+        <w:t xml:space="preserve">Es ist immer nur ein Schritt aktiv. Und die Transition erfolgt, wenn die Weiterschaltbedingung erfüllt ist — dann </w:t>
+      </w:r>
+      <w:r>
+        <w:rPr>
+          <w:b/>
+          <w:sz w:val="18"/>
+        </w:rPr>
+        <w:t>muss</w:t>
+      </w:r>
+      <w:r>
+        <w:rPr>
+          <w:sz w:val="18"/>
+        </w:rPr>
+        <w:t xml:space="preserve"> weitergeschaltet werden.</w:t>
+      </w:r>
+    </w:p>
+    <w:p>
+      <w:pPr>
+        <w:keepNext/>
+        <w:spacing w:before="100" w:after="0"/>
+      </w:pPr>
+      <w:r>
+        <w:rPr>
+          <w:b/>
+          <w:sz w:val="18"/>
+        </w:rPr>
+        <w:t>In welche vier Teile gliedert sich eine Ablaufsteuerung?</w:t>
+      </w:r>
+    </w:p>
+    <w:p>
+      <w:pPr>
+        <w:spacing w:after="60"/>
+        <w:ind w:left="170"/>
+      </w:pPr>
+      <w:r>
+        <w:rPr>
+          <w:sz w:val="18"/>
+        </w:rPr>
+        <w:t>Ablaufkette, Betriebsarten, Meldungen und Befehlsausgabe.</w:t>
+      </w:r>
+    </w:p>
+    <w:p>
+      <w:pPr>
+        <w:keepNext/>
+        <w:spacing w:before="100" w:after="0"/>
+      </w:pPr>
+      <w:r>
+        <w:rPr>
+          <w:b/>
+          <w:sz w:val="18"/>
+        </w:rPr>
+        <w:t>Nenne die Betriebsarten und was sie bedeuten.</w:t>
+      </w:r>
+    </w:p>
+    <w:p>
+      <w:pPr>
+        <w:spacing w:after="60"/>
+        <w:ind w:left="170"/>
+      </w:pPr>
+      <w:r>
+        <w:rPr>
+          <w:sz w:val="18"/>
+        </w:rPr>
+        <w:t>Automatik — Ablauf programmgemäß ohne Bedienereingriff. Hand — der Bediener greift direkt auf den Ausgang durch. Einrichten — Stellgeräte einzeln, unter Umgehung vorhandener Verriegelungen. Tippbetrieb/Einzelschritt — Weiterschaltung durch Bedieneingriff.</w:t>
+      </w:r>
+    </w:p>
+    <w:p>
+      <w:pPr>
+        <w:keepNext/>
+        <w:spacing w:before="100" w:after="0"/>
+      </w:pPr>
+      <w:r>
+        <w:rPr>
+          <w:b/>
+          <w:sz w:val="18"/>
+        </w:rPr>
+        <w:t xml:space="preserve">★ </w:t>
+      </w:r>
+      <w:r>
+        <w:rPr>
+          <w:b/>
+          <w:sz w:val="18"/>
+        </w:rPr>
+        <w:t>Welche zwei Strukturelemente hat ein Ablaufplan?</w:t>
+      </w:r>
+    </w:p>
+    <w:p>
+      <w:pPr>
+        <w:spacing w:after="60"/>
+        <w:ind w:left="170"/>
+      </w:pPr>
+      <w:r>
+        <w:rPr>
+          <w:sz w:val="18"/>
+        </w:rPr>
+        <w:t>Zustände beziehungsweise Schritte mit den dazugehörigen Aktionen, und Transitionen.</w:t>
+      </w:r>
+    </w:p>
+    <w:p>
+      <w:pPr>
+        <w:keepNext/>
+        <w:spacing w:before="100" w:after="0"/>
+      </w:pPr>
+      <w:r>
+        <w:rPr>
+          <w:b/>
+          <w:sz w:val="18"/>
+        </w:rPr>
+        <w:t>Welche drei Aktionsarten gibt es?</w:t>
+      </w:r>
+    </w:p>
+    <w:p>
+      <w:pPr>
+        <w:spacing w:after="60"/>
+        <w:ind w:left="170"/>
+      </w:pPr>
+      <w:r>
+        <w:rPr>
+          <w:sz w:val="18"/>
+        </w:rPr>
+        <w:t>Kontinuierlich wirkend; kontinuierlich wirkend, aber von einer Bedingung abhängig; und zeitgesteuert.</w:t>
+      </w:r>
+    </w:p>
+    <w:p>
+      <w:pPr>
+        <w:keepNext/>
+        <w:spacing w:before="100" w:after="0"/>
+      </w:pPr>
+      <w:r>
+        <w:rPr>
+          <w:b/>
+          <w:sz w:val="18"/>
+        </w:rPr>
+        <w:t>Was ist eine Transition, formal betrachtet?</w:t>
+      </w:r>
+    </w:p>
+    <w:p>
+      <w:pPr>
+        <w:spacing w:after="60"/>
+        <w:ind w:left="170"/>
+      </w:pPr>
+      <w:r>
+        <w:rPr>
+          <w:sz w:val="18"/>
+        </w:rPr>
+        <w:t xml:space="preserve">Ein boolescher Ausdruck mit dem Ergebnis 0 oder 1 beziehungsweise FALSE oder TRUE. UND wird als </w:t>
+      </w:r>
+      <w:r>
+        <w:rPr>
+          <w:rFonts w:ascii="Consolas" w:hAnsi="Consolas"/>
+          <w:sz w:val="18"/>
+        </w:rPr>
+        <w:t>a UND b</w:t>
+      </w:r>
+      <w:r>
+        <w:rPr>
+          <w:sz w:val="18"/>
+        </w:rPr>
+        <w:t xml:space="preserve"> oder </w:t>
+      </w:r>
+      <w:r>
+        <w:rPr>
+          <w:rFonts w:ascii="Consolas" w:hAnsi="Consolas"/>
+          <w:sz w:val="18"/>
+        </w:rPr>
+        <w:t>a * b</w:t>
+      </w:r>
+      <w:r>
+        <w:rPr>
+          <w:sz w:val="18"/>
+        </w:rPr>
+        <w:t xml:space="preserve"> geschrieben, ODER als </w:t>
+      </w:r>
+      <w:r>
+        <w:rPr>
+          <w:rFonts w:ascii="Consolas" w:hAnsi="Consolas"/>
+          <w:sz w:val="18"/>
+        </w:rPr>
+        <w:t>a ODER b</w:t>
+      </w:r>
+      <w:r>
+        <w:rPr>
+          <w:sz w:val="18"/>
+        </w:rPr>
+        <w:t xml:space="preserve"> oder </w:t>
+      </w:r>
+      <w:r>
+        <w:rPr>
+          <w:rFonts w:ascii="Consolas" w:hAnsi="Consolas"/>
+          <w:sz w:val="18"/>
+        </w:rPr>
+        <w:t>a + b</w:t>
+      </w:r>
+      <w:r>
+        <w:rPr>
+          <w:sz w:val="18"/>
+        </w:rPr>
+        <w:t>.</w:t>
+      </w:r>
+    </w:p>
+    <w:p>
+      <w:pPr>
+        <w:keepNext/>
+        <w:spacing w:before="100" w:after="0"/>
+      </w:pPr>
+      <w:r>
+        <w:rPr>
+          <w:b/>
+          <w:sz w:val="18"/>
+        </w:rPr>
+        <w:t>Was ist eine Wirkverbindung?</w:t>
+      </w:r>
+    </w:p>
+    <w:p>
+      <w:pPr>
+        <w:spacing w:after="60"/>
+        <w:ind w:left="170"/>
+      </w:pPr>
+      <w:r>
+        <w:rPr>
+          <w:sz w:val="18"/>
+        </w:rPr>
+        <w:t>Die Linie, die Schritte miteinander verbindet und den Ablauf der Kette darstellt.</w:t>
+      </w:r>
+    </w:p>
+    <w:p>
+      <w:pPr>
+        <w:keepNext/>
+        <w:spacing w:before="100" w:after="0"/>
+      </w:pPr>
+      <w:r>
+        <w:rPr>
+          <w:b/>
+          <w:sz w:val="18"/>
+        </w:rPr>
+        <w:t>Was unterscheidet Zuweisung und Zuordnung im Wirkungsteil?</w:t>
+      </w:r>
+    </w:p>
+    <w:p>
+      <w:pPr>
+        <w:spacing w:after="60"/>
+        <w:ind w:left="170"/>
+      </w:pPr>
+      <w:r>
+        <w:rPr>
+          <w:sz w:val="18"/>
+        </w:rPr>
+        <w:t>Die Zuweisung schaltet einen Ausgang, etwa „Motor EIN". Die Zuordnung setzt einen Wert, etwa „Zähler := 7".</w:t>
+      </w:r>
+    </w:p>
+    <w:p>
+      <w:pPr>
+        <w:keepNext/>
+        <w:spacing w:before="100" w:after="0"/>
+      </w:pPr>
+      <w:r>
+        <w:rPr>
+          <w:b/>
+          <w:sz w:val="18"/>
+        </w:rPr>
+        <w:t>Womit beginnt und endet eine Ablaufkette?</w:t>
+      </w:r>
+    </w:p>
+    <w:p>
+      <w:pPr>
+        <w:spacing w:after="60"/>
+        <w:ind w:left="170"/>
+      </w:pPr>
+      <w:r>
+        <w:rPr>
+          <w:sz w:val="18"/>
+        </w:rPr>
+        <w:t>Sie beginnt mit einem Anfangsschritt (initial step), der die Anlage in Grundstellung bringt. Nach Beendigung geht die Kette in die Grundstellung zurück.</w:t>
+      </w:r>
+    </w:p>
+    <w:p>
+      <w:pPr>
+        <w:keepNext/>
+        <w:spacing w:before="100" w:after="0"/>
+      </w:pPr>
+      <w:r>
+        <w:rPr>
+          <w:b/>
+          <w:sz w:val="18"/>
+        </w:rPr>
+        <w:t xml:space="preserve">★ </w:t>
+      </w:r>
+      <w:r>
+        <w:rPr>
+          <w:b/>
+          <w:sz w:val="18"/>
+        </w:rPr>
+        <w:t>Welche Regel gilt am Anfang einer ODER-Verzweigung?</w:t>
+      </w:r>
+    </w:p>
+    <w:p>
+      <w:pPr>
+        <w:spacing w:after="60"/>
+        <w:ind w:left="170"/>
+      </w:pPr>
+      <w:r>
+        <w:rPr>
+          <w:sz w:val="18"/>
+        </w:rPr>
+        <w:t xml:space="preserve">Es darf nur </w:t>
+      </w:r>
+      <w:r>
+        <w:rPr>
+          <w:b/>
+          <w:sz w:val="18"/>
+        </w:rPr>
+        <w:t>eine</w:t>
+      </w:r>
+      <w:r>
+        <w:rPr>
+          <w:sz w:val="18"/>
+        </w:rPr>
+        <w:t xml:space="preserve"> Weiterschaltbedingung wahr sein, sonst muss eine Priorität vorgegeben werden. Ein Stern zeigt an, dass von links nach rechts abgearbeitet wird — der linke Strang hat dann höhere Priorität.</w:t>
+      </w:r>
+    </w:p>
+    <w:p>
+      <w:pPr>
+        <w:keepNext/>
+        <w:spacing w:before="100" w:after="0"/>
+      </w:pPr>
+      <w:r>
+        <w:rPr>
+          <w:b/>
+          <w:sz w:val="18"/>
+        </w:rPr>
+        <w:t>Welche Entwurfsfalle lauert bei der ODER-Verzweigung?</w:t>
+      </w:r>
+    </w:p>
+    <w:p>
+      <w:pPr>
+        <w:spacing w:after="60"/>
+        <w:ind w:left="170"/>
+      </w:pPr>
+      <w:r>
+        <w:rPr>
+          <w:sz w:val="18"/>
+        </w:rPr>
+        <w:t>Es darf nicht eine Bedingung immer sofort erfüllt sein, sonst besteht keine Chance, je eine Alternative zu wählen.</w:t>
+      </w:r>
+    </w:p>
+    <w:p>
+      <w:pPr>
+        <w:keepNext/>
+        <w:spacing w:before="100" w:after="0"/>
+      </w:pPr>
+      <w:r>
+        <w:rPr>
+          <w:b/>
+          <w:sz w:val="18"/>
+        </w:rPr>
+        <w:t xml:space="preserve">★ </w:t>
+      </w:r>
+      <w:r>
+        <w:rPr>
+          <w:b/>
+          <w:sz w:val="18"/>
+        </w:rPr>
+        <w:t>Welche Regel gilt für die UND-Verzweigung?</w:t>
+      </w:r>
+    </w:p>
+    <w:p>
+      <w:pPr>
+        <w:spacing w:after="60"/>
+        <w:ind w:left="170"/>
+      </w:pPr>
+      <w:r>
+        <w:rPr>
+          <w:sz w:val="18"/>
+        </w:rPr>
+        <w:t xml:space="preserve">Nach DIN IEC 60050-351 werden durch </w:t>
+      </w:r>
+      <w:r>
+        <w:rPr>
+          <w:b/>
+          <w:sz w:val="18"/>
+        </w:rPr>
+        <w:t>eine</w:t>
+      </w:r>
+      <w:r>
+        <w:rPr>
+          <w:sz w:val="18"/>
+        </w:rPr>
+        <w:t xml:space="preserve"> Weiterschaltbedingung alle parallelen Zweige aktiviert und nur durch Erfüllung einer </w:t>
+      </w:r>
+      <w:r>
+        <w:rPr>
+          <w:b/>
+          <w:sz w:val="18"/>
+        </w:rPr>
+        <w:t>gemeinsamen</w:t>
+      </w:r>
+      <w:r>
+        <w:rPr>
+          <w:sz w:val="18"/>
+        </w:rPr>
+        <w:t xml:space="preserve"> Weiterschaltbedingung wieder zusammengeführt.</w:t>
+      </w:r>
+    </w:p>
+    <w:p>
+      <w:pPr>
+        <w:keepNext/>
+        <w:spacing w:before="100" w:after="0"/>
+      </w:pPr>
+      <w:r>
+        <w:rPr>
+          <w:b/>
+          <w:sz w:val="18"/>
+        </w:rPr>
+        <w:t>Welche Normen regeln die Darstellung von Ablaufketten?</w:t>
+      </w:r>
+    </w:p>
+    <w:p>
+      <w:pPr>
+        <w:spacing w:after="60"/>
+        <w:ind w:left="170"/>
+      </w:pPr>
+      <w:r>
+        <w:rPr>
+          <w:sz w:val="18"/>
+        </w:rPr>
+        <w:t>IEC 61131-3 und DIN EN 60848 (GRAFCET). Herstellerwerkzeuge: S7-GRAPH bei Siemens, SFC in Codesys.</w:t>
+      </w:r>
+    </w:p>
+    <w:p>
+      <w:pPr>
+        <w:spacing w:before="160" w:after="40"/>
+      </w:pPr>
+      <w:r>
+        <w:rPr>
+          <w:b/>
+          <w:color w:val="1F3B57"/>
+          <w:sz w:val="20"/>
+        </w:rPr>
         <w:t>Kapitel 7 — Automaten</w:t>
+      </w:r>
+    </w:p>
+    <w:p>
+      <w:pPr>
+        <w:keepNext/>
+        <w:spacing w:before="100" w:after="0"/>
+      </w:pPr>
+      <w:r>
+        <w:rPr>
+          <w:b/>
+          <w:sz w:val="18"/>
+        </w:rPr>
+        <w:t xml:space="preserve">★ </w:t>
+      </w:r>
+      <w:r>
+        <w:rPr>
+          <w:b/>
+          <w:sz w:val="18"/>
+        </w:rPr>
+        <w:t>Wie sind Schaltwerke definiert?</w:t>
+      </w:r>
+    </w:p>
+    <w:p>
+      <w:pPr>
+        <w:spacing w:after="60"/>
+        <w:ind w:left="170"/>
+      </w:pPr>
+      <w:r>
+        <w:rPr>
+          <w:sz w:val="18"/>
+        </w:rPr>
+        <w:t xml:space="preserve">Schaltwerke sind universelle Beschreibungen für zeit- und wertdiskrete Systeme. Diese werden </w:t>
+      </w:r>
+      <w:r>
+        <w:rPr>
+          <w:b/>
+          <w:sz w:val="18"/>
+        </w:rPr>
+        <w:t>endliche Automaten</w:t>
+      </w:r>
+      <w:r>
+        <w:rPr>
+          <w:sz w:val="18"/>
+        </w:rPr>
+        <w:t xml:space="preserve"> genannt, englisch finite state machine.</w:t>
+      </w:r>
+    </w:p>
+    <w:p>
+      <w:pPr>
+        <w:keepNext/>
+        <w:spacing w:before="100" w:after="0"/>
+      </w:pPr>
+      <w:r>
+        <w:rPr>
+          <w:b/>
+          <w:sz w:val="18"/>
+        </w:rPr>
+        <w:t xml:space="preserve">★ </w:t>
+      </w:r>
+      <w:r>
+        <w:rPr>
+          <w:b/>
+          <w:sz w:val="18"/>
+        </w:rPr>
+        <w:t>In welche Bestandteile lässt sich jedes Schaltwerk zerlegen?</w:t>
+      </w:r>
+    </w:p>
+    <w:p>
+      <w:pPr>
+        <w:spacing w:after="60"/>
+        <w:ind w:left="170"/>
+      </w:pPr>
+      <w:r>
+        <w:rPr>
+          <w:sz w:val="18"/>
+        </w:rPr>
+        <w:t xml:space="preserve">In zwei Schaltnetze plus Zustandsregister (Speicherwerk aus Flipflops). Schaltnetz 1 ist die </w:t>
+      </w:r>
+      <w:r>
+        <w:rPr>
+          <w:b/>
+          <w:sz w:val="18"/>
+        </w:rPr>
+        <w:t>Übergangsfunktion</w:t>
+      </w:r>
+      <w:r>
+        <w:rPr>
+          <w:sz w:val="18"/>
+        </w:rPr>
+        <w:t xml:space="preserve"> und berechnet den Folgezustand, Schaltnetz 2 ist die </w:t>
+      </w:r>
+      <w:r>
+        <w:rPr>
+          <w:b/>
+          <w:sz w:val="18"/>
+        </w:rPr>
+        <w:t>Ausgangsfunktion</w:t>
+      </w:r>
+      <w:r>
+        <w:rPr>
+          <w:sz w:val="18"/>
+        </w:rPr>
+        <w:t xml:space="preserve"> und berechnet den Ausgang.</w:t>
+      </w:r>
+    </w:p>
+    <w:p>
+      <w:pPr>
+        <w:keepNext/>
+        <w:spacing w:before="100" w:after="0"/>
+      </w:pPr>
+      <w:r>
+        <w:rPr>
+          <w:b/>
+          <w:sz w:val="18"/>
+        </w:rPr>
+        <w:t xml:space="preserve">★ </w:t>
+      </w:r>
+      <w:r>
+        <w:rPr>
+          <w:b/>
+          <w:sz w:val="18"/>
+        </w:rPr>
+        <w:t>Wodurch ist ein endlicher Automat definiert?</w:t>
+      </w:r>
+    </w:p>
+    <w:p>
+      <w:pPr>
+        <w:spacing w:after="60"/>
+        <w:ind w:left="170"/>
+      </w:pPr>
+      <w:r>
+        <w:rPr>
+          <w:sz w:val="18"/>
+        </w:rPr>
+        <w:t>Durch eine endliche Menge von Eingabesymbolen x_i ∈ X (Alphabet), eine endliche Menge von Zuständen z_i ∈ Z, einen Anfangszustand z₀ ∈ Z und eine Zustandsübergangsfunktion δ: Z × X → Z. Zusätzlich kann er eine endliche Menge von Ausgabesymbolen y_i ∈ Y und eine Ausgabefunktion λ: Z × X → Y umfassen.</w:t>
+      </w:r>
+    </w:p>
+    <w:p>
+      <w:pPr>
+        <w:keepNext/>
+        <w:spacing w:before="100" w:after="0"/>
+      </w:pPr>
+      <w:r>
+        <w:rPr>
+          <w:b/>
+          <w:sz w:val="18"/>
+        </w:rPr>
+        <w:t xml:space="preserve">★ </w:t>
+      </w:r>
+      <w:r>
+        <w:rPr>
+          <w:b/>
+          <w:sz w:val="18"/>
+        </w:rPr>
+        <w:t>Wie lautet das 6-Tupel eines Automaten?</w:t>
+      </w:r>
+    </w:p>
+    <w:p>
+      <w:pPr>
+        <w:spacing w:after="60"/>
+        <w:ind w:left="170"/>
+      </w:pPr>
+      <w:r>
+        <w:rPr>
+          <w:rFonts w:ascii="Consolas" w:hAnsi="Consolas"/>
+          <w:sz w:val="18"/>
+        </w:rPr>
+        <w:t>A = (X, Z, z₀, Y, δ, λ)</w:t>
+      </w:r>
+      <w:r>
+        <w:rPr>
+          <w:sz w:val="18"/>
+        </w:rPr>
+        <w:t xml:space="preserve"> — Eingabealphabet, Zustandsmenge, Anfangszustand, Ausgabealphabet, Übergangsfunktion, Ausgabefunktion.</w:t>
+      </w:r>
+    </w:p>
+    <w:p>
+      <w:pPr>
+        <w:keepNext/>
+        <w:spacing w:before="100" w:after="0"/>
+      </w:pPr>
+      <w:r>
+        <w:rPr>
+          <w:b/>
+          <w:sz w:val="18"/>
+        </w:rPr>
+        <w:t>Beschreibe das Trivialbeispiel Türsystem.</w:t>
+      </w:r>
+    </w:p>
+    <w:p>
+      <w:pPr>
+        <w:spacing w:after="60"/>
+        <w:ind w:left="170"/>
+      </w:pPr>
+      <w:r>
+        <w:rPr>
+          <w:sz w:val="18"/>
+        </w:rPr>
+        <w:t>Die Tür soll aufgehen, wenn Taster S1 gedrückt wird (x₁ = 1), und zugehen, wenn Taster S2 gedrückt wird (x₂ = 1). Ansonsten verbleibt die Tür in ihrem Zustand. Zwei Zustände: z₁ „Tür zu" (Anfangszustand) und z₂ „Tür auf". Ausgänge: y₁ = 1 „öffnet", y₂ = 1 „schliesst".</w:t>
+      </w:r>
+    </w:p>
+    <w:p>
+      <w:pPr>
+        <w:keepNext/>
+        <w:spacing w:before="100" w:after="0"/>
+      </w:pPr>
+      <w:r>
+        <w:rPr>
+          <w:b/>
+          <w:sz w:val="18"/>
+        </w:rPr>
+        <w:t xml:space="preserve">★ </w:t>
+      </w:r>
+      <w:r>
+        <w:rPr>
+          <w:b/>
+          <w:sz w:val="18"/>
+        </w:rPr>
+        <w:t>Beschreibe den Warenautomaten als Automat.</w:t>
+      </w:r>
+    </w:p>
+    <w:p>
+      <w:pPr>
+        <w:spacing w:after="60"/>
+        <w:ind w:left="170"/>
+      </w:pPr>
+      <w:r>
+        <w:rPr>
+          <w:sz w:val="18"/>
+        </w:rPr>
+        <w:t>Er liefert gegen ein 2-€-Stück oder zwei 1-€-Stücke eine Ware. Der Rückgabeknopf gibt eingeworfenes Geld zurück, sofern 2 € noch nicht erreicht sind. Eingabealphabet X = {1, 2, r} mit r für Rückgabe. Ausgabealphabet Y = {w, n, 1, 2} mit w für Ware und n für Nichts. Zustandsmenge Z = {z₁, z₂}, wobei z₀ der neutrale Anfangs- und zugleich Endzustand ist.</w:t>
+      </w:r>
+    </w:p>
+    <w:p>
+      <w:pPr>
+        <w:keepNext/>
+        <w:spacing w:before="100" w:after="0"/>
+      </w:pPr>
+      <w:r>
+        <w:rPr>
+          <w:b/>
+          <w:sz w:val="18"/>
+        </w:rPr>
+        <w:t xml:space="preserve">★ </w:t>
+      </w:r>
+      <w:r>
+        <w:rPr>
+          <w:b/>
+          <w:sz w:val="18"/>
+        </w:rPr>
+        <w:t>Aus welchen drei Blöcken besteht das Schaltwerk der Ampelschaltung?</w:t>
+      </w:r>
+    </w:p>
+    <w:p>
+      <w:pPr>
+        <w:spacing w:after="60"/>
+        <w:ind w:left="170"/>
+      </w:pPr>
+      <w:r>
+        <w:rPr>
+          <w:sz w:val="18"/>
+        </w:rPr>
+        <w:t>Ausgabefunktion (liefert y₀, y₁, y₂ an die drei Lampen), Übergangsfunktion (verarbeitet die Eingabe x₀ vom Ampelknopf und die Zustände q₀, q₁) und Zustandsspeicher aus zwei D-Flipflops, die q₀ und q₁ halten.</w:t>
       </w:r>
     </w:p>
     <w:p>

--- a/output/Karteikarten_Automation.docx
+++ b/output/Karteikarten_Automation.docx
@@ -24,7 +24,7 @@
           <w:i/>
           <w:sz w:val="16"/>
         </w:rPr>
-        <w:t>172 Karten aus allen grün hinterlegten Kästchen der Foliensätze. Mit ★ markierte Karten gehören zu den in den Folien handschriftlich als klausurrelevant gekennzeichneten Themen — diese zuerst lernen.</w:t>
+        <w:t>183 Karten aus allen grün hinterlegten Kästchen der Foliensätze.  ★ belegt (25): auf genau dieser Folie steht ein handschriftlicher Klausurhinweis.  ◆ verwandt (54): gleiches Thema wie eine markierte Folie, aber ohne eigenen Hinweis — das ist eine Einschätzung, kein Beleg. Die Hinweise stammen aus eigener Mitschrift und grenzen den Stoff nicht ab.</w:t>
       </w:r>
     </w:p>
     <w:p>
@@ -52,6 +52,14 @@
         </w:rPr>
         <w:t>Wie ist Automatisierung definiert?</w:t>
       </w:r>
+      <w:r>
+        <w:rPr>
+          <w:b w:val="0"/>
+          <w:i/>
+          <w:sz w:val="16"/>
+        </w:rPr>
+        <w:t xml:space="preserve">  (Kap. 1/8)</w:t>
+      </w:r>
     </w:p>
     <w:p>
       <w:pPr>
@@ -77,6 +85,14 @@
         </w:rPr>
         <w:t>Wie ist ein System definiert?</w:t>
       </w:r>
+      <w:r>
+        <w:rPr>
+          <w:b w:val="0"/>
+          <w:i/>
+          <w:sz w:val="16"/>
+        </w:rPr>
+        <w:t xml:space="preserve">  (Kap. 1/9)</w:t>
+      </w:r>
     </w:p>
     <w:p>
       <w:pPr>
@@ -102,6 +118,14 @@
         </w:rPr>
         <w:t>Unterscheide offenes, geschlossenes und abgeschlossenes System.</w:t>
       </w:r>
+      <w:r>
+        <w:rPr>
+          <w:b w:val="0"/>
+          <w:i/>
+          <w:sz w:val="16"/>
+        </w:rPr>
+        <w:t xml:space="preserve">  (Kap. 1/9)</w:t>
+      </w:r>
     </w:p>
     <w:p>
       <w:pPr>
@@ -166,6 +190,14 @@
         </w:rPr>
         <w:t>Wie ist ein Prozess definiert?</w:t>
       </w:r>
+      <w:r>
+        <w:rPr>
+          <w:b w:val="0"/>
+          <w:i/>
+          <w:sz w:val="16"/>
+        </w:rPr>
+        <w:t xml:space="preserve">  (Kap. 1/11)</w:t>
+      </w:r>
     </w:p>
     <w:p>
       <w:pPr>
@@ -191,6 +223,14 @@
         </w:rPr>
         <w:t>Was wird in einem Fertigungsprozess umgewandelt?</w:t>
       </w:r>
+      <w:r>
+        <w:rPr>
+          <w:b w:val="0"/>
+          <w:i/>
+          <w:sz w:val="16"/>
+        </w:rPr>
+        <w:t xml:space="preserve">  (Kap. 1/11)</w:t>
+      </w:r>
     </w:p>
     <w:p>
       <w:pPr>
@@ -216,6 +256,14 @@
         </w:rPr>
         <w:t>Wie ist ein Automat definiert?</w:t>
       </w:r>
+      <w:r>
+        <w:rPr>
+          <w:b w:val="0"/>
+          <w:i/>
+          <w:sz w:val="16"/>
+        </w:rPr>
+        <w:t xml:space="preserve">  (Kap. 1/12)</w:t>
+      </w:r>
     </w:p>
     <w:p>
       <w:pPr>
@@ -241,6 +289,14 @@
         </w:rPr>
         <w:t>Was ist ein Agent?</w:t>
       </w:r>
+      <w:r>
+        <w:rPr>
+          <w:b w:val="0"/>
+          <w:i/>
+          <w:sz w:val="16"/>
+        </w:rPr>
+        <w:t xml:space="preserve">  (Kap. 1/12)</w:t>
+      </w:r>
     </w:p>
     <w:p>
       <w:pPr>
@@ -266,6 +322,14 @@
         </w:rPr>
         <w:t>Nenne die sieben allgemeinen Ziele der Automation mit Beispiel.</w:t>
       </w:r>
+      <w:r>
+        <w:rPr>
+          <w:b w:val="0"/>
+          <w:i/>
+          <w:sz w:val="16"/>
+        </w:rPr>
+        <w:t xml:space="preserve">  (Kap. 1/19)</w:t>
+      </w:r>
     </w:p>
     <w:p>
       <w:pPr>
@@ -291,6 +355,14 @@
         </w:rPr>
         <w:t>Nenne die fünf Basisaufgaben der Automation.</w:t>
       </w:r>
+      <w:r>
+        <w:rPr>
+          <w:b w:val="0"/>
+          <w:i/>
+          <w:sz w:val="16"/>
+        </w:rPr>
+        <w:t xml:space="preserve">  (Kap. 1/20)</w:t>
+      </w:r>
     </w:p>
     <w:p>
       <w:pPr>
@@ -316,6 +388,14 @@
         </w:rPr>
         <w:t>Nenne die drei Basisaufgaben der Information.</w:t>
       </w:r>
+      <w:r>
+        <w:rPr>
+          <w:b w:val="0"/>
+          <w:i/>
+          <w:sz w:val="16"/>
+        </w:rPr>
+        <w:t xml:space="preserve">  (Kap. 1/20)</w:t>
+      </w:r>
     </w:p>
     <w:p>
       <w:pPr>
@@ -341,6 +421,14 @@
         </w:rPr>
         <w:t>Wie ist ein Prozessleitsystem definiert?</w:t>
       </w:r>
+      <w:r>
+        <w:rPr>
+          <w:b w:val="0"/>
+          <w:i/>
+          <w:sz w:val="16"/>
+        </w:rPr>
+        <w:t xml:space="preserve">  (Kap. 1/21)</w:t>
+      </w:r>
     </w:p>
     <w:p>
       <w:pPr>
@@ -364,7 +452,7 @@
           <w:b/>
           <w:sz w:val="18"/>
         </w:rPr>
-        <w:t xml:space="preserve">★ </w:t>
+        <w:t xml:space="preserve">◆ </w:t>
       </w:r>
       <w:r>
         <w:rPr>
@@ -372,6 +460,14 @@
           <w:sz w:val="18"/>
         </w:rPr>
         <w:t>Nenne die fünf Ebenen der Automatisierungspyramide von oben nach unten.</w:t>
+      </w:r>
+      <w:r>
+        <w:rPr>
+          <w:b w:val="0"/>
+          <w:i/>
+          <w:sz w:val="16"/>
+        </w:rPr>
+        <w:t xml:space="preserve">  (Kap. 1/21)</w:t>
       </w:r>
     </w:p>
     <w:p>
@@ -398,6 +494,14 @@
         </w:rPr>
         <w:t>In welche Richtung laufen Daten und Planung in der Automatisierungspyramide?</w:t>
       </w:r>
+      <w:r>
+        <w:rPr>
+          <w:b w:val="0"/>
+          <w:i/>
+          <w:sz w:val="16"/>
+        </w:rPr>
+        <w:t xml:space="preserve">  (Kap. 1/21)</w:t>
+      </w:r>
     </w:p>
     <w:p>
       <w:pPr>
@@ -423,6 +527,14 @@
         </w:rPr>
         <w:t>Was kennzeichnet Industrie 1.0?</w:t>
       </w:r>
+      <w:r>
+        <w:rPr>
+          <w:b w:val="0"/>
+          <w:i/>
+          <w:sz w:val="16"/>
+        </w:rPr>
+        <w:t xml:space="preserve">  (Kap. 1/24)</w:t>
+      </w:r>
     </w:p>
     <w:p>
       <w:pPr>
@@ -448,6 +560,14 @@
         </w:rPr>
         <w:t>Was kennzeichnet Industrie 2.0?</w:t>
       </w:r>
+      <w:r>
+        <w:rPr>
+          <w:b w:val="0"/>
+          <w:i/>
+          <w:sz w:val="16"/>
+        </w:rPr>
+        <w:t xml:space="preserve">  (Kap. 1/24)</w:t>
+      </w:r>
     </w:p>
     <w:p>
       <w:pPr>
@@ -471,7 +591,7 @@
           <w:b/>
           <w:sz w:val="18"/>
         </w:rPr>
-        <w:t xml:space="preserve">★ </w:t>
+        <w:t xml:space="preserve">◆ </w:t>
       </w:r>
       <w:r>
         <w:rPr>
@@ -479,6 +599,14 @@
           <w:sz w:val="18"/>
         </w:rPr>
         <w:t>Was kennzeichnet Industrie 3.0?</w:t>
+      </w:r>
+      <w:r>
+        <w:rPr>
+          <w:b w:val="0"/>
+          <w:i/>
+          <w:sz w:val="16"/>
+        </w:rPr>
+        <w:t xml:space="preserve">  (Kap. 1/25)</w:t>
       </w:r>
     </w:p>
     <w:p>
@@ -505,6 +633,14 @@
         </w:rPr>
         <w:t>Was kennzeichnet Industrie 4.0?</w:t>
       </w:r>
+      <w:r>
+        <w:rPr>
+          <w:b w:val="0"/>
+          <w:i/>
+          <w:sz w:val="16"/>
+        </w:rPr>
+        <w:t xml:space="preserve">  (Kap. 1/25)</w:t>
+      </w:r>
     </w:p>
     <w:p>
       <w:pPr>
@@ -528,7 +664,7 @@
           <w:b/>
           <w:sz w:val="18"/>
         </w:rPr>
-        <w:t xml:space="preserve">★ </w:t>
+        <w:t xml:space="preserve">◆ </w:t>
       </w:r>
       <w:r>
         <w:rPr>
@@ -536,6 +672,14 @@
           <w:sz w:val="18"/>
         </w:rPr>
         <w:t>Welche war die erste SPS der Welt?</w:t>
+      </w:r>
+      <w:r>
+        <w:rPr>
+          <w:b w:val="0"/>
+          <w:i/>
+          <w:sz w:val="16"/>
+        </w:rPr>
+        <w:t xml:space="preserve">  (Kap. 1/28)</w:t>
       </w:r>
     </w:p>
     <w:p>
@@ -562,6 +706,14 @@
         </w:rPr>
         <w:t>Nenne die drei Ebenen einer intelligenten Produktionsanlage.</w:t>
       </w:r>
+      <w:r>
+        <w:rPr>
+          <w:b w:val="0"/>
+          <w:i/>
+          <w:sz w:val="16"/>
+        </w:rPr>
+        <w:t xml:space="preserve">  (Kap. 1/35)</w:t>
+      </w:r>
     </w:p>
     <w:p>
       <w:pPr>
@@ -620,6 +772,14 @@
         </w:rPr>
         <w:t>Wodurch unterscheiden sich intelligente von klassischen Automatisierungssystemen?</w:t>
       </w:r>
+      <w:r>
+        <w:rPr>
+          <w:b w:val="0"/>
+          <w:i/>
+          <w:sz w:val="16"/>
+        </w:rPr>
+        <w:t xml:space="preserve">  (Kap. 1/36)</w:t>
+      </w:r>
     </w:p>
     <w:p>
       <w:pPr>
@@ -645,6 +805,14 @@
         </w:rPr>
         <w:t>Welche Anforderungen stellt modellbasierte Automation in Produktion und Fertigung?</w:t>
       </w:r>
+      <w:r>
+        <w:rPr>
+          <w:b w:val="0"/>
+          <w:i/>
+          <w:sz w:val="16"/>
+        </w:rPr>
+        <w:t xml:space="preserve">  (Kap. 1/23)</w:t>
+      </w:r>
     </w:p>
     <w:p>
       <w:pPr>
@@ -670,6 +838,14 @@
         </w:rPr>
         <w:t>Was ist der Vorteil der Modulbauweise bei Flachbaugruppen?</w:t>
       </w:r>
+      <w:r>
+        <w:rPr>
+          <w:b w:val="0"/>
+          <w:i/>
+          <w:sz w:val="16"/>
+        </w:rPr>
+        <w:t xml:space="preserve">  (Kap. 1/29)</w:t>
+      </w:r>
     </w:p>
     <w:p>
       <w:pPr>
@@ -706,7 +882,7 @@
           <w:b/>
           <w:sz w:val="18"/>
         </w:rPr>
-        <w:t xml:space="preserve">★ </w:t>
+        <w:t xml:space="preserve">◆ </w:t>
       </w:r>
       <w:r>
         <w:rPr>
@@ -714,6 +890,14 @@
           <w:sz w:val="18"/>
         </w:rPr>
         <w:t>Wie definiert DIN 19226 Teil 1 das Steuern?</w:t>
+      </w:r>
+      <w:r>
+        <w:rPr>
+          <w:b w:val="0"/>
+          <w:i/>
+          <w:sz w:val="16"/>
+        </w:rPr>
+        <w:t xml:space="preserve">  (Kap. 2/70)</w:t>
       </w:r>
     </w:p>
     <w:p>
@@ -740,6 +924,14 @@
         </w:rPr>
         <w:t>Wie lautet die exakte Definition der Kausalität?</w:t>
       </w:r>
+      <w:r>
+        <w:rPr>
+          <w:b w:val="0"/>
+          <w:i/>
+          <w:sz w:val="16"/>
+        </w:rPr>
+        <w:t xml:space="preserve">  (Kap. 2/37)</w:t>
+      </w:r>
     </w:p>
     <w:p>
       <w:pPr>
@@ -765,6 +957,14 @@
         </w:rPr>
         <w:t>Wie lautet die exakte Definition der Zeitinvarianz?</w:t>
       </w:r>
+      <w:r>
+        <w:rPr>
+          <w:b w:val="0"/>
+          <w:i/>
+          <w:sz w:val="16"/>
+        </w:rPr>
+        <w:t xml:space="preserve">  (Kap. 2/44)</w:t>
+      </w:r>
     </w:p>
     <w:p>
       <w:pPr>
@@ -790,6 +990,14 @@
         </w:rPr>
         <w:t>Woran erkennt man ein zeitvariantes System?</w:t>
       </w:r>
+      <w:r>
+        <w:rPr>
+          <w:b w:val="0"/>
+          <w:i/>
+          <w:sz w:val="16"/>
+        </w:rPr>
+        <w:t xml:space="preserve">  (Kap. 2/44)</w:t>
+      </w:r>
     </w:p>
     <w:p>
       <w:pPr>
@@ -826,7 +1034,7 @@
           <w:b/>
           <w:sz w:val="18"/>
         </w:rPr>
-        <w:t xml:space="preserve">★ </w:t>
+        <w:t xml:space="preserve">◆ </w:t>
       </w:r>
       <w:r>
         <w:rPr>
@@ -834,6 +1042,14 @@
           <w:sz w:val="18"/>
         </w:rPr>
         <w:t>Welche zwei Eigenschaften machen ein System linear?</w:t>
+      </w:r>
+      <w:r>
+        <w:rPr>
+          <w:b w:val="0"/>
+          <w:i/>
+          <w:sz w:val="16"/>
+        </w:rPr>
+        <w:t xml:space="preserve">  (Kap. 2/48)</w:t>
       </w:r>
     </w:p>
     <w:p>
@@ -878,7 +1094,7 @@
           <w:b/>
           <w:sz w:val="18"/>
         </w:rPr>
-        <w:t xml:space="preserve">★ </w:t>
+        <w:t xml:space="preserve">◆ </w:t>
       </w:r>
       <w:r>
         <w:rPr>
@@ -886,6 +1102,14 @@
           <w:sz w:val="18"/>
         </w:rPr>
         <w:t>Welche Folgerung ergibt sich direkt aus der Homogenität?</w:t>
+      </w:r>
+      <w:r>
+        <w:rPr>
+          <w:b w:val="0"/>
+          <w:i/>
+          <w:sz w:val="16"/>
+        </w:rPr>
+        <w:t xml:space="preserve">  (Kap. 2/48)</w:t>
       </w:r>
     </w:p>
     <w:p>
@@ -912,6 +1136,14 @@
         </w:rPr>
         <w:t>Wie ist das Gleichgewicht definiert und wie heißt es noch?</w:t>
       </w:r>
+      <w:r>
+        <w:rPr>
+          <w:b w:val="0"/>
+          <w:i/>
+          <w:sz w:val="16"/>
+        </w:rPr>
+        <w:t xml:space="preserve">  (Kap. 2/55)</w:t>
+      </w:r>
     </w:p>
     <w:p>
       <w:pPr>
@@ -937,6 +1169,14 @@
         </w:rPr>
         <w:t>Welche Frage beantwortet die Stabilität?</w:t>
       </w:r>
+      <w:r>
+        <w:rPr>
+          <w:b w:val="0"/>
+          <w:i/>
+          <w:sz w:val="16"/>
+        </w:rPr>
+        <w:t xml:space="preserve">  (Kap. 2/63)</w:t>
+      </w:r>
     </w:p>
     <w:p>
       <w:pPr>
@@ -962,6 +1202,14 @@
         </w:rPr>
         <w:t>Was leistet die Systemtheorie in der Automatisierung?</w:t>
       </w:r>
+      <w:r>
+        <w:rPr>
+          <w:b w:val="0"/>
+          <w:i/>
+          <w:sz w:val="16"/>
+        </w:rPr>
+        <w:t xml:space="preserve">  (Kap. 2/67)</w:t>
+      </w:r>
     </w:p>
     <w:p>
       <w:pPr>
@@ -1217,7 +1465,15 @@
           <w:b/>
           <w:sz w:val="18"/>
         </w:rPr>
-        <w:t>Welche drei Verkettungsarten gibt es im Blockschaltbild?</w:t>
+        <w:t>Stelle das Blockschaltbild zu y[n] = (2·u[n] − u[n]²)² auf.</w:t>
+      </w:r>
+      <w:r>
+        <w:rPr>
+          <w:b w:val="0"/>
+          <w:i/>
+          <w:sz w:val="16"/>
+        </w:rPr>
+        <w:t xml:space="preserve">  (Kap. 2/13)</w:t>
       </w:r>
     </w:p>
     <w:p>
@@ -1229,7 +1485,20 @@
         <w:rPr>
           <w:sz w:val="18"/>
         </w:rPr>
-        <w:t>Reihenschaltung (Ausgang des einen ist Eingang des nächsten), Parallelschaltung (gleicher Eingang auf mehrere Blöcke, Ausgänge summiert) und Rückführung (Ausgang wird auf den Eingang zurückgeführt — die Struktur des Regelkreises).</w:t>
+        <w:t xml:space="preserve">Das Eingangssignal x[n] verzweigt auf zwei Pfade: oben ein Block „Multipliziere mit 2", unten ein Block „Quadriere". Beide laufen auf einen Summierer, der den unteren Zweig </w:t>
+      </w:r>
+      <w:r>
+        <w:rPr>
+          <w:b/>
+          <w:sz w:val="18"/>
+        </w:rPr>
+        <w:t>subtrahiert</w:t>
+      </w:r>
+      <w:r>
+        <w:rPr>
+          <w:sz w:val="18"/>
+        </w:rPr>
+        <w:t>. Dessen Ausgang geht in einen zweiten Block „Quadriere", der y[n] liefert. Man arbeitet die Klammer von innen nach außen ab.</w:t>
       </w:r>
     </w:p>
     <w:p>
@@ -1242,7 +1511,22 @@
           <w:b/>
           <w:sz w:val="18"/>
         </w:rPr>
-        <w:t>Welche Voraussetzung muss jeder Block im Blockschaltbild erfüllen?</w:t>
+        <w:t xml:space="preserve">◆ </w:t>
+      </w:r>
+      <w:r>
+        <w:rPr>
+          <w:b/>
+          <w:sz w:val="18"/>
+        </w:rPr>
+        <w:t>Welche drei Verkettungsarten gibt es im Blockschaltbild?</w:t>
+      </w:r>
+      <w:r>
+        <w:rPr>
+          <w:b w:val="0"/>
+          <w:i/>
+          <w:sz w:val="16"/>
+        </w:rPr>
+        <w:t xml:space="preserve">  (Kap. 2/14–16)</w:t>
       </w:r>
     </w:p>
     <w:p>
@@ -1254,6 +1538,31 @@
         <w:rPr>
           <w:sz w:val="18"/>
         </w:rPr>
+        <w:t>Reihenschaltung (Ausgang des einen ist Eingang des nächsten), Parallelschaltung (gleicher Eingang auf mehrere Blöcke, Ausgänge summiert) und Rückführung (Ausgang wird auf den Eingang zurückgeführt — die Struktur des Regelkreises).</w:t>
+      </w:r>
+    </w:p>
+    <w:p>
+      <w:pPr>
+        <w:keepNext/>
+        <w:spacing w:before="100" w:after="0"/>
+      </w:pPr>
+      <w:r>
+        <w:rPr>
+          <w:b/>
+          <w:sz w:val="18"/>
+        </w:rPr>
+        <w:t>Welche Voraussetzung muss jeder Block im Blockschaltbild erfüllen?</w:t>
+      </w:r>
+    </w:p>
+    <w:p>
+      <w:pPr>
+        <w:spacing w:after="60"/>
+        <w:ind w:left="170"/>
+      </w:pPr>
+      <w:r>
+        <w:rPr>
+          <w:sz w:val="18"/>
+        </w:rPr>
         <w:t>Rückwirkungsfreiheit. Signale fließen nur vom Eingang eines Blocks zu dessen Ausgang, es gibt keine nicht dargestellten Nebeneffekte zwischen Blöcken.</w:t>
       </w:r>
     </w:p>
@@ -1282,6 +1591,14 @@
         </w:rPr>
         <w:t>Was ist ein Signal, was ein System?</w:t>
       </w:r>
+      <w:r>
+        <w:rPr>
+          <w:b w:val="0"/>
+          <w:i/>
+          <w:sz w:val="16"/>
+        </w:rPr>
+        <w:t xml:space="preserve">  (Kap. 2.1/5)</w:t>
+      </w:r>
     </w:p>
     <w:p>
       <w:pPr>
@@ -1305,7 +1622,22 @@
           <w:b/>
           <w:sz w:val="18"/>
         </w:rPr>
-        <w:t>Wie wirkt die Umgebung auf ein System ein?</w:t>
+        <w:t xml:space="preserve">★ </w:t>
+      </w:r>
+      <w:r>
+        <w:rPr>
+          <w:b/>
+          <w:sz w:val="18"/>
+        </w:rPr>
+        <w:t>Wie findet man die geschlossene Darstellung eines skizzierten Signals?</w:t>
+      </w:r>
+      <w:r>
+        <w:rPr>
+          <w:b w:val="0"/>
+          <w:i/>
+          <w:sz w:val="16"/>
+        </w:rPr>
+        <w:t xml:space="preserve">  (Kap. 2.1/30)</w:t>
       </w:r>
     </w:p>
     <w:p>
@@ -1317,20 +1649,7 @@
         <w:rPr>
           <w:sz w:val="18"/>
         </w:rPr>
-        <w:t xml:space="preserve">Alle nicht abgeschlossenen Systeme — offene wie geschlossene — stehen im Kontakt mit ihrer Umwelt und tauschen mit ihr Materie, Energie oder Information aus. Die Umwelt wirkt typischerweise durch </w:t>
-      </w:r>
-      <w:r>
-        <w:rPr>
-          <w:b/>
-          <w:sz w:val="18"/>
-        </w:rPr>
-        <w:t>Störungen</w:t>
-      </w:r>
-      <w:r>
-        <w:rPr>
-          <w:sz w:val="18"/>
-        </w:rPr>
-        <w:t xml:space="preserve"> auf das System ein.</w:t>
+        <w:t>Das Signal in Abschnitte zerlegen. Für jede Sprungstelle einen verschobenen Sprung ansetzen (Sprunghöhe mal σ(t−t₀), nach unten mit Minuszeichen), für jeden Knick im Anstieg eine verschobene Rampe, für jede Nadel einen gewichteten Dirac-Impuls δ(t−t₀). Alles addieren und an zwei, drei Zeitpunkten zur Probe einsetzen.</w:t>
       </w:r>
     </w:p>
     <w:p>
@@ -1343,14 +1662,15 @@
           <w:b/>
           <w:sz w:val="18"/>
         </w:rPr>
-        <w:t xml:space="preserve">★ </w:t>
-      </w:r>
-      <w:r>
-        <w:rPr>
-          <w:b/>
-          <w:sz w:val="18"/>
-        </w:rPr>
-        <w:t>Wie notiert man zeitkontinuierliche und zeitdiskrete Signale?</w:t>
+        <w:t>Wie wirkt die Umgebung auf ein System ein?</w:t>
+      </w:r>
+      <w:r>
+        <w:rPr>
+          <w:b w:val="0"/>
+          <w:i/>
+          <w:sz w:val="16"/>
+        </w:rPr>
+        <w:t xml:space="preserve">  (Kap. 2.1/4)</w:t>
       </w:r>
     </w:p>
     <w:p>
@@ -1362,33 +1682,20 @@
         <w:rPr>
           <w:sz w:val="18"/>
         </w:rPr>
-        <w:t xml:space="preserve">Kontinuierliche Signale bekommen </w:t>
-      </w:r>
-      <w:r>
-        <w:rPr>
-          <w:b/>
-          <w:sz w:val="18"/>
-        </w:rPr>
-        <w:t>runde</w:t>
-      </w:r>
-      <w:r>
-        <w:rPr>
-          <w:sz w:val="18"/>
-        </w:rPr>
-        <w:t xml:space="preserve"> Klammern, die unabhängige Variable ist reell und heißt meist t: u(t). Diskrete Signale bekommen </w:t>
-      </w:r>
-      <w:r>
-        <w:rPr>
-          <w:b/>
-          <w:sz w:val="18"/>
-        </w:rPr>
-        <w:t>eckige</w:t>
-      </w:r>
-      <w:r>
-        <w:rPr>
-          <w:sz w:val="18"/>
-        </w:rPr>
-        <w:t xml:space="preserve"> Klammern, die unabhängige Variable ist ganzzahlig und heißt meist k oder n: u[k].</w:t>
+        <w:t xml:space="preserve">Alle nicht abgeschlossenen Systeme — offene wie geschlossene — stehen im Kontakt mit ihrer Umwelt und tauschen mit ihr Materie, Energie oder Information aus. Die Umwelt wirkt typischerweise durch </w:t>
+      </w:r>
+      <w:r>
+        <w:rPr>
+          <w:b/>
+          <w:sz w:val="18"/>
+        </w:rPr>
+        <w:t>Störungen</w:t>
+      </w:r>
+      <w:r>
+        <w:rPr>
+          <w:sz w:val="18"/>
+        </w:rPr>
+        <w:t xml:space="preserve"> auf das System ein.</w:t>
       </w:r>
     </w:p>
     <w:p>
@@ -1401,14 +1708,22 @@
           <w:b/>
           <w:sz w:val="18"/>
         </w:rPr>
-        <w:t xml:space="preserve">★ </w:t>
-      </w:r>
-      <w:r>
-        <w:rPr>
-          <w:b/>
-          <w:sz w:val="18"/>
-        </w:rPr>
-        <w:t>Wie ist die Abtastung formal definiert?</w:t>
+        <w:t xml:space="preserve">◆ </w:t>
+      </w:r>
+      <w:r>
+        <w:rPr>
+          <w:b/>
+          <w:sz w:val="18"/>
+        </w:rPr>
+        <w:t>Wie notiert man zeitkontinuierliche und zeitdiskrete Signale?</w:t>
+      </w:r>
+      <w:r>
+        <w:rPr>
+          <w:b w:val="0"/>
+          <w:i/>
+          <w:sz w:val="16"/>
+        </w:rPr>
+        <w:t xml:space="preserve">  (Kap. 2.1/47)</w:t>
       </w:r>
     </w:p>
     <w:p>
@@ -1420,20 +1735,33 @@
         <w:rPr>
           <w:sz w:val="18"/>
         </w:rPr>
-        <w:t xml:space="preserve">Ein kontinuierliches Signal wird mit dem Abtastintervall T_A beziehungsweise der Abtastfrequenz f_A := 1/T_A zu äquidistanten Zeitpunkten k·T_A gemessen, mit k = {0, 1, 2, …}. Dabei entsteht das zeitdiskrete Signal </w:t>
-      </w:r>
-      <w:r>
-        <w:rPr>
-          <w:rFonts w:ascii="Consolas" w:hAnsi="Consolas"/>
-          <w:sz w:val="18"/>
-        </w:rPr>
-        <w:t>x[k] := x(k · T_A)</w:t>
-      </w:r>
-      <w:r>
-        <w:rPr>
-          <w:sz w:val="18"/>
-        </w:rPr>
-        <w:t>.</w:t>
+        <w:t xml:space="preserve">Kontinuierliche Signale bekommen </w:t>
+      </w:r>
+      <w:r>
+        <w:rPr>
+          <w:b/>
+          <w:sz w:val="18"/>
+        </w:rPr>
+        <w:t>runde</w:t>
+      </w:r>
+      <w:r>
+        <w:rPr>
+          <w:sz w:val="18"/>
+        </w:rPr>
+        <w:t xml:space="preserve"> Klammern, die unabhängige Variable ist reell und heißt meist t: u(t). Diskrete Signale bekommen </w:t>
+      </w:r>
+      <w:r>
+        <w:rPr>
+          <w:b/>
+          <w:sz w:val="18"/>
+        </w:rPr>
+        <w:t>eckige</w:t>
+      </w:r>
+      <w:r>
+        <w:rPr>
+          <w:sz w:val="18"/>
+        </w:rPr>
+        <w:t xml:space="preserve"> Klammern, die unabhängige Variable ist ganzzahlig und heißt meist k oder n: u[k].</w:t>
       </w:r>
     </w:p>
     <w:p>
@@ -1446,14 +1774,22 @@
           <w:b/>
           <w:sz w:val="18"/>
         </w:rPr>
-        <w:t xml:space="preserve">★ </w:t>
-      </w:r>
-      <w:r>
-        <w:rPr>
-          <w:b/>
-          <w:sz w:val="18"/>
-        </w:rPr>
-        <w:t>Wie lautet das Shannon-Nyquist-Abtasttheorem?</w:t>
+        <w:t xml:space="preserve">◆ </w:t>
+      </w:r>
+      <w:r>
+        <w:rPr>
+          <w:b/>
+          <w:sz w:val="18"/>
+        </w:rPr>
+        <w:t>Wie ist die Abtastung formal definiert?</w:t>
+      </w:r>
+      <w:r>
+        <w:rPr>
+          <w:b w:val="0"/>
+          <w:i/>
+          <w:sz w:val="16"/>
+        </w:rPr>
+        <w:t xml:space="preserve">  (Kap. 2.1/37)</w:t>
       </w:r>
     </w:p>
     <w:p>
@@ -1465,27 +1801,14 @@
         <w:rPr>
           <w:sz w:val="18"/>
         </w:rPr>
-        <w:t xml:space="preserve">Eine Funktion, die keine Frequenzen höher als f_max enthält, ist durch eine beliebige Reihe von Funktionswerten im Abstand </w:t>
+        <w:t xml:space="preserve">Ein kontinuierliches Signal wird mit dem Abtastintervall T_A beziehungsweise der Abtastfrequenz f_A := 1/T_A zu äquidistanten Zeitpunkten k·T_A gemessen, mit k = {0, 1, 2, …}. Dabei entsteht das zeitdiskrete Signal </w:t>
       </w:r>
       <w:r>
         <w:rPr>
           <w:rFonts w:ascii="Consolas" w:hAnsi="Consolas"/>
           <w:sz w:val="18"/>
         </w:rPr>
-        <w:t>T_A &lt; 1/(2·f_max)</w:t>
-      </w:r>
-      <w:r>
-        <w:rPr>
-          <w:sz w:val="18"/>
-        </w:rPr>
-        <w:t xml:space="preserve"> eindeutig bestimmt. Das entspricht einer Abtastrate </w:t>
-      </w:r>
-      <w:r>
-        <w:rPr>
-          <w:rFonts w:ascii="Consolas" w:hAnsi="Consolas"/>
-          <w:sz w:val="18"/>
-        </w:rPr>
-        <w:t>f_A &gt; 2 · f_max</w:t>
+        <w:t>x[k] := x(k · T_A)</w:t>
       </w:r>
       <w:r>
         <w:rPr>
@@ -1504,14 +1827,22 @@
           <w:b/>
           <w:sz w:val="18"/>
         </w:rPr>
-        <w:t xml:space="preserve">★ </w:t>
-      </w:r>
-      <w:r>
-        <w:rPr>
-          <w:b/>
-          <w:sz w:val="18"/>
-        </w:rPr>
-        <w:t>Warum muss die Bandbreite begrenzt sein?</w:t>
+        <w:t xml:space="preserve">◆ </w:t>
+      </w:r>
+      <w:r>
+        <w:rPr>
+          <w:b/>
+          <w:sz w:val="18"/>
+        </w:rPr>
+        <w:t>Wie lautet das Shannon-Nyquist-Abtasttheorem?</w:t>
+      </w:r>
+      <w:r>
+        <w:rPr>
+          <w:b w:val="0"/>
+          <w:i/>
+          <w:sz w:val="16"/>
+        </w:rPr>
+        <w:t xml:space="preserve">  (Kap. 2.1/41)</w:t>
       </w:r>
     </w:p>
     <w:p>
@@ -1523,14 +1854,27 @@
         <w:rPr>
           <w:sz w:val="18"/>
         </w:rPr>
-        <w:t xml:space="preserve">Bei der Abtastung ist zu beachten, dass die Bandbreite — also die im Signal auftretenden Frequenzen — begrenzt ist. Ansonsten tritt ein gravierender Informationsverlust auf, genannt </w:t>
-      </w:r>
-      <w:r>
-        <w:rPr>
-          <w:b/>
-          <w:sz w:val="18"/>
-        </w:rPr>
-        <w:t>Aliasing</w:t>
+        <w:t xml:space="preserve">Eine Funktion, die keine Frequenzen höher als f_max enthält, ist durch eine beliebige Reihe von Funktionswerten im Abstand </w:t>
+      </w:r>
+      <w:r>
+        <w:rPr>
+          <w:rFonts w:ascii="Consolas" w:hAnsi="Consolas"/>
+          <w:sz w:val="18"/>
+        </w:rPr>
+        <w:t>T_A &lt; 1/(2·f_max)</w:t>
+      </w:r>
+      <w:r>
+        <w:rPr>
+          <w:sz w:val="18"/>
+        </w:rPr>
+        <w:t xml:space="preserve"> eindeutig bestimmt. Das entspricht einer Abtastrate </w:t>
+      </w:r>
+      <w:r>
+        <w:rPr>
+          <w:rFonts w:ascii="Consolas" w:hAnsi="Consolas"/>
+          <w:sz w:val="18"/>
+        </w:rPr>
+        <w:t>f_A &gt; 2 · f_max</w:t>
       </w:r>
       <w:r>
         <w:rPr>
@@ -1549,7 +1893,22 @@
           <w:b/>
           <w:sz w:val="18"/>
         </w:rPr>
-        <w:t>Nenne die wichtigen Standardsignale.</w:t>
+        <w:t xml:space="preserve">◆ </w:t>
+      </w:r>
+      <w:r>
+        <w:rPr>
+          <w:b/>
+          <w:sz w:val="18"/>
+        </w:rPr>
+        <w:t>Warum muss die Bandbreite begrenzt sein?</w:t>
+      </w:r>
+      <w:r>
+        <w:rPr>
+          <w:b w:val="0"/>
+          <w:i/>
+          <w:sz w:val="16"/>
+        </w:rPr>
+        <w:t xml:space="preserve">  (Kap. 2.1/41)</w:t>
       </w:r>
     </w:p>
     <w:p>
@@ -1561,7 +1920,20 @@
         <w:rPr>
           <w:sz w:val="18"/>
         </w:rPr>
-        <w:t>Sprungfunktion, Rechteckfunktion, Signumfunktion, Rampenfunktion, Exponentialfunktion, periodische Signale und der Dirac-Impuls.</w:t>
+        <w:t xml:space="preserve">Bei der Abtastung ist zu beachten, dass die Bandbreite — also die im Signal auftretenden Frequenzen — begrenzt ist. Ansonsten tritt ein gravierender Informationsverlust auf, genannt </w:t>
+      </w:r>
+      <w:r>
+        <w:rPr>
+          <w:b/>
+          <w:sz w:val="18"/>
+        </w:rPr>
+        <w:t>Aliasing</w:t>
+      </w:r>
+      <w:r>
+        <w:rPr>
+          <w:sz w:val="18"/>
+        </w:rPr>
+        <w:t>.</w:t>
       </w:r>
     </w:p>
     <w:p>
@@ -1574,14 +1946,15 @@
           <w:b/>
           <w:sz w:val="18"/>
         </w:rPr>
-        <w:t xml:space="preserve">★ </w:t>
-      </w:r>
-      <w:r>
-        <w:rPr>
-          <w:b/>
-          <w:sz w:val="18"/>
-        </w:rPr>
-        <w:t>Wie schreibt man eine Rechteckfunktion mit Sprungfunktionen?</w:t>
+        <w:t>Nenne die wichtigen Standardsignale.</w:t>
+      </w:r>
+      <w:r>
+        <w:rPr>
+          <w:b w:val="0"/>
+          <w:i/>
+          <w:sz w:val="16"/>
+        </w:rPr>
+        <w:t xml:space="preserve">  (Kap. 2.1/11–19)</w:t>
       </w:r>
     </w:p>
     <w:p>
@@ -1593,7 +1966,7 @@
         <w:rPr>
           <w:sz w:val="18"/>
         </w:rPr>
-        <w:t>Als Differenz zweier verschobener Sprünge: σ(t) − σ(t−T).</w:t>
+        <w:t>Sprungfunktion, Rechteckfunktion, Signumfunktion, Rampenfunktion, Exponentialfunktion, periodische Signale und der Dirac-Impuls.</w:t>
       </w:r>
     </w:p>
     <w:p>
@@ -1606,7 +1979,22 @@
           <w:b/>
           <w:sz w:val="18"/>
         </w:rPr>
-        <w:t>Was ist der Unterschied zwischen Abtastung und Quantisierung?</w:t>
+        <w:t xml:space="preserve">◆ </w:t>
+      </w:r>
+      <w:r>
+        <w:rPr>
+          <w:b/>
+          <w:sz w:val="18"/>
+        </w:rPr>
+        <w:t>Wie schreibt man eine Rechteckfunktion mit Sprungfunktionen?</w:t>
+      </w:r>
+      <w:r>
+        <w:rPr>
+          <w:b w:val="0"/>
+          <w:i/>
+          <w:sz w:val="16"/>
+        </w:rPr>
+        <w:t xml:space="preserve">  (Kap. 2.1/12)</w:t>
       </w:r>
     </w:p>
     <w:p>
@@ -1618,7 +2006,7 @@
         <w:rPr>
           <w:sz w:val="18"/>
         </w:rPr>
-        <w:t>Abtastung macht aus zeitkontinuierlich zeitdiskret — es werden zu festen Zeitpunkten Werte entnommen. Quantisierung macht aus wertkontinuierlich wertdiskret — die Werte werden auf Stufen gerundet. Zusammen ergibt das die Digitalisierung.</w:t>
+        <w:t>Als Differenz zweier verschobener Sprünge: σ(t) − σ(t−T).</w:t>
       </w:r>
     </w:p>
     <w:p>
@@ -1631,7 +2019,7 @@
           <w:b/>
           <w:sz w:val="18"/>
         </w:rPr>
-        <w:t>Was ist Aliasing und wie vermeidet man es?</w:t>
+        <w:t>Was ist der Unterschied zwischen Abtastung und Quantisierung?</w:t>
       </w:r>
     </w:p>
     <w:p>
@@ -1643,6 +2031,39 @@
         <w:rPr>
           <w:sz w:val="18"/>
         </w:rPr>
+        <w:t>Abtastung macht aus zeitkontinuierlich zeitdiskret — es werden zu festen Zeitpunkten Werte entnommen. Quantisierung macht aus wertkontinuierlich wertdiskret — die Werte werden auf Stufen gerundet. Zusammen ergibt das die Digitalisierung.</w:t>
+      </w:r>
+    </w:p>
+    <w:p>
+      <w:pPr>
+        <w:keepNext/>
+        <w:spacing w:before="100" w:after="0"/>
+      </w:pPr>
+      <w:r>
+        <w:rPr>
+          <w:b/>
+          <w:sz w:val="18"/>
+        </w:rPr>
+        <w:t>Was ist Aliasing und wie vermeidet man es?</w:t>
+      </w:r>
+      <w:r>
+        <w:rPr>
+          <w:b w:val="0"/>
+          <w:i/>
+          <w:sz w:val="16"/>
+        </w:rPr>
+        <w:t xml:space="preserve">  (Kap. 2.1/43)</w:t>
+      </w:r>
+    </w:p>
+    <w:p>
+      <w:pPr>
+        <w:spacing w:after="60"/>
+        <w:ind w:left="170"/>
+      </w:pPr>
+      <w:r>
+        <w:rPr>
+          <w:sz w:val="18"/>
+        </w:rPr>
         <w:t>Wird zu langsam abgetastet, erscheint im rekonstruierten Signal eine Frequenz, die im Original gar nicht vorkommt. Der Informationsverlust ist nicht reparierbar. Vermeidung: Das Signal muss bandbegrenzt sein und hinreichend schnell abgetastet werden.</w:t>
       </w:r>
     </w:p>
@@ -1671,6 +2092,14 @@
         </w:rPr>
         <w:t>Was sagen die De Morganschen Gesetze?</w:t>
       </w:r>
+      <w:r>
+        <w:rPr>
+          <w:b w:val="0"/>
+          <w:i/>
+          <w:sz w:val="16"/>
+        </w:rPr>
+        <w:t xml:space="preserve">  (Kap. 3/17)</w:t>
+      </w:r>
     </w:p>
     <w:p>
       <w:pPr>
@@ -1696,6 +2125,14 @@
         </w:rPr>
         <w:t>Wozu dienen die De Morganschen Gesetze in der Praxis?</w:t>
       </w:r>
+      <w:r>
+        <w:rPr>
+          <w:b w:val="0"/>
+          <w:i/>
+          <w:sz w:val="16"/>
+        </w:rPr>
+        <w:t xml:space="preserve">  (Kap. 3/18)</w:t>
+      </w:r>
     </w:p>
     <w:p>
       <w:pPr>
@@ -1728,6 +2165,14 @@
         </w:rPr>
         <w:t>Was ist der BCD-Code?</w:t>
       </w:r>
+      <w:r>
+        <w:rPr>
+          <w:b w:val="0"/>
+          <w:i/>
+          <w:sz w:val="16"/>
+        </w:rPr>
+        <w:t xml:space="preserve">  (Kap. 3/45)</w:t>
+      </w:r>
     </w:p>
     <w:p>
       <w:pPr>
@@ -1853,6 +2298,14 @@
         </w:rPr>
         <w:t>Welche Voraussetzung braucht die Schaltalgebra für uneingeschränkte Gültigkeit?</w:t>
       </w:r>
+      <w:r>
+        <w:rPr>
+          <w:b w:val="0"/>
+          <w:i/>
+          <w:sz w:val="16"/>
+        </w:rPr>
+        <w:t xml:space="preserve">  (Kap. 3/10)</w:t>
+      </w:r>
     </w:p>
     <w:p>
       <w:pPr>
@@ -1883,7 +2336,15 @@
           <w:b/>
           <w:sz w:val="18"/>
         </w:rPr>
-        <w:t>Nenne die vier UND-Regeln mit Konstanten.</w:t>
+        <w:t>Nenne die acht Verknüpfungen zweier Konstanten.</w:t>
+      </w:r>
+      <w:r>
+        <w:rPr>
+          <w:b w:val="0"/>
+          <w:i/>
+          <w:sz w:val="16"/>
+        </w:rPr>
+        <w:t xml:space="preserve">  (Kap. 3/12)</w:t>
       </w:r>
     </w:p>
     <w:p>
@@ -1895,7 +2356,7 @@
         <w:rPr>
           <w:sz w:val="18"/>
         </w:rPr>
-        <w:t>0 ∧ A = 0, 1 ∧ A = A, A ∧ A = A, A ∧ ¬A = 0.</w:t>
+        <w:t>UND: 0∧0 = 0, 0∧1 = 0, 1∧0 = 0, 1∧1 = 1 — nur zwei Einsen ergeben eine Eins. ODER: 0∨0 = 0, 0∨1 = 1, 1∨0 = 1, 1∨1 = 1 — nur zwei Nullen ergeben eine Null.</w:t>
       </w:r>
     </w:p>
     <w:p>
@@ -1915,7 +2376,15 @@
           <w:b/>
           <w:sz w:val="18"/>
         </w:rPr>
-        <w:t>Nenne die vier ODER-Regeln mit Konstanten.</w:t>
+        <w:t>Nenne die vier UND-Regeln mit Konstanten.</w:t>
+      </w:r>
+      <w:r>
+        <w:rPr>
+          <w:b w:val="0"/>
+          <w:i/>
+          <w:sz w:val="16"/>
+        </w:rPr>
+        <w:t xml:space="preserve">  (Kap. 3/13)</w:t>
       </w:r>
     </w:p>
     <w:p>
@@ -1927,7 +2396,7 @@
         <w:rPr>
           <w:sz w:val="18"/>
         </w:rPr>
-        <w:t>0 ∨ A = A, 1 ∨ A = 1, A ∨ A = A, A ∨ ¬A = 1.</w:t>
+        <w:t>0 ∧ A = 0, 1 ∧ A = A, A ∧ A = A, A ∧ ¬A = 0.</w:t>
       </w:r>
     </w:p>
     <w:p>
@@ -1947,7 +2416,15 @@
           <w:b/>
           <w:sz w:val="18"/>
         </w:rPr>
-        <w:t>Wie viele Zeilen und wie viele Verknüpfungen gibt es bei n Eingangsvariablen?</w:t>
+        <w:t>Nenne die vier ODER-Regeln mit Konstanten.</w:t>
+      </w:r>
+      <w:r>
+        <w:rPr>
+          <w:b w:val="0"/>
+          <w:i/>
+          <w:sz w:val="16"/>
+        </w:rPr>
+        <w:t xml:space="preserve">  (Kap. 3/13)</w:t>
       </w:r>
     </w:p>
     <w:p>
@@ -1959,7 +2436,7 @@
         <w:rPr>
           <w:sz w:val="18"/>
         </w:rPr>
-        <w:t>K = 2ⁿ Kombinationsmöglichkeiten, also Zeilen der Wahrheitstabelle, und V = 2^K = 2^(2ⁿ) mögliche Verknüpfungen. Bei n = 2 also 4 Zeilen und 16 Verknüpfungen.</w:t>
+        <w:t>0 ∨ A = A, 1 ∨ A = 1, A ∨ A = A, A ∨ ¬A = 1.</w:t>
       </w:r>
     </w:p>
     <w:p>
@@ -1972,7 +2449,22 @@
           <w:b/>
           <w:sz w:val="18"/>
         </w:rPr>
-        <w:t>Wie unterscheiden sich deutsche und amerikanische Norm bei den Vorrangregeln?</w:t>
+        <w:t xml:space="preserve">★ </w:t>
+      </w:r>
+      <w:r>
+        <w:rPr>
+          <w:b/>
+          <w:sz w:val="18"/>
+        </w:rPr>
+        <w:t>Wie viele Zeilen und wie viele Verknüpfungen gibt es bei n Eingangsvariablen?</w:t>
+      </w:r>
+      <w:r>
+        <w:rPr>
+          <w:b w:val="0"/>
+          <w:i/>
+          <w:sz w:val="16"/>
+        </w:rPr>
+        <w:t xml:space="preserve">  (Kap. 3/29)</w:t>
       </w:r>
     </w:p>
     <w:p>
@@ -1984,20 +2476,7 @@
         <w:rPr>
           <w:sz w:val="18"/>
         </w:rPr>
-        <w:t xml:space="preserve">In der deutschen Norm binden UND und ODER </w:t>
-      </w:r>
-      <w:r>
-        <w:rPr>
-          <w:b/>
-          <w:sz w:val="18"/>
-        </w:rPr>
-        <w:t>gleich stark</w:t>
-      </w:r>
-      <w:r>
-        <w:rPr>
-          <w:sz w:val="18"/>
-        </w:rPr>
-        <w:t>, in der amerikanischen bindet UND stärker als ODER (Punkt vor Strich). In beiden bindet die Negation am stärksten. Empfehlung der Vorlesung: Bei ODER immer klammern.</w:t>
+        <w:t>K = 2ⁿ Kombinationsmöglichkeiten, also Zeilen der Wahrheitstabelle, und V = 2^K = 2^(2ⁿ) mögliche Verknüpfungen. Bei n = 2 also 4 Zeilen und 16 Verknüpfungen.</w:t>
       </w:r>
     </w:p>
     <w:p>
@@ -2010,14 +2489,15 @@
           <w:b/>
           <w:sz w:val="18"/>
         </w:rPr>
-        <w:t xml:space="preserve">★ </w:t>
-      </w:r>
-      <w:r>
-        <w:rPr>
-          <w:b/>
-          <w:sz w:val="18"/>
-        </w:rPr>
-        <w:t>Wie bildet man die DNF?</w:t>
+        <w:t>Wie unterscheiden sich deutsche und amerikanische Norm bei den Vorrangregeln?</w:t>
+      </w:r>
+      <w:r>
+        <w:rPr>
+          <w:b w:val="0"/>
+          <w:i/>
+          <w:sz w:val="16"/>
+        </w:rPr>
+        <w:t xml:space="preserve">  (Kap. 3/43)</w:t>
       </w:r>
     </w:p>
     <w:p>
@@ -2029,7 +2509,20 @@
         <w:rPr>
           <w:sz w:val="18"/>
         </w:rPr>
-        <w:t>Alle Zeilen mit Ausgang 1 betrachten. Je Zeile einen Minterm bilden: alle Variablen UND-verknüpft, negiert wenn die Variable in der Zeile 0 ist. Alle Minterme ODER-verknüpfen. Kurz: UND vor ODER.</w:t>
+        <w:t xml:space="preserve">In der deutschen Norm binden UND und ODER </w:t>
+      </w:r>
+      <w:r>
+        <w:rPr>
+          <w:b/>
+          <w:sz w:val="18"/>
+        </w:rPr>
+        <w:t>gleich stark</w:t>
+      </w:r>
+      <w:r>
+        <w:rPr>
+          <w:sz w:val="18"/>
+        </w:rPr>
+        <w:t>, in der amerikanischen bindet UND stärker als ODER (Punkt vor Strich). In beiden bindet die Negation am stärksten. Empfehlung der Vorlesung: Bei ODER immer klammern.</w:t>
       </w:r>
     </w:p>
     <w:p>
@@ -2042,14 +2535,22 @@
           <w:b/>
           <w:sz w:val="18"/>
         </w:rPr>
-        <w:t xml:space="preserve">★ </w:t>
-      </w:r>
-      <w:r>
-        <w:rPr>
-          <w:b/>
-          <w:sz w:val="18"/>
-        </w:rPr>
-        <w:t>Wie bildet man die KNF?</w:t>
+        <w:t xml:space="preserve">◆ </w:t>
+      </w:r>
+      <w:r>
+        <w:rPr>
+          <w:b/>
+          <w:sz w:val="18"/>
+        </w:rPr>
+        <w:t>Wie bildet man die DNF?</w:t>
+      </w:r>
+      <w:r>
+        <w:rPr>
+          <w:b w:val="0"/>
+          <w:i/>
+          <w:sz w:val="16"/>
+        </w:rPr>
+        <w:t xml:space="preserve">  (Kap. 3/50)</w:t>
       </w:r>
     </w:p>
     <w:p>
@@ -2061,7 +2562,7 @@
         <w:rPr>
           <w:sz w:val="18"/>
         </w:rPr>
-        <w:t>Alle Zeilen mit Ausgang 0 betrachten. Je Zeile einen Maxterm bilden: alle Variablen ODER-verknüpft, negiert wenn die Variable in der Zeile 1 ist. Alle Maxterme UND-verknüpfen.</w:t>
+        <w:t>Alle Zeilen mit Ausgang 1 betrachten. Je Zeile einen Minterm bilden: alle Variablen UND-verknüpft, negiert wenn die Variable in der Zeile 0 ist. Alle Minterme ODER-verknüpfen. Kurz: UND vor ODER.</w:t>
       </w:r>
     </w:p>
     <w:p>
@@ -2074,7 +2575,22 @@
           <w:b/>
           <w:sz w:val="18"/>
         </w:rPr>
-        <w:t>Wie kommt man von der DNF zur KNF?</w:t>
+        <w:t xml:space="preserve">◆ </w:t>
+      </w:r>
+      <w:r>
+        <w:rPr>
+          <w:b/>
+          <w:sz w:val="18"/>
+        </w:rPr>
+        <w:t>Wie bildet man die KNF?</w:t>
+      </w:r>
+      <w:r>
+        <w:rPr>
+          <w:b w:val="0"/>
+          <w:i/>
+          <w:sz w:val="16"/>
+        </w:rPr>
+        <w:t xml:space="preserve">  (Kap. 3/52)</w:t>
       </w:r>
     </w:p>
     <w:p>
@@ -2086,7 +2602,7 @@
         <w:rPr>
           <w:sz w:val="18"/>
         </w:rPr>
-        <w:t>Man bildet die DNF der Umkehrfunktion und invertiert sie. Alternativ im KV-Diagramm die Nullen zusammenfassen, das ergibt die disjunktive Minimalform von ¬Y, und darauf De Morgan anwenden.</w:t>
+        <w:t>Alle Zeilen mit Ausgang 0 betrachten. Je Zeile einen Maxterm bilden: alle Variablen ODER-verknüpft, negiert wenn die Variable in der Zeile 1 ist. Alle Maxterme UND-verknüpfen.</w:t>
       </w:r>
     </w:p>
     <w:p>
@@ -2099,14 +2615,7 @@
           <w:b/>
           <w:sz w:val="18"/>
         </w:rPr>
-        <w:t xml:space="preserve">★ </w:t>
-      </w:r>
-      <w:r>
-        <w:rPr>
-          <w:b/>
-          <w:sz w:val="18"/>
-        </w:rPr>
-        <w:t>Wie sind KV-Tafeln aufgebaut?</w:t>
+        <w:t>Wie kommt man von der DNF zur KNF?</w:t>
       </w:r>
     </w:p>
     <w:p>
@@ -2118,7 +2627,7 @@
         <w:rPr>
           <w:sz w:val="18"/>
         </w:rPr>
-        <w:t>Nachbarfelder unterscheiden sich in genau einer Variablen (Gray-Code). Randfelder gelten als benachbart, die Tafel ist gedanklich ein Torus. Bei n Eingangsvariablen gibt es 2ⁿ Felder. Jedes Feld erhält den Funktionswert aus der Wahrheitstabelle.</w:t>
+        <w:t>Man bildet die DNF der Umkehrfunktion und invertiert sie. Alternativ im KV-Diagramm die Nullen zusammenfassen, das ergibt die disjunktive Minimalform von ¬Y, und darauf De Morgan anwenden.</w:t>
       </w:r>
     </w:p>
     <w:p>
@@ -2131,14 +2640,22 @@
           <w:b/>
           <w:sz w:val="18"/>
         </w:rPr>
-        <w:t xml:space="preserve">★ </w:t>
-      </w:r>
-      <w:r>
-        <w:rPr>
-          <w:b/>
-          <w:sz w:val="18"/>
-        </w:rPr>
-        <w:t>Nenne die vier Regeln des KV-Minimierungsverfahrens.</w:t>
+        <w:t xml:space="preserve">◆ </w:t>
+      </w:r>
+      <w:r>
+        <w:rPr>
+          <w:b/>
+          <w:sz w:val="18"/>
+        </w:rPr>
+        <w:t>Wie sind KV-Tafeln aufgebaut?</w:t>
+      </w:r>
+      <w:r>
+        <w:rPr>
+          <w:b w:val="0"/>
+          <w:i/>
+          <w:sz w:val="16"/>
+        </w:rPr>
+        <w:t xml:space="preserve">  (Kap. 3/59)</w:t>
       </w:r>
     </w:p>
     <w:p>
@@ -2150,7 +2667,7 @@
         <w:rPr>
           <w:sz w:val="18"/>
         </w:rPr>
-        <w:t>1. Signalwerte in die nummerierten Felder eintragen. 2. Symmetrisch liegende 1-Felder zu Zweier-, Vierer- oder Achterblöcken einkreisen. 3. Jedes 1-Feld mindestens einmal einkreisen, möglichst große Einkreisungen finden. 4. Bei Zweier-, Vierer-, Achterblöcken entfallen genau 1, 2, 3 Variablen.</w:t>
+        <w:t>Nachbarfelder unterscheiden sich in genau einer Variablen (Gray-Code). Randfelder gelten als benachbart, die Tafel ist gedanklich ein Torus. Bei n Eingangsvariablen gibt es 2ⁿ Felder. Jedes Feld erhält den Funktionswert aus der Wahrheitstabelle.</w:t>
       </w:r>
     </w:p>
     <w:p>
@@ -2163,7 +2680,22 @@
           <w:b/>
           <w:sz w:val="18"/>
         </w:rPr>
-        <w:t>Wie viele Variablen entfallen bei einem Block der Größe 2^k?</w:t>
+        <w:t xml:space="preserve">◆ </w:t>
+      </w:r>
+      <w:r>
+        <w:rPr>
+          <w:b/>
+          <w:sz w:val="18"/>
+        </w:rPr>
+        <w:t>Nenne die vier Regeln des KV-Minimierungsverfahrens.</w:t>
+      </w:r>
+      <w:r>
+        <w:rPr>
+          <w:b w:val="0"/>
+          <w:i/>
+          <w:sz w:val="16"/>
+        </w:rPr>
+        <w:t xml:space="preserve">  (Handout 4)</w:t>
       </w:r>
     </w:p>
     <w:p>
@@ -2175,7 +2707,7 @@
         <w:rPr>
           <w:sz w:val="18"/>
         </w:rPr>
-        <w:t>Genau k Variablen. Deshalb immer so groß wie möglich einkreisen, Überlappungen sind erlaubt und oft nötig.</w:t>
+        <w:t>1. Signalwerte in die nummerierten Felder eintragen. 2. Symmetrisch liegende 1-Felder zu Zweier-, Vierer- oder Achterblöcken einkreisen. 3. Jedes 1-Feld mindestens einmal einkreisen, möglichst große Einkreisungen finden. 4. Bei Zweier-, Vierer-, Achterblöcken entfallen genau 1, 2, 3 Variablen.</w:t>
       </w:r>
     </w:p>
     <w:p>
@@ -2188,14 +2720,7 @@
           <w:b/>
           <w:sz w:val="18"/>
         </w:rPr>
-        <w:t xml:space="preserve">★ </w:t>
-      </w:r>
-      <w:r>
-        <w:rPr>
-          <w:b/>
-          <w:sz w:val="18"/>
-        </w:rPr>
-        <w:t>Was sind Don't-Care-Terme und wie behandelt man sie?</w:t>
+        <w:t>Wie viele Variablen entfallen bei einem Block der Größe 2^k?</w:t>
       </w:r>
     </w:p>
     <w:p>
@@ -2207,20 +2732,7 @@
         <w:rPr>
           <w:sz w:val="18"/>
         </w:rPr>
-        <w:t xml:space="preserve">Eingangskombinationen, die technisch nicht auftreten können oder deren Ergebnis gleichgültig ist. Sie werden als X in die KV-Tafel eingetragen und dürfen nach Belieben als 0 oder 1 gelesen werden. Ein X wird nur einbezogen, wenn es einen Block vergrößert — es </w:t>
-      </w:r>
-      <w:r>
-        <w:rPr>
-          <w:b/>
-          <w:sz w:val="18"/>
-        </w:rPr>
-        <w:t>muss</w:t>
-      </w:r>
-      <w:r>
-        <w:rPr>
-          <w:sz w:val="18"/>
-        </w:rPr>
-        <w:t xml:space="preserve"> nicht überdeckt werden.</w:t>
+        <w:t>Genau k Variablen. Deshalb immer so groß wie möglich einkreisen, Überlappungen sind erlaubt und oft nötig.</w:t>
       </w:r>
     </w:p>
     <w:p>
@@ -2233,7 +2745,22 @@
           <w:b/>
           <w:sz w:val="18"/>
         </w:rPr>
-        <w:t>Bis wie viele Variablen ist das KV-Diagramm praktikabel?</w:t>
+        <w:t xml:space="preserve">★ </w:t>
+      </w:r>
+      <w:r>
+        <w:rPr>
+          <w:b/>
+          <w:sz w:val="18"/>
+        </w:rPr>
+        <w:t>Was sind Don't-Care-Terme und wie behandelt man sie?</w:t>
+      </w:r>
+      <w:r>
+        <w:rPr>
+          <w:b w:val="0"/>
+          <w:i/>
+          <w:sz w:val="16"/>
+        </w:rPr>
+        <w:t xml:space="preserve">  (Kap. 3/70)</w:t>
       </w:r>
     </w:p>
     <w:p>
@@ -2245,7 +2772,20 @@
         <w:rPr>
           <w:sz w:val="18"/>
         </w:rPr>
-        <w:t>Etwa sechs. Vorgeschlagen 1952 von Veitch, 1953 von Karnaugh modifiziert.</w:t>
+        <w:t xml:space="preserve">Eingangskombinationen, die technisch nicht auftreten können oder deren Ergebnis gleichgültig ist. Sie werden als X in die KV-Tafel eingetragen und dürfen nach Belieben als 0 oder 1 gelesen werden. Ein X wird nur einbezogen, wenn es einen Block vergrößert — es </w:t>
+      </w:r>
+      <w:r>
+        <w:rPr>
+          <w:b/>
+          <w:sz w:val="18"/>
+        </w:rPr>
+        <w:t>muss</w:t>
+      </w:r>
+      <w:r>
+        <w:rPr>
+          <w:sz w:val="18"/>
+        </w:rPr>
+        <w:t xml:space="preserve"> nicht überdeckt werden.</w:t>
       </w:r>
     </w:p>
     <w:p>
@@ -2258,7 +2798,15 @@
           <w:b/>
           <w:sz w:val="18"/>
         </w:rPr>
-        <w:t>Was ist der Unterschied zwischen Glitch und Hazard?</w:t>
+        <w:t>Bis wie viele Variablen ist das KV-Diagramm praktikabel?</w:t>
+      </w:r>
+      <w:r>
+        <w:rPr>
+          <w:b w:val="0"/>
+          <w:i/>
+          <w:sz w:val="16"/>
+        </w:rPr>
+        <w:t xml:space="preserve">  (Kap. 3/58)</w:t>
       </w:r>
     </w:p>
     <w:p>
@@ -2270,20 +2818,7 @@
         <w:rPr>
           <w:sz w:val="18"/>
         </w:rPr>
-        <w:t xml:space="preserve">Ein Glitch ist eine nicht beabsichtigte Signaländerung am Gatterausgang. Ein Hazard ist die Konfiguration, bei der ein Glitch auftreten </w:t>
-      </w:r>
-      <w:r>
-        <w:rPr>
-          <w:b/>
-          <w:sz w:val="18"/>
-        </w:rPr>
-        <w:t>kann</w:t>
-      </w:r>
-      <w:r>
-        <w:rPr>
-          <w:sz w:val="18"/>
-        </w:rPr>
-        <w:t>, aber nicht muss.</w:t>
+        <w:t>Etwa sechs. Vorgeschlagen 1952 von Veitch, 1953 von Karnaugh modifiziert.</w:t>
       </w:r>
     </w:p>
     <w:p>
@@ -2296,7 +2831,22 @@
           <w:b/>
           <w:sz w:val="18"/>
         </w:rPr>
-        <w:t>Wodurch entstehen Glitches?</w:t>
+        <w:t xml:space="preserve">★ </w:t>
+      </w:r>
+      <w:r>
+        <w:rPr>
+          <w:b/>
+          <w:sz w:val="18"/>
+        </w:rPr>
+        <w:t>Worum geht es bei der Generatorüberwachung?</w:t>
+      </w:r>
+      <w:r>
+        <w:rPr>
+          <w:b w:val="0"/>
+          <w:i/>
+          <w:sz w:val="16"/>
+        </w:rPr>
+        <w:t xml:space="preserve">  (Kap. 3/73)</w:t>
       </w:r>
     </w:p>
     <w:p>
@@ -2308,7 +2858,20 @@
         <w:rPr>
           <w:sz w:val="18"/>
         </w:rPr>
-        <w:t>Dadurch, dass verschiedene Pfade durch ein Schaltnetz unterschiedliche Laufzeiten haben. Beispiel: A ∧ ¬A müsste immer 0 sein, durch die Inverter-Laufzeit entsteht aber ein kurzer Puls.</w:t>
+        <w:t xml:space="preserve">Ein Generator ist mit maximal 10 kW belastbar. Vier zuschaltbare Motoren M1 bis M4 mit 2, 3, 5 und 7 kW werden über die Signale B1 bis B4 (E0.1 bis E0.4) gemeldet, wobei </w:t>
+      </w:r>
+      <w:r>
+        <w:rPr>
+          <w:b/>
+          <w:sz w:val="18"/>
+        </w:rPr>
+        <w:t>laufend = 0 und aus = 1</w:t>
+      </w:r>
+      <w:r>
+        <w:rPr>
+          <w:sz w:val="18"/>
+        </w:rPr>
+        <w:t xml:space="preserve"> gilt. Eine Meldeleuchte P1 (A4.0) soll bei allen zulässigen Kombinationen leuchten — zulässig heißt, dass die Summe der laufenden Motoren 10 kW nicht überschreitet.</w:t>
       </w:r>
     </w:p>
     <w:p>
@@ -2321,7 +2884,22 @@
           <w:b/>
           <w:sz w:val="18"/>
         </w:rPr>
-        <w:t>Wie groß ist eine typische Gatterverzögerung?</w:t>
+        <w:t xml:space="preserve">★ </w:t>
+      </w:r>
+      <w:r>
+        <w:rPr>
+          <w:b/>
+          <w:sz w:val="18"/>
+        </w:rPr>
+        <w:t>Welche Falle steckt in der Generatorüberwachung?</w:t>
+      </w:r>
+      <w:r>
+        <w:rPr>
+          <w:b w:val="0"/>
+          <w:i/>
+          <w:sz w:val="16"/>
+        </w:rPr>
+        <w:t xml:space="preserve">  (Kap. 3/73)</w:t>
       </w:r>
     </w:p>
     <w:p>
@@ -2333,7 +2911,20 @@
         <w:rPr>
           <w:sz w:val="18"/>
         </w:rPr>
-        <w:t>Etwa 100 Pikosekunden bis 100 Nanosekunden, je nach Logikfamilie. Die Verzögerung bei fallender Flanke kann sich von der bei steigender unterscheiden.</w:t>
+        <w:t xml:space="preserve">Die invertierte Logik der Sensoren: </w:t>
+      </w:r>
+      <w:r>
+        <w:rPr>
+          <w:b/>
+          <w:sz w:val="18"/>
+        </w:rPr>
+        <w:t>laufend = 0</w:t>
+      </w:r>
+      <w:r>
+        <w:rPr>
+          <w:sz w:val="18"/>
+        </w:rPr>
+        <w:t>, aus = 1. Wer die Wahrheitstabelle mit „1 heißt läuft" aufstellt, bekommt die Umkehrfunktion und damit jede Folgeaufgabe falsch.</w:t>
       </w:r>
     </w:p>
     <w:p>
@@ -2346,7 +2937,15 @@
           <w:b/>
           <w:sz w:val="18"/>
         </w:rPr>
-        <w:t>Wann entstehen Hazards im KV-Diagramm und wie beseitigt man sie?</w:t>
+        <w:t>Was ist der Unterschied zwischen Glitch und Hazard?</w:t>
+      </w:r>
+      <w:r>
+        <w:rPr>
+          <w:b w:val="0"/>
+          <w:i/>
+          <w:sz w:val="16"/>
+        </w:rPr>
+        <w:t xml:space="preserve">  (Kap. 3/80)</w:t>
       </w:r>
     </w:p>
     <w:p>
@@ -2358,6 +2957,110 @@
         <w:rPr>
           <w:sz w:val="18"/>
         </w:rPr>
+        <w:t xml:space="preserve">Ein Glitch ist eine nicht beabsichtigte Signaländerung am Gatterausgang. Ein Hazard ist die Konfiguration, bei der ein Glitch auftreten </w:t>
+      </w:r>
+      <w:r>
+        <w:rPr>
+          <w:b/>
+          <w:sz w:val="18"/>
+        </w:rPr>
+        <w:t>kann</w:t>
+      </w:r>
+      <w:r>
+        <w:rPr>
+          <w:sz w:val="18"/>
+        </w:rPr>
+        <w:t>, aber nicht muss.</w:t>
+      </w:r>
+    </w:p>
+    <w:p>
+      <w:pPr>
+        <w:keepNext/>
+        <w:spacing w:before="100" w:after="0"/>
+      </w:pPr>
+      <w:r>
+        <w:rPr>
+          <w:b/>
+          <w:sz w:val="18"/>
+        </w:rPr>
+        <w:t>Wodurch entstehen Glitches?</w:t>
+      </w:r>
+    </w:p>
+    <w:p>
+      <w:pPr>
+        <w:spacing w:after="60"/>
+        <w:ind w:left="170"/>
+      </w:pPr>
+      <w:r>
+        <w:rPr>
+          <w:sz w:val="18"/>
+        </w:rPr>
+        <w:t>Dadurch, dass verschiedene Pfade durch ein Schaltnetz unterschiedliche Laufzeiten haben. Beispiel: A ∧ ¬A müsste immer 0 sein, durch die Inverter-Laufzeit entsteht aber ein kurzer Puls.</w:t>
+      </w:r>
+    </w:p>
+    <w:p>
+      <w:pPr>
+        <w:keepNext/>
+        <w:spacing w:before="100" w:after="0"/>
+      </w:pPr>
+      <w:r>
+        <w:rPr>
+          <w:b/>
+          <w:sz w:val="18"/>
+        </w:rPr>
+        <w:t>Wie groß ist eine typische Gatterverzögerung?</w:t>
+      </w:r>
+      <w:r>
+        <w:rPr>
+          <w:b w:val="0"/>
+          <w:i/>
+          <w:sz w:val="16"/>
+        </w:rPr>
+        <w:t xml:space="preserve">  (Kap. 3/78)</w:t>
+      </w:r>
+    </w:p>
+    <w:p>
+      <w:pPr>
+        <w:spacing w:after="60"/>
+        <w:ind w:left="170"/>
+      </w:pPr>
+      <w:r>
+        <w:rPr>
+          <w:sz w:val="18"/>
+        </w:rPr>
+        <w:t>Etwa 100 Pikosekunden bis 100 Nanosekunden, je nach Logikfamilie. Die Verzögerung bei fallender Flanke kann sich von der bei steigender unterscheiden.</w:t>
+      </w:r>
+    </w:p>
+    <w:p>
+      <w:pPr>
+        <w:keepNext/>
+        <w:spacing w:before="100" w:after="0"/>
+      </w:pPr>
+      <w:r>
+        <w:rPr>
+          <w:b/>
+          <w:sz w:val="18"/>
+        </w:rPr>
+        <w:t>Wann entstehen Hazards im KV-Diagramm und wie beseitigt man sie?</w:t>
+      </w:r>
+      <w:r>
+        <w:rPr>
+          <w:b w:val="0"/>
+          <w:i/>
+          <w:sz w:val="16"/>
+        </w:rPr>
+        <w:t xml:space="preserve">  (Kap. 3/85–86)</w:t>
+      </w:r>
+    </w:p>
+    <w:p>
+      <w:pPr>
+        <w:spacing w:after="60"/>
+        <w:ind w:left="170"/>
+      </w:pPr>
+      <w:r>
+        <w:rPr>
+          <w:sz w:val="18"/>
+        </w:rPr>
         <w:t>Hazards entstehen, wenn zwei Primterm-Blöcke überlappungsfrei aneinandergrenzen. Lösung: einen zusätzlichen Primterm-Block einfügen, der die Überlappung der 1-Menge garantiert — also einen logisch redundanten Term ergänzen.</w:t>
       </w:r>
     </w:p>
@@ -2386,6 +3089,14 @@
         </w:rPr>
         <w:t>Welche drei Arten der Steuerung werden unterschieden?</w:t>
       </w:r>
+      <w:r>
+        <w:rPr>
+          <w:b w:val="0"/>
+          <w:i/>
+          <w:sz w:val="16"/>
+        </w:rPr>
+        <w:t xml:space="preserve">  (Kap. 4/5–8)</w:t>
+      </w:r>
     </w:p>
     <w:p>
       <w:pPr>
@@ -2411,6 +3122,14 @@
         </w:rPr>
         <w:t>Was unterscheidet zeitgeführte von prozessgeführter Steuerung?</w:t>
       </w:r>
+      <w:r>
+        <w:rPr>
+          <w:b w:val="0"/>
+          <w:i/>
+          <w:sz w:val="16"/>
+        </w:rPr>
+        <w:t xml:space="preserve">  (Kap. 4/10–11)</w:t>
+      </w:r>
     </w:p>
     <w:p>
       <w:pPr>
@@ -2436,6 +3155,14 @@
         </w:rPr>
         <w:t>Nenne die beiden Ausführungen elektrischer Steuerungen.</w:t>
       </w:r>
+      <w:r>
+        <w:rPr>
+          <w:b w:val="0"/>
+          <w:i/>
+          <w:sz w:val="16"/>
+        </w:rPr>
+        <w:t xml:space="preserve">  (Kap. 4/13)</w:t>
+      </w:r>
     </w:p>
     <w:p>
       <w:pPr>
@@ -2459,7 +3186,7 @@
           <w:b/>
           <w:sz w:val="18"/>
         </w:rPr>
-        <w:t xml:space="preserve">★ </w:t>
+        <w:t xml:space="preserve">◆ </w:t>
       </w:r>
       <w:r>
         <w:rPr>
@@ -2467,6 +3194,14 @@
           <w:sz w:val="18"/>
         </w:rPr>
         <w:t>Vergleiche VPS und SPS in vier Merkmalen.</w:t>
+      </w:r>
+      <w:r>
+        <w:rPr>
+          <w:b w:val="0"/>
+          <w:i/>
+          <w:sz w:val="16"/>
+        </w:rPr>
+        <w:t xml:space="preserve">  (Kap. 5/3)</w:t>
       </w:r>
     </w:p>
     <w:p>
@@ -2493,6 +3228,14 @@
         </w:rPr>
         <w:t>Wozu dienen Relais und Schütze?</w:t>
       </w:r>
+      <w:r>
+        <w:rPr>
+          <w:b w:val="0"/>
+          <w:i/>
+          <w:sz w:val="16"/>
+        </w:rPr>
+        <w:t xml:space="preserve">  (Kap. 4/26)</w:t>
+      </w:r>
     </w:p>
     <w:p>
       <w:pPr>
@@ -2518,6 +3261,14 @@
         </w:rPr>
         <w:t>Wie unterscheiden sich Relais und Schütz?</w:t>
       </w:r>
+      <w:r>
+        <w:rPr>
+          <w:b w:val="0"/>
+          <w:i/>
+          <w:sz w:val="16"/>
+        </w:rPr>
+        <w:t xml:space="preserve">  (Kap. 4/27–29)</w:t>
+      </w:r>
     </w:p>
     <w:p>
       <w:pPr>
@@ -2543,6 +3294,14 @@
         </w:rPr>
         <w:t>Was unterscheidet Leistungsschütz und Hilfsschütz?</w:t>
       </w:r>
+      <w:r>
+        <w:rPr>
+          <w:b w:val="0"/>
+          <w:i/>
+          <w:sz w:val="16"/>
+        </w:rPr>
+        <w:t xml:space="preserve">  (Kap. 4/30)</w:t>
+      </w:r>
     </w:p>
     <w:p>
       <w:pPr>
@@ -2575,6 +3334,14 @@
         </w:rPr>
         <w:t>Wie werden Relais und Schütze gekennzeichnet?</w:t>
       </w:r>
+      <w:r>
+        <w:rPr>
+          <w:b w:val="0"/>
+          <w:i/>
+          <w:sz w:val="16"/>
+        </w:rPr>
+        <w:t xml:space="preserve">  (Kap. 4/31)</w:t>
+      </w:r>
     </w:p>
     <w:p>
       <w:pPr>
@@ -2598,7 +3365,7 @@
           <w:b/>
           <w:sz w:val="18"/>
         </w:rPr>
-        <w:t xml:space="preserve">★ </w:t>
+        <w:t xml:space="preserve">◆ </w:t>
       </w:r>
       <w:r>
         <w:rPr>
@@ -2632,6 +3399,14 @@
         </w:rPr>
         <w:t>Welche drei Aspekte kennt die Kennzeichnung im Schaltplan?</w:t>
       </w:r>
+      <w:r>
+        <w:rPr>
+          <w:b w:val="0"/>
+          <w:i/>
+          <w:sz w:val="16"/>
+        </w:rPr>
+        <w:t xml:space="preserve">  (Kap. 4/24)</w:t>
+      </w:r>
     </w:p>
     <w:p>
       <w:pPr>
@@ -2657,6 +3432,14 @@
         </w:rPr>
         <w:t>Wie entsteht ein Lichtbogen beim Schalten?</w:t>
       </w:r>
+      <w:r>
+        <w:rPr>
+          <w:b w:val="0"/>
+          <w:i/>
+          <w:sz w:val="16"/>
+        </w:rPr>
+        <w:t xml:space="preserve">  (Kap. 4/35)</w:t>
+      </w:r>
     </w:p>
     <w:p>
       <w:pPr>
@@ -2707,6 +3490,14 @@
         </w:rPr>
         <w:t>Nenne drei Funkenlöschmethoden bei kleinen Leistungen.</w:t>
       </w:r>
+      <w:r>
+        <w:rPr>
+          <w:b w:val="0"/>
+          <w:i/>
+          <w:sz w:val="16"/>
+        </w:rPr>
+        <w:t xml:space="preserve">  (Kap. 4/36)</w:t>
+      </w:r>
     </w:p>
     <w:p>
       <w:pPr>
@@ -2730,7 +3521,7 @@
           <w:b/>
           <w:sz w:val="18"/>
         </w:rPr>
-        <w:t xml:space="preserve">★ </w:t>
+        <w:t xml:space="preserve">◆ </w:t>
       </w:r>
       <w:r>
         <w:rPr>
@@ -2738,6 +3529,14 @@
           <w:sz w:val="18"/>
         </w:rPr>
         <w:t>In welchem Zustand werden Kontaktsteuerungen im Schaltplan dargestellt?</w:t>
+      </w:r>
+      <w:r>
+        <w:rPr>
+          <w:b w:val="0"/>
+          <w:i/>
+          <w:sz w:val="16"/>
+        </w:rPr>
+        <w:t xml:space="preserve">  (Kap. 4/39)</w:t>
       </w:r>
     </w:p>
     <w:p>
@@ -2764,6 +3563,14 @@
         </w:rPr>
         <w:t>Was unterscheidet den ausführlichen vom kompakten Stromlaufplan?</w:t>
       </w:r>
+      <w:r>
+        <w:rPr>
+          <w:b w:val="0"/>
+          <w:i/>
+          <w:sz w:val="16"/>
+        </w:rPr>
+        <w:t xml:space="preserve">  (Kap. 4/39–40)</w:t>
+      </w:r>
     </w:p>
     <w:p>
       <w:pPr>
@@ -2789,6 +3596,14 @@
         </w:rPr>
         <w:t>Was kann man mit einem Relais oder Schütz tun?</w:t>
       </w:r>
+      <w:r>
+        <w:rPr>
+          <w:b w:val="0"/>
+          <w:i/>
+          <w:sz w:val="16"/>
+        </w:rPr>
+        <w:t xml:space="preserve">  (Kap. 4/41–42)</w:t>
+      </w:r>
     </w:p>
     <w:p>
       <w:pPr>
@@ -2821,6 +3636,14 @@
         </w:rPr>
         <w:t>Wie funktioniert die Selbsthaltung?</w:t>
       </w:r>
+      <w:r>
+        <w:rPr>
+          <w:b w:val="0"/>
+          <w:i/>
+          <w:sz w:val="16"/>
+        </w:rPr>
+        <w:t xml:space="preserve">  (Kap. 4/42)</w:t>
+      </w:r>
     </w:p>
     <w:p>
       <w:pPr>
@@ -2853,6 +3676,14 @@
         </w:rPr>
         <w:t>Was ist der Zusammenhang zwischen Selbsthaltung und Schaltnetz/Schaltwerk?</w:t>
       </w:r>
+      <w:r>
+        <w:rPr>
+          <w:b w:val="0"/>
+          <w:i/>
+          <w:sz w:val="16"/>
+        </w:rPr>
+        <w:t xml:space="preserve">  (Kap. 4/42)</w:t>
+      </w:r>
     </w:p>
     <w:p>
       <w:pPr>
@@ -2878,6 +3709,14 @@
         </w:rPr>
         <w:t>Was bedeutet dominierend setzend und dominierend rücksetzend?</w:t>
       </w:r>
+      <w:r>
+        <w:rPr>
+          <w:b w:val="0"/>
+          <w:i/>
+          <w:sz w:val="16"/>
+        </w:rPr>
+        <w:t xml:space="preserve">  (Kap. 4/46)</w:t>
+      </w:r>
     </w:p>
     <w:p>
       <w:pPr>
@@ -2901,7 +3740,22 @@
           <w:b/>
           <w:sz w:val="18"/>
         </w:rPr>
-        <w:t>Wozu dient die Wendeschützschaltung?</w:t>
+        <w:t xml:space="preserve">★ </w:t>
+      </w:r>
+      <w:r>
+        <w:rPr>
+          <w:b/>
+          <w:sz w:val="18"/>
+        </w:rPr>
+        <w:t>Wie lautet die Übung Förderband?</w:t>
+      </w:r>
+      <w:r>
+        <w:rPr>
+          <w:b w:val="0"/>
+          <w:i/>
+          <w:sz w:val="16"/>
+        </w:rPr>
+        <w:t xml:space="preserve">  (Kap. 4/53)</w:t>
       </w:r>
     </w:p>
     <w:p>
@@ -2913,7 +3767,20 @@
         <w:rPr>
           <w:sz w:val="18"/>
         </w:rPr>
-        <w:t>Zur Umkehr der Drehrichtung von Drehstrommotoren. Zwei Schütze Q1 und Q2 vertauschen im Laststromkreis zwei Außenleiter. Sie müssen zwingend gegeneinander verriegelt sein.</w:t>
+        <w:t xml:space="preserve">Das Band startet mit dem Taster Start und läuft, bis der Endlagenschalter rechts eine Kiste erkennt. Dann stoppt es und läuft erst wieder an, wenn der Endlagenschalter links eine Kiste feststellt. Die Endlagenschalter sind hier als </w:t>
+      </w:r>
+      <w:r>
+        <w:rPr>
+          <w:b/>
+          <w:sz w:val="18"/>
+        </w:rPr>
+        <w:t>Schließer</w:t>
+      </w:r>
+      <w:r>
+        <w:rPr>
+          <w:sz w:val="18"/>
+        </w:rPr>
+        <w:t xml:space="preserve"> dargestellt. Aufgabe ist der Schaltplan der Steuerungsseite in konventioneller Schaltungstechnik.</w:t>
       </w:r>
     </w:p>
     <w:p>
@@ -2926,7 +3793,22 @@
           <w:b/>
           <w:sz w:val="18"/>
         </w:rPr>
-        <w:t>Wozu dient die Stern-Dreieck-Schaltung?</w:t>
+        <w:t xml:space="preserve">★ </w:t>
+      </w:r>
+      <w:r>
+        <w:rPr>
+          <w:b/>
+          <w:sz w:val="18"/>
+        </w:rPr>
+        <w:t>Mit welcher Spannung arbeitet der Steuerkreis?</w:t>
+      </w:r>
+      <w:r>
+        <w:rPr>
+          <w:b w:val="0"/>
+          <w:i/>
+          <w:sz w:val="16"/>
+        </w:rPr>
+        <w:t xml:space="preserve">  (Kap. 4/53)</w:t>
       </w:r>
     </w:p>
     <w:p>
@@ -2936,9 +3818,16 @@
       </w:pPr>
       <w:r>
         <w:rPr>
-          <w:sz w:val="18"/>
-        </w:rPr>
-        <w:t>Größere Drehstrommotoren mit Kurzschlussläufer mit reduzierter Leistungsaufnahme anlaufen zu lassen. Das vermeidet das Auslösen von Überstromschutzeinrichtungen wegen des sonst hohen Anlaufstroms bei direktem Anlauf in Dreieckschaltung.</w:t>
+          <w:b/>
+          <w:sz w:val="18"/>
+        </w:rPr>
+        <w:t>24 V.</w:t>
+      </w:r>
+      <w:r>
+        <w:rPr>
+          <w:sz w:val="18"/>
+        </w:rPr>
+        <w:t xml:space="preserve"> Der Steuerstromkreis läuft von 24 V nach 0 V, der Leistungsteil dagegen am Drehstromnetz L1/L2/L3. Auf der Folie ist der 24-V-Kreis handschriftlich mit Schließer, Öffner und Schützspule K1 durchskizziert.</w:t>
       </w:r>
     </w:p>
     <w:p>
@@ -2951,7 +3840,15 @@
           <w:b/>
           <w:sz w:val="18"/>
         </w:rPr>
-        <w:t>Wozu dient die Kontaktvervielfachung durch Hilfsschütz?</w:t>
+        <w:t>Wozu dient die Wendeschützschaltung?</w:t>
+      </w:r>
+      <w:r>
+        <w:rPr>
+          <w:b w:val="0"/>
+          <w:i/>
+          <w:sz w:val="16"/>
+        </w:rPr>
+        <w:t xml:space="preserve">  (Kap. 4/49)</w:t>
       </w:r>
     </w:p>
     <w:p>
@@ -2963,6 +3860,72 @@
         <w:rPr>
           <w:sz w:val="18"/>
         </w:rPr>
+        <w:t>Zur Umkehr der Drehrichtung von Drehstrommotoren. Zwei Schütze Q1 und Q2 vertauschen im Laststromkreis zwei Außenleiter. Sie müssen zwingend gegeneinander verriegelt sein.</w:t>
+      </w:r>
+    </w:p>
+    <w:p>
+      <w:pPr>
+        <w:keepNext/>
+        <w:spacing w:before="100" w:after="0"/>
+      </w:pPr>
+      <w:r>
+        <w:rPr>
+          <w:b/>
+          <w:sz w:val="18"/>
+        </w:rPr>
+        <w:t>Wozu dient die Stern-Dreieck-Schaltung?</w:t>
+      </w:r>
+      <w:r>
+        <w:rPr>
+          <w:b w:val="0"/>
+          <w:i/>
+          <w:sz w:val="16"/>
+        </w:rPr>
+        <w:t xml:space="preserve">  (Kap. 4/51)</w:t>
+      </w:r>
+    </w:p>
+    <w:p>
+      <w:pPr>
+        <w:spacing w:after="60"/>
+        <w:ind w:left="170"/>
+      </w:pPr>
+      <w:r>
+        <w:rPr>
+          <w:sz w:val="18"/>
+        </w:rPr>
+        <w:t>Größere Drehstrommotoren mit Kurzschlussläufer mit reduzierter Leistungsaufnahme anlaufen zu lassen. Das vermeidet das Auslösen von Überstromschutzeinrichtungen wegen des sonst hohen Anlaufstroms bei direktem Anlauf in Dreieckschaltung.</w:t>
+      </w:r>
+    </w:p>
+    <w:p>
+      <w:pPr>
+        <w:keepNext/>
+        <w:spacing w:before="100" w:after="0"/>
+      </w:pPr>
+      <w:r>
+        <w:rPr>
+          <w:b/>
+          <w:sz w:val="18"/>
+        </w:rPr>
+        <w:t>Wozu dient die Kontaktvervielfachung durch Hilfsschütz?</w:t>
+      </w:r>
+      <w:r>
+        <w:rPr>
+          <w:b w:val="0"/>
+          <w:i/>
+          <w:sz w:val="16"/>
+        </w:rPr>
+        <w:t xml:space="preserve">  (Kap. 4/47)</w:t>
+      </w:r>
+    </w:p>
+    <w:p>
+      <w:pPr>
+        <w:spacing w:after="60"/>
+        <w:ind w:left="170"/>
+      </w:pPr>
+      <w:r>
+        <w:rPr>
+          <w:sz w:val="18"/>
+        </w:rPr>
         <w:t>Um mehr Kontakte zur Verfügung zu haben, als das Hauptschütz selbst bietet.</w:t>
       </w:r>
     </w:p>
@@ -2998,6 +3961,14 @@
         </w:rPr>
         <w:t>Was unterscheidet Schaltnetz und Schaltwerk?</w:t>
       </w:r>
+      <w:r>
+        <w:rPr>
+          <w:b w:val="0"/>
+          <w:i/>
+          <w:sz w:val="16"/>
+        </w:rPr>
+        <w:t xml:space="preserve">  (Kap. 4.2/3, Kap. 7/4)</w:t>
+      </w:r>
     </w:p>
     <w:p>
       <w:pPr>
@@ -3034,7 +4005,7 @@
           <w:b/>
           <w:sz w:val="18"/>
         </w:rPr>
-        <w:t xml:space="preserve">★ </w:t>
+        <w:t xml:space="preserve">◆ </w:t>
       </w:r>
       <w:r>
         <w:rPr>
@@ -3042,6 +4013,14 @@
           <w:sz w:val="18"/>
         </w:rPr>
         <w:t>Was ist der Unterschied zwischen SR- und RS-Speicher?</w:t>
+      </w:r>
+      <w:r>
+        <w:rPr>
+          <w:b w:val="0"/>
+          <w:i/>
+          <w:sz w:val="16"/>
+        </w:rPr>
+        <w:t xml:space="preserve">  (Kap. 4.2/5)</w:t>
       </w:r>
     </w:p>
     <w:p>
@@ -3081,6 +4060,14 @@
         </w:rPr>
         <w:t>Wie sieht „Speichern mit vorrangigem Rücksetzen" in der Anweisungsliste aus?</w:t>
       </w:r>
+      <w:r>
+        <w:rPr>
+          <w:b w:val="0"/>
+          <w:i/>
+          <w:sz w:val="16"/>
+        </w:rPr>
+        <w:t xml:space="preserve">  (Kap. 4.2/5)</w:t>
+      </w:r>
     </w:p>
     <w:p>
       <w:pPr>
@@ -3149,7 +4136,22 @@
           <w:b/>
           <w:sz w:val="18"/>
         </w:rPr>
-        <w:t>Welcher Zählerbaustein ist der Standard nach IEC 61131?</w:t>
+        <w:t xml:space="preserve">★ </w:t>
+      </w:r>
+      <w:r>
+        <w:rPr>
+          <w:b/>
+          <w:sz w:val="18"/>
+        </w:rPr>
+        <w:t>Wie lautet die Aufgabe „Werktor"?</w:t>
+      </w:r>
+      <w:r>
+        <w:rPr>
+          <w:b w:val="0"/>
+          <w:i/>
+          <w:sz w:val="16"/>
+        </w:rPr>
+        <w:t xml:space="preserve">  (Kap. 4.2/7)</w:t>
       </w:r>
     </w:p>
     <w:p>
@@ -3161,7 +4163,7 @@
         <w:rPr>
           <w:sz w:val="18"/>
         </w:rPr>
-        <w:t>CTUD, count up/down. Er zählt bei steigender Flanke an CU aufwärts und an CD abwärts, wird über LOAD auf den Vorgabewert PV gesetzt und über RESET genullt.</w:t>
+        <w:t>Ein Werkstor wird über einen Elektromotor auf- und zugesteuert, über die Leistungsschütze Q1 (Rechtslauf, Tor auf) und Q2 (Linkslauf, Tor zu). Die Endlagen melden B1 und B2. Schalter S3 wählt zwischen Automatik und Tippen: In Automatik fährt das Tor nach kurzem Tippen von S1 oder S2 ganz auf oder zu, im Tippbetrieb nur solange getippt wird. Umschalten der Richtung ist nur über den Stopp S0 möglich.</w:t>
       </w:r>
     </w:p>
     <w:p>
@@ -3174,7 +4176,22 @@
           <w:b/>
           <w:sz w:val="18"/>
         </w:rPr>
-        <w:t>Was tun TON, TOF und TP?</w:t>
+        <w:t xml:space="preserve">★ </w:t>
+      </w:r>
+      <w:r>
+        <w:rPr>
+          <w:b/>
+          <w:sz w:val="18"/>
+        </w:rPr>
+        <w:t>Warum ist beim Werktor ein Umschalten nur über Stopp erlaubt?</w:t>
+      </w:r>
+      <w:r>
+        <w:rPr>
+          <w:b w:val="0"/>
+          <w:i/>
+          <w:sz w:val="16"/>
+        </w:rPr>
+        <w:t xml:space="preserve">  (Kap. 4.2/7)</w:t>
       </w:r>
     </w:p>
     <w:p>
@@ -3186,7 +4203,20 @@
         <w:rPr>
           <w:sz w:val="18"/>
         </w:rPr>
-        <w:t>TON ist die Einschaltverzögerung: liegt IN durchgehend für die Zeit PT an, wird Q wahr. TOF ist die Ausschaltverzögerung. TP ist der Impuls fester Länge.</w:t>
+        <w:t xml:space="preserve">Weil Q1 und Q2 den Motor in entgegengesetzte Richtungen ansteuern. Ein direktes Umschalten hieße, beide Schütze gleichzeitig zu erregen — deshalb braucht die Schaltung eine </w:t>
+      </w:r>
+      <w:r>
+        <w:rPr>
+          <w:b/>
+          <w:sz w:val="18"/>
+        </w:rPr>
+        <w:t>Verriegelung</w:t>
+      </w:r>
+      <w:r>
+        <w:rPr>
+          <w:sz w:val="18"/>
+        </w:rPr>
+        <w:t>, und der Stopp erzwingt den sicheren Zwischenzustand.</w:t>
       </w:r>
     </w:p>
     <w:p>
@@ -3199,7 +4229,22 @@
           <w:b/>
           <w:sz w:val="18"/>
         </w:rPr>
-        <w:t>Welche zwei Operanden gehören zur Flankenauswertung?</w:t>
+        <w:t xml:space="preserve">★ </w:t>
+      </w:r>
+      <w:r>
+        <w:rPr>
+          <w:b/>
+          <w:sz w:val="18"/>
+        </w:rPr>
+        <w:t>Wie sieht die Speicherlösung der Drei-Pumpen-Aufgabe im Stromlaufplan aus?</w:t>
+      </w:r>
+      <w:r>
+        <w:rPr>
+          <w:b w:val="0"/>
+          <w:i/>
+          <w:sz w:val="16"/>
+        </w:rPr>
+        <w:t xml:space="preserve">  (Kap. 4.2/18)</w:t>
       </w:r>
     </w:p>
     <w:p>
@@ -3211,20 +4256,20 @@
         <w:rPr>
           <w:sz w:val="18"/>
         </w:rPr>
-        <w:t xml:space="preserve">Ein Flankenoperand F0, der den veränderten Signalwert speichert, und ein Impulsoperand I0, der beim Auftreten der Flanke für die Dauer </w:t>
-      </w:r>
-      <w:r>
-        <w:rPr>
-          <w:b/>
-          <w:sz w:val="18"/>
-        </w:rPr>
-        <w:t>eines Programmzyklus</w:t>
-      </w:r>
-      <w:r>
-        <w:rPr>
-          <w:sz w:val="18"/>
-        </w:rPr>
-        <w:t xml:space="preserve"> den Wert 1 führt.</w:t>
+        <w:t xml:space="preserve">Realisierung über </w:t>
+      </w:r>
+      <w:r>
+        <w:rPr>
+          <w:b/>
+          <w:sz w:val="18"/>
+        </w:rPr>
+        <w:t>Hilfsschütze</w:t>
+      </w:r>
+      <w:r>
+        <w:rPr>
+          <w:sz w:val="18"/>
+        </w:rPr>
+        <w:t>: Zwei Hilfsschütze K1 und K2 bilden zusammen mit den Leistungsschützen Q1, Q2, Q3 eine Kette. Jeder Zweig hängt an S1, jeder trägt Selbsthaltung, und die Öffner der jeweils schon angezogenen Schütze schalten den nächsten Zweig frei. S0 als Öffner trennt alle Zweige gemeinsam.</w:t>
       </w:r>
     </w:p>
     <w:p>
@@ -3237,7 +4282,15 @@
           <w:b/>
           <w:sz w:val="18"/>
         </w:rPr>
-        <w:t>Welche Codesys-Bausteine gibt es für die Flankenauswertung?</w:t>
+        <w:t>Welcher Zählerbaustein ist der Standard nach IEC 61131?</w:t>
+      </w:r>
+      <w:r>
+        <w:rPr>
+          <w:b w:val="0"/>
+          <w:i/>
+          <w:sz w:val="16"/>
+        </w:rPr>
+        <w:t xml:space="preserve">  (Kap. 4.2/10)</w:t>
       </w:r>
     </w:p>
     <w:p>
@@ -3249,7 +4302,7 @@
         <w:rPr>
           <w:sz w:val="18"/>
         </w:rPr>
-        <w:t>R_TRIG für die steigende Flanke 0 → 1 und F_TRIG für die fallende Flanke.</w:t>
+        <w:t>CTUD, count up/down. Er zählt bei steigender Flanke an CU aufwärts und an CD abwärts, wird über LOAD auf den Vorgabewert PV gesetzt und über RESET genullt.</w:t>
       </w:r>
     </w:p>
     <w:p>
@@ -3262,7 +4315,7 @@
           <w:b/>
           <w:sz w:val="18"/>
         </w:rPr>
-        <w:t>Wann kann man auf den Impulsoperanden verzichten?</w:t>
+        <w:t>Was tun TON, TOF und TP?</w:t>
       </w:r>
     </w:p>
     <w:p>
@@ -3274,7 +4327,7 @@
         <w:rPr>
           <w:sz w:val="18"/>
         </w:rPr>
-        <w:t>Wenn die Flankenauswertung nur an einer Stelle des Programms gebraucht wird. Dann verwendet man den Ausgang direkt, etwa zum Setzen eines SR-Speichers.</w:t>
+        <w:t>TON ist die Einschaltverzögerung: liegt IN durchgehend für die Zeit PT an, wird Q wahr. TOF ist die Ausschaltverzögerung. TP ist der Impuls fester Länge.</w:t>
       </w:r>
     </w:p>
     <w:p>
@@ -3287,7 +4340,15 @@
           <w:b/>
           <w:sz w:val="18"/>
         </w:rPr>
-        <w:t>Was ist die RS-Tabelle und wozu dient sie?</w:t>
+        <w:t>Welche zwei Operanden gehören zur Flankenauswertung?</w:t>
+      </w:r>
+      <w:r>
+        <w:rPr>
+          <w:b w:val="0"/>
+          <w:i/>
+          <w:sz w:val="16"/>
+        </w:rPr>
+        <w:t xml:space="preserve">  (Handout 4)</w:t>
       </w:r>
     </w:p>
     <w:p>
@@ -3299,7 +4360,20 @@
         <w:rPr>
           <w:sz w:val="18"/>
         </w:rPr>
-        <w:t>Ein Hilfsmittel für den systematischen Programmentwurf mit mehreren Speichern. Man betrachtet Ausgangsvariablen — insbesondere Schütze und Hilfsschütze — als Speicher und trägt je Speicher die Setz- und die Rücksetzbedingung ein.</w:t>
+        <w:t xml:space="preserve">Ein Flankenoperand F0, der den veränderten Signalwert speichert, und ein Impulsoperand I0, der beim Auftreten der Flanke für die Dauer </w:t>
+      </w:r>
+      <w:r>
+        <w:rPr>
+          <w:b/>
+          <w:sz w:val="18"/>
+        </w:rPr>
+        <w:t>eines Programmzyklus</w:t>
+      </w:r>
+      <w:r>
+        <w:rPr>
+          <w:sz w:val="18"/>
+        </w:rPr>
+        <w:t xml:space="preserve"> den Wert 1 führt.</w:t>
       </w:r>
     </w:p>
     <w:p>
@@ -3312,7 +4386,7 @@
           <w:b/>
           <w:sz w:val="18"/>
         </w:rPr>
-        <w:t>Wie lautet die Aufgabe „Parkhausanzeige"?</w:t>
+        <w:t>Welche Codesys-Bausteine gibt es für die Flankenauswertung?</w:t>
       </w:r>
     </w:p>
     <w:p>
@@ -3324,20 +4398,7 @@
         <w:rPr>
           <w:sz w:val="18"/>
         </w:rPr>
-        <w:t xml:space="preserve">Anzeige der freien Plätze. S1 sensiert ein einfahrendes, S2 ein ausfahrendes Auto. Mit dem Taster „Setzen" wird der Anfangswert 10 eingestellt. Sind keine freien Plätze da, leuchtet eine rote Lampe. Umsetzung mit dem vorgefertigten Zähler </w:t>
-      </w:r>
-      <w:r>
-        <w:rPr>
-          <w:b/>
-          <w:sz w:val="18"/>
-        </w:rPr>
-        <w:t>CTUD</w:t>
-      </w:r>
-      <w:r>
-        <w:rPr>
-          <w:sz w:val="18"/>
-        </w:rPr>
-        <w:t>.</w:t>
+        <w:t>R_TRIG für die steigende Flanke 0 → 1 und F_TRIG für die fallende Flanke.</w:t>
       </w:r>
     </w:p>
     <w:p>
@@ -3350,14 +4411,7 @@
           <w:b/>
           <w:sz w:val="18"/>
         </w:rPr>
-        <w:t xml:space="preserve">★ </w:t>
-      </w:r>
-      <w:r>
-        <w:rPr>
-          <w:b/>
-          <w:sz w:val="18"/>
-        </w:rPr>
-        <w:t>Wie sieht die erweiterte RS-Tabelle der Drei-Pumpen-Aufgabe aus?</w:t>
+        <w:t>Wann kann man auf den Impulsoperanden verzichten?</w:t>
       </w:r>
     </w:p>
     <w:p>
@@ -3369,7 +4423,7 @@
         <w:rPr>
           <w:sz w:val="18"/>
         </w:rPr>
-        <w:t>Schritt 1: Bedingung S1 (0→1), setzt IO1. Schritt 2: IO1 ∧ ¬Q1 ∧ ¬Q2, setzt Q1, setzt IO1 zurück. Schritt 3: IO1 ∧ Q1 ∧ ¬Q2, setzt Q2, setzt IO1 zurück. Schritt 4: IO1 ∧ Q1 ∧ Q2, setzt Q3, setzt IO1 zurück. Zusätzlich: ¬S0 setzt Q1, Q2 und Q3 gemeinsam zurück.</w:t>
+        <w:t>Wenn die Flankenauswertung nur an einer Stelle des Programms gebraucht wird. Dann verwendet man den Ausgang direkt, etwa zum Setzen eines SR-Speichers.</w:t>
       </w:r>
     </w:p>
     <w:p>
@@ -3382,14 +4436,15 @@
           <w:b/>
           <w:sz w:val="18"/>
         </w:rPr>
-        <w:t xml:space="preserve">★ </w:t>
-      </w:r>
-      <w:r>
-        <w:rPr>
-          <w:b/>
-          <w:sz w:val="18"/>
-        </w:rPr>
-        <w:t>Warum braucht die Drei-Pumpen-Aufgabe eine Flankenauswertung?</w:t>
+        <w:t>Was ist die RS-Tabelle und wozu dient sie?</w:t>
+      </w:r>
+      <w:r>
+        <w:rPr>
+          <w:b w:val="0"/>
+          <w:i/>
+          <w:sz w:val="16"/>
+        </w:rPr>
+        <w:t xml:space="preserve">  (Handout 4)</w:t>
       </w:r>
     </w:p>
     <w:p>
@@ -3401,6 +4456,132 @@
         <w:rPr>
           <w:sz w:val="18"/>
         </w:rPr>
+        <w:t>Ein Hilfsmittel für den systematischen Programmentwurf mit mehreren Speichern. Man betrachtet Ausgangsvariablen — insbesondere Schütze und Hilfsschütze — als Speicher und trägt je Speicher die Setz- und die Rücksetzbedingung ein.</w:t>
+      </w:r>
+    </w:p>
+    <w:p>
+      <w:pPr>
+        <w:keepNext/>
+        <w:spacing w:before="100" w:after="0"/>
+      </w:pPr>
+      <w:r>
+        <w:rPr>
+          <w:b/>
+          <w:sz w:val="18"/>
+        </w:rPr>
+        <w:t>Wie lautet die Aufgabe „Parkhausanzeige"?</w:t>
+      </w:r>
+      <w:r>
+        <w:rPr>
+          <w:b w:val="0"/>
+          <w:i/>
+          <w:sz w:val="16"/>
+        </w:rPr>
+        <w:t xml:space="preserve">  (Kap. 4.2/11)</w:t>
+      </w:r>
+    </w:p>
+    <w:p>
+      <w:pPr>
+        <w:spacing w:after="60"/>
+        <w:ind w:left="170"/>
+      </w:pPr>
+      <w:r>
+        <w:rPr>
+          <w:sz w:val="18"/>
+        </w:rPr>
+        <w:t xml:space="preserve">Anzeige der freien Plätze. S1 sensiert ein einfahrendes, S2 ein ausfahrendes Auto. Mit dem Taster „Setzen" wird der Anfangswert 10 eingestellt. Sind keine freien Plätze da, leuchtet eine rote Lampe. Umsetzung mit dem vorgefertigten Zähler </w:t>
+      </w:r>
+      <w:r>
+        <w:rPr>
+          <w:b/>
+          <w:sz w:val="18"/>
+        </w:rPr>
+        <w:t>CTUD</w:t>
+      </w:r>
+      <w:r>
+        <w:rPr>
+          <w:sz w:val="18"/>
+        </w:rPr>
+        <w:t>.</w:t>
+      </w:r>
+    </w:p>
+    <w:p>
+      <w:pPr>
+        <w:keepNext/>
+        <w:spacing w:before="100" w:after="0"/>
+      </w:pPr>
+      <w:r>
+        <w:rPr>
+          <w:b/>
+          <w:sz w:val="18"/>
+        </w:rPr>
+        <w:t xml:space="preserve">◆ </w:t>
+      </w:r>
+      <w:r>
+        <w:rPr>
+          <w:b/>
+          <w:sz w:val="18"/>
+        </w:rPr>
+        <w:t>Wie sieht die erweiterte RS-Tabelle der Drei-Pumpen-Aufgabe aus?</w:t>
+      </w:r>
+      <w:r>
+        <w:rPr>
+          <w:b w:val="0"/>
+          <w:i/>
+          <w:sz w:val="16"/>
+        </w:rPr>
+        <w:t xml:space="preserve">  (Kap. 4.2/21)</w:t>
+      </w:r>
+    </w:p>
+    <w:p>
+      <w:pPr>
+        <w:spacing w:after="60"/>
+        <w:ind w:left="170"/>
+      </w:pPr>
+      <w:r>
+        <w:rPr>
+          <w:sz w:val="18"/>
+        </w:rPr>
+        <w:t>Schritt 1: Bedingung S1 (0→1), setzt IO1. Schritt 2: IO1 ∧ ¬Q1 ∧ ¬Q2, setzt Q1, setzt IO1 zurück. Schritt 3: IO1 ∧ Q1 ∧ ¬Q2, setzt Q2, setzt IO1 zurück. Schritt 4: IO1 ∧ Q1 ∧ Q2, setzt Q3, setzt IO1 zurück. Zusätzlich: ¬S0 setzt Q1, Q2 und Q3 gemeinsam zurück.</w:t>
+      </w:r>
+    </w:p>
+    <w:p>
+      <w:pPr>
+        <w:keepNext/>
+        <w:spacing w:before="100" w:after="0"/>
+      </w:pPr>
+      <w:r>
+        <w:rPr>
+          <w:b/>
+          <w:sz w:val="18"/>
+        </w:rPr>
+        <w:t xml:space="preserve">◆ </w:t>
+      </w:r>
+      <w:r>
+        <w:rPr>
+          <w:b/>
+          <w:sz w:val="18"/>
+        </w:rPr>
+        <w:t>Warum braucht die Drei-Pumpen-Aufgabe eine Flankenauswertung?</w:t>
+      </w:r>
+      <w:r>
+        <w:rPr>
+          <w:b w:val="0"/>
+          <w:i/>
+          <w:sz w:val="16"/>
+        </w:rPr>
+        <w:t xml:space="preserve">  (Kap. 4.2/21)</w:t>
+      </w:r>
+    </w:p>
+    <w:p>
+      <w:pPr>
+        <w:spacing w:after="60"/>
+        <w:ind w:left="170"/>
+      </w:pPr>
+      <w:r>
+        <w:rPr>
+          <w:sz w:val="18"/>
+        </w:rPr>
         <w:t>Weil derselbe EIN-Taster S1 dreimal verwendet wird. Ohne Flanke wäre S1 im nächsten Zyklus immer noch 1 und die Kette liefe in einem einzigen Durchlauf durch. Im FUP steht deshalb ein P-Baustein hinter S1, der den Merker IO1 für genau einen Zyklus setzt.</w:t>
       </w:r>
     </w:p>
@@ -3429,6 +4610,14 @@
         </w:rPr>
         <w:t>Welche binären Aufgaben erfüllt eine SPS typischerweise?</w:t>
       </w:r>
+      <w:r>
+        <w:rPr>
+          <w:b w:val="0"/>
+          <w:i/>
+          <w:sz w:val="16"/>
+        </w:rPr>
+        <w:t xml:space="preserve">  (Kap. 5/4)</w:t>
+      </w:r>
     </w:p>
     <w:p>
       <w:pPr>
@@ -3454,6 +4643,14 @@
         </w:rPr>
         <w:t>Welche analogen Aufgaben erfüllt eine SPS?</w:t>
       </w:r>
+      <w:r>
+        <w:rPr>
+          <w:b w:val="0"/>
+          <w:i/>
+          <w:sz w:val="16"/>
+        </w:rPr>
+        <w:t xml:space="preserve">  (Kap. 5/4)</w:t>
+      </w:r>
     </w:p>
     <w:p>
       <w:pPr>
@@ -3477,7 +4674,7 @@
           <w:b/>
           <w:sz w:val="18"/>
         </w:rPr>
-        <w:t xml:space="preserve">★ </w:t>
+        <w:t xml:space="preserve">◆ </w:t>
       </w:r>
       <w:r>
         <w:rPr>
@@ -3485,6 +4682,14 @@
           <w:sz w:val="18"/>
         </w:rPr>
         <w:t>Was bedeutet das EVA-Prinzip?</w:t>
+      </w:r>
+      <w:r>
+        <w:rPr>
+          <w:b w:val="0"/>
+          <w:i/>
+          <w:sz w:val="16"/>
+        </w:rPr>
+        <w:t xml:space="preserve">  (Kap. 5/11)</w:t>
       </w:r>
     </w:p>
     <w:p>
@@ -3509,7 +4714,7 @@
           <w:b/>
           <w:sz w:val="18"/>
         </w:rPr>
-        <w:t xml:space="preserve">★ </w:t>
+        <w:t xml:space="preserve">◆ </w:t>
       </w:r>
       <w:r>
         <w:rPr>
@@ -3517,6 +4722,14 @@
           <w:sz w:val="18"/>
         </w:rPr>
         <w:t>Beschreibe den SPS-Zyklus in drei Schritten.</w:t>
+      </w:r>
+      <w:r>
+        <w:rPr>
+          <w:b w:val="0"/>
+          <w:i/>
+          <w:sz w:val="16"/>
+        </w:rPr>
+        <w:t xml:space="preserve">  (Kap. 5/12)</w:t>
       </w:r>
     </w:p>
     <w:p>
@@ -3541,7 +4754,7 @@
           <w:b/>
           <w:sz w:val="18"/>
         </w:rPr>
-        <w:t xml:space="preserve">★ </w:t>
+        <w:t xml:space="preserve">◆ </w:t>
       </w:r>
       <w:r>
         <w:rPr>
@@ -3549,6 +4762,14 @@
           <w:sz w:val="18"/>
         </w:rPr>
         <w:t>Was ist die Zykluszeit?</w:t>
+      </w:r>
+      <w:r>
+        <w:rPr>
+          <w:b w:val="0"/>
+          <w:i/>
+          <w:sz w:val="16"/>
+        </w:rPr>
+        <w:t xml:space="preserve">  (Kap. 5/14)</w:t>
       </w:r>
     </w:p>
     <w:p>
@@ -3573,7 +4794,7 @@
           <w:b/>
           <w:sz w:val="18"/>
         </w:rPr>
-        <w:t xml:space="preserve">★ </w:t>
+        <w:t xml:space="preserve">◆ </w:t>
       </w:r>
       <w:r>
         <w:rPr>
@@ -3581,6 +4802,14 @@
           <w:sz w:val="18"/>
         </w:rPr>
         <w:t>Was ist die Reaktionszeit und warum ist sie länger als die Zykluszeit?</w:t>
+      </w:r>
+      <w:r>
+        <w:rPr>
+          <w:b w:val="0"/>
+          <w:i/>
+          <w:sz w:val="16"/>
+        </w:rPr>
+        <w:t xml:space="preserve">  (Kap. 5/14)</w:t>
       </w:r>
     </w:p>
     <w:p>
@@ -3607,6 +4836,14 @@
         </w:rPr>
         <w:t>Nenne einen Vorteil und drei Nachteile der zyklischen Programmbearbeitung.</w:t>
       </w:r>
+      <w:r>
+        <w:rPr>
+          <w:b w:val="0"/>
+          <w:i/>
+          <w:sz w:val="16"/>
+        </w:rPr>
+        <w:t xml:space="preserve">  (Kap. 5/15)</w:t>
+      </w:r>
     </w:p>
     <w:p>
       <w:pPr>
@@ -3657,6 +4894,14 @@
         </w:rPr>
         <w:t>Woraus besteht die CPU einer SPS?</w:t>
       </w:r>
+      <w:r>
+        <w:rPr>
+          <w:b w:val="0"/>
+          <w:i/>
+          <w:sz w:val="16"/>
+        </w:rPr>
+        <w:t xml:space="preserve">  (Kap. 5/10)</w:t>
+      </w:r>
     </w:p>
     <w:p>
       <w:pPr>
@@ -3682,6 +4927,14 @@
         </w:rPr>
         <w:t>Unterscheide Arbeitsspeicher, Ladespeicher und Systemspeicher.</w:t>
       </w:r>
+      <w:r>
+        <w:rPr>
+          <w:b w:val="0"/>
+          <w:i/>
+          <w:sz w:val="16"/>
+        </w:rPr>
+        <w:t xml:space="preserve">  (Kap. 5/10)</w:t>
+      </w:r>
     </w:p>
     <w:p>
       <w:pPr>
@@ -3705,7 +4958,7 @@
           <w:b/>
           <w:sz w:val="18"/>
         </w:rPr>
-        <w:t xml:space="preserve">★ </w:t>
+        <w:t xml:space="preserve">◆ </w:t>
       </w:r>
       <w:r>
         <w:rPr>
@@ -3713,6 +4966,14 @@
           <w:sz w:val="18"/>
         </w:rPr>
         <w:t>Nenne die drei Programmorganisationseinheiten nach DIN EN 61131-3.</w:t>
+      </w:r>
+      <w:r>
+        <w:rPr>
+          <w:b w:val="0"/>
+          <w:i/>
+          <w:sz w:val="16"/>
+        </w:rPr>
+        <w:t xml:space="preserve">  (Handout H3)</w:t>
       </w:r>
     </w:p>
     <w:p>
@@ -3763,7 +5024,7 @@
           <w:b/>
           <w:sz w:val="18"/>
         </w:rPr>
-        <w:t xml:space="preserve">★ </w:t>
+        <w:t xml:space="preserve">◆ </w:t>
       </w:r>
       <w:r>
         <w:rPr>
@@ -3771,6 +5032,14 @@
           <w:sz w:val="18"/>
         </w:rPr>
         <w:t>Nenne die fünf SPS-Programmiersprachen nach IEC 61131-3.</w:t>
+      </w:r>
+      <w:r>
+        <w:rPr>
+          <w:b w:val="0"/>
+          <w:i/>
+          <w:sz w:val="16"/>
+        </w:rPr>
+        <w:t xml:space="preserve">  (Kap. 5/23)</w:t>
       </w:r>
     </w:p>
     <w:p>
@@ -3797,6 +5066,14 @@
         </w:rPr>
         <w:t>Welches Beschreibungsmittel liegt FBD zugrunde und wofür ist es gedacht?</w:t>
       </w:r>
+      <w:r>
+        <w:rPr>
+          <w:b w:val="0"/>
+          <w:i/>
+          <w:sz w:val="16"/>
+        </w:rPr>
+        <w:t xml:space="preserve">  (Kap. 5/25)</w:t>
+      </w:r>
     </w:p>
     <w:p>
       <w:pPr>
@@ -3822,6 +5099,14 @@
         </w:rPr>
         <w:t>Welches Beschreibungsmittel liegt SFC zugrunde?</w:t>
       </w:r>
+      <w:r>
+        <w:rPr>
+          <w:b w:val="0"/>
+          <w:i/>
+          <w:sz w:val="16"/>
+        </w:rPr>
+        <w:t xml:space="preserve">  (Kap. 5/25)</w:t>
+      </w:r>
     </w:p>
     <w:p>
       <w:pPr>
@@ -3847,6 +5132,14 @@
         </w:rPr>
         <w:t>Welches Beschreibungsmittel liegt IL/AWL zugrunde?</w:t>
       </w:r>
+      <w:r>
+        <w:rPr>
+          <w:b w:val="0"/>
+          <w:i/>
+          <w:sz w:val="16"/>
+        </w:rPr>
+        <w:t xml:space="preserve">  (Kap. 5/25)</w:t>
+      </w:r>
     </w:p>
     <w:p>
       <w:pPr>
@@ -3872,6 +5165,14 @@
         </w:rPr>
         <w:t>Was ist CFC und ist es genormt?</w:t>
       </w:r>
+      <w:r>
+        <w:rPr>
+          <w:b w:val="0"/>
+          <w:i/>
+          <w:sz w:val="16"/>
+        </w:rPr>
+        <w:t xml:space="preserve">  (Kap. 5/25)</w:t>
+      </w:r>
     </w:p>
     <w:p>
       <w:pPr>
@@ -3910,6 +5211,14 @@
         </w:rPr>
         <w:t>Wie liest man einen Kontaktplan?</w:t>
       </w:r>
+      <w:r>
+        <w:rPr>
+          <w:b w:val="0"/>
+          <w:i/>
+          <w:sz w:val="16"/>
+        </w:rPr>
+        <w:t xml:space="preserve">  (Handout H3)</w:t>
+      </w:r>
     </w:p>
     <w:p>
       <w:pPr>
@@ -3933,7 +5242,7 @@
           <w:b/>
           <w:sz w:val="18"/>
         </w:rPr>
-        <w:t xml:space="preserve">★ </w:t>
+        <w:t xml:space="preserve">◆ </w:t>
       </w:r>
       <w:r>
         <w:rPr>
@@ -3941,6 +5250,14 @@
           <w:sz w:val="18"/>
         </w:rPr>
         <w:t>Nenne die Bit-Datentypen mit ihrer Größe.</w:t>
+      </w:r>
+      <w:r>
+        <w:rPr>
+          <w:b w:val="0"/>
+          <w:i/>
+          <w:sz w:val="16"/>
+        </w:rPr>
+        <w:t xml:space="preserve">  (Kap. 5/26)</w:t>
       </w:r>
     </w:p>
     <w:p>
@@ -3965,7 +5282,7 @@
           <w:b/>
           <w:sz w:val="18"/>
         </w:rPr>
-        <w:t xml:space="preserve">★ </w:t>
+        <w:t xml:space="preserve">◆ </w:t>
       </w:r>
       <w:r>
         <w:rPr>
@@ -3973,6 +5290,14 @@
           <w:sz w:val="18"/>
         </w:rPr>
         <w:t>Nenne die Arithmetiktypen mit Wertebereich.</w:t>
+      </w:r>
+      <w:r>
+        <w:rPr>
+          <w:b w:val="0"/>
+          <w:i/>
+          <w:sz w:val="16"/>
+        </w:rPr>
+        <w:t xml:space="preserve">  (Kap. 5/26)</w:t>
       </w:r>
     </w:p>
     <w:p>
@@ -3997,7 +5322,7 @@
           <w:b/>
           <w:sz w:val="18"/>
         </w:rPr>
-        <w:t xml:space="preserve">★ </w:t>
+        <w:t xml:space="preserve">◆ </w:t>
       </w:r>
       <w:r>
         <w:rPr>
@@ -4005,6 +5330,14 @@
           <w:sz w:val="18"/>
         </w:rPr>
         <w:t>Nenne die drei Zeittypen mit Größe und Schreibweise.</w:t>
+      </w:r>
+      <w:r>
+        <w:rPr>
+          <w:b w:val="0"/>
+          <w:i/>
+          <w:sz w:val="16"/>
+        </w:rPr>
+        <w:t xml:space="preserve">  (Kap. 5/26)</w:t>
       </w:r>
     </w:p>
     <w:p>
@@ -4070,6 +5403,14 @@
         </w:rPr>
         <w:t>Warum sind BYTE, WORD und DWORD nicht einfach vorzeichenlose Zahlen?</w:t>
       </w:r>
+      <w:r>
+        <w:rPr>
+          <w:b w:val="0"/>
+          <w:i/>
+          <w:sz w:val="16"/>
+        </w:rPr>
+        <w:t xml:space="preserve">  (Kap. 5/26)</w:t>
+      </w:r>
     </w:p>
     <w:p>
       <w:pPr>
@@ -4093,7 +5434,7 @@
           <w:b/>
           <w:sz w:val="18"/>
         </w:rPr>
-        <w:t xml:space="preserve">★ </w:t>
+        <w:t xml:space="preserve">◆ </w:t>
       </w:r>
       <w:r>
         <w:rPr>
@@ -4101,6 +5442,14 @@
           <w:sz w:val="18"/>
         </w:rPr>
         <w:t>Wie ist die Namenskonvention für Variablen aufgebaut?</w:t>
+      </w:r>
+      <w:r>
+        <w:rPr>
+          <w:b w:val="0"/>
+          <w:i/>
+          <w:sz w:val="16"/>
+        </w:rPr>
+        <w:t xml:space="preserve">  (Kap. 5/27)</w:t>
       </w:r>
     </w:p>
     <w:p>
@@ -4125,7 +5474,7 @@
           <w:b/>
           <w:sz w:val="18"/>
         </w:rPr>
-        <w:t xml:space="preserve">★ </w:t>
+        <w:t xml:space="preserve">◆ </w:t>
       </w:r>
       <w:r>
         <w:rPr>
@@ -4148,6 +5497,14 @@
           <w:sz w:val="18"/>
         </w:rPr>
         <w:t>?</w:t>
+      </w:r>
+      <w:r>
+        <w:rPr>
+          <w:b w:val="0"/>
+          <w:i/>
+          <w:sz w:val="16"/>
+        </w:rPr>
+        <w:t xml:space="preserve">  (Kap. 5/27)</w:t>
       </w:r>
     </w:p>
     <w:p>
@@ -4172,7 +5529,7 @@
           <w:b/>
           <w:sz w:val="18"/>
         </w:rPr>
-        <w:t xml:space="preserve">★ </w:t>
+        <w:t xml:space="preserve">◆ </w:t>
       </w:r>
       <w:r>
         <w:rPr>
@@ -4180,6 +5537,14 @@
           <w:sz w:val="18"/>
         </w:rPr>
         <w:t>Wie ist die Adressierung nach IEC 61131-3 aufgebaut?</w:t>
+      </w:r>
+      <w:r>
+        <w:rPr>
+          <w:b w:val="0"/>
+          <w:i/>
+          <w:sz w:val="16"/>
+        </w:rPr>
+        <w:t xml:space="preserve">  (Handout 4)</w:t>
       </w:r>
     </w:p>
     <w:p>
@@ -4204,7 +5569,7 @@
           <w:b/>
           <w:sz w:val="18"/>
         </w:rPr>
-        <w:t xml:space="preserve">★ </w:t>
+        <w:t xml:space="preserve">◆ </w:t>
       </w:r>
       <w:r>
         <w:rPr>
@@ -4257,6 +5622,14 @@
           <w:sz w:val="18"/>
         </w:rPr>
         <w:t>?</w:t>
+      </w:r>
+      <w:r>
+        <w:rPr>
+          <w:b w:val="0"/>
+          <w:i/>
+          <w:sz w:val="16"/>
+        </w:rPr>
+        <w:t xml:space="preserve">  (Handout 4)</w:t>
       </w:r>
     </w:p>
     <w:p>
@@ -4281,7 +5654,7 @@
           <w:b/>
           <w:sz w:val="18"/>
         </w:rPr>
-        <w:t xml:space="preserve">★ </w:t>
+        <w:t xml:space="preserve">◆ </w:t>
       </w:r>
       <w:r>
         <w:rPr>
@@ -4313,7 +5686,7 @@
           <w:b/>
           <w:sz w:val="18"/>
         </w:rPr>
-        <w:t xml:space="preserve">★ </w:t>
+        <w:t xml:space="preserve">◆ </w:t>
       </w:r>
       <w:r>
         <w:rPr>
@@ -4383,7 +5756,7 @@
           <w:b/>
           <w:sz w:val="18"/>
         </w:rPr>
-        <w:t xml:space="preserve">★ </w:t>
+        <w:t xml:space="preserve">◆ </w:t>
       </w:r>
       <w:r>
         <w:rPr>
@@ -4415,7 +5788,7 @@
           <w:b/>
           <w:sz w:val="18"/>
         </w:rPr>
-        <w:t xml:space="preserve">★ </w:t>
+        <w:t xml:space="preserve">◆ </w:t>
       </w:r>
       <w:r>
         <w:rPr>
@@ -4423,6 +5796,14 @@
           <w:sz w:val="18"/>
         </w:rPr>
         <w:t>Nenne die zwei Merkmale einer Ablaufsteuerung.</w:t>
+      </w:r>
+      <w:r>
+        <w:rPr>
+          <w:b w:val="0"/>
+          <w:i/>
+          <w:sz w:val="16"/>
+        </w:rPr>
+        <w:t xml:space="preserve">  (Kap. 6/10)</w:t>
       </w:r>
     </w:p>
     <w:p>
@@ -4462,6 +5843,14 @@
         </w:rPr>
         <w:t>In welche vier Teile gliedert sich eine Ablaufsteuerung?</w:t>
       </w:r>
+      <w:r>
+        <w:rPr>
+          <w:b w:val="0"/>
+          <w:i/>
+          <w:sz w:val="16"/>
+        </w:rPr>
+        <w:t xml:space="preserve">  (Kap. 6/5)</w:t>
+      </w:r>
     </w:p>
     <w:p>
       <w:pPr>
@@ -4487,6 +5876,14 @@
         </w:rPr>
         <w:t>Nenne die Betriebsarten und was sie bedeuten.</w:t>
       </w:r>
+      <w:r>
+        <w:rPr>
+          <w:b w:val="0"/>
+          <w:i/>
+          <w:sz w:val="16"/>
+        </w:rPr>
+        <w:t xml:space="preserve">  (Kap. 6/6)</w:t>
+      </w:r>
     </w:p>
     <w:p>
       <w:pPr>
@@ -4510,7 +5907,7 @@
           <w:b/>
           <w:sz w:val="18"/>
         </w:rPr>
-        <w:t xml:space="preserve">★ </w:t>
+        <w:t xml:space="preserve">◆ </w:t>
       </w:r>
       <w:r>
         <w:rPr>
@@ -4518,6 +5915,14 @@
           <w:sz w:val="18"/>
         </w:rPr>
         <w:t>Welche zwei Strukturelemente hat ein Ablaufplan?</w:t>
+      </w:r>
+      <w:r>
+        <w:rPr>
+          <w:b w:val="0"/>
+          <w:i/>
+          <w:sz w:val="16"/>
+        </w:rPr>
+        <w:t xml:space="preserve">  (Kap. 6/13)</w:t>
       </w:r>
     </w:p>
     <w:p>
@@ -4544,6 +5949,14 @@
         </w:rPr>
         <w:t>Welche drei Aktionsarten gibt es?</w:t>
       </w:r>
+      <w:r>
+        <w:rPr>
+          <w:b w:val="0"/>
+          <w:i/>
+          <w:sz w:val="16"/>
+        </w:rPr>
+        <w:t xml:space="preserve">  (Kap. 6/14)</w:t>
+      </w:r>
     </w:p>
     <w:p>
       <w:pPr>
@@ -4569,6 +5982,14 @@
         </w:rPr>
         <w:t>Was ist eine Transition, formal betrachtet?</w:t>
       </w:r>
+      <w:r>
+        <w:rPr>
+          <w:b w:val="0"/>
+          <w:i/>
+          <w:sz w:val="16"/>
+        </w:rPr>
+        <w:t xml:space="preserve">  (Kap. 6/13)</w:t>
+      </w:r>
     </w:p>
     <w:p>
       <w:pPr>
@@ -4646,6 +6067,14 @@
         </w:rPr>
         <w:t>Was ist eine Wirkverbindung?</w:t>
       </w:r>
+      <w:r>
+        <w:rPr>
+          <w:b w:val="0"/>
+          <w:i/>
+          <w:sz w:val="16"/>
+        </w:rPr>
+        <w:t xml:space="preserve">  (Kap. 6/13)</w:t>
+      </w:r>
     </w:p>
     <w:p>
       <w:pPr>
@@ -4671,6 +6100,14 @@
         </w:rPr>
         <w:t>Was unterscheidet Zuweisung und Zuordnung im Wirkungsteil?</w:t>
       </w:r>
+      <w:r>
+        <w:rPr>
+          <w:b w:val="0"/>
+          <w:i/>
+          <w:sz w:val="16"/>
+        </w:rPr>
+        <w:t xml:space="preserve">  (Kap. 6/13)</w:t>
+      </w:r>
     </w:p>
     <w:p>
       <w:pPr>
@@ -4726,7 +6163,15 @@
           <w:b/>
           <w:sz w:val="18"/>
         </w:rPr>
-        <w:t>Welche Regel gilt am Anfang einer ODER-Verzweigung?</w:t>
+        <w:t>Wie lautet die Übungsaufgabe „3 Pumpen"?</w:t>
+      </w:r>
+      <w:r>
+        <w:rPr>
+          <w:b w:val="0"/>
+          <w:i/>
+          <w:sz w:val="16"/>
+        </w:rPr>
+        <w:t xml:space="preserve">  (Kap. 6/36)</w:t>
       </w:r>
     </w:p>
     <w:p>
@@ -4738,20 +6183,20 @@
         <w:rPr>
           <w:sz w:val="18"/>
         </w:rPr>
-        <w:t xml:space="preserve">Es darf nur </w:t>
-      </w:r>
-      <w:r>
-        <w:rPr>
-          <w:b/>
-          <w:sz w:val="18"/>
-        </w:rPr>
-        <w:t>eine</w:t>
-      </w:r>
-      <w:r>
-        <w:rPr>
-          <w:sz w:val="18"/>
-        </w:rPr>
-        <w:t xml:space="preserve"> Weiterschaltbedingung wahr sein, sonst muss eine Priorität vorgegeben werden. Ein Stern zeigt an, dass von links nach rechts abgearbeitet wird — der linke Strang hat dann höhere Priorität.</w:t>
+        <w:t xml:space="preserve">Drei Pumpen werden über die Leistungsschütze Q1, Q2 und Q3 nacheinander durch </w:t>
+      </w:r>
+      <w:r>
+        <w:rPr>
+          <w:b/>
+          <w:sz w:val="18"/>
+        </w:rPr>
+        <w:t>jeweils eine erneute Betätigung</w:t>
+      </w:r>
+      <w:r>
+        <w:rPr>
+          <w:sz w:val="18"/>
+        </w:rPr>
+        <w:t xml:space="preserve"> des EIN-Tasters S1 eingeschaltet. Mit dem AUS-Taster S0 werden alle laufenden Pumpen gleichzeitig abgeschaltet. Zu entwerfen ist die Ablaufkette mit Aktionen und Transitionen; die Lösung auf der Folgefolie steht in FUP.</w:t>
       </w:r>
     </w:p>
     <w:p>
@@ -4764,7 +6209,14 @@
           <w:b/>
           <w:sz w:val="18"/>
         </w:rPr>
-        <w:t>Welche Entwurfsfalle lauert bei der ODER-Verzweigung?</w:t>
+        <w:t xml:space="preserve">◆ </w:t>
+      </w:r>
+      <w:r>
+        <w:rPr>
+          <w:b/>
+          <w:sz w:val="18"/>
+        </w:rPr>
+        <w:t>Welche Regel gilt am Anfang einer ODER-Verzweigung?</w:t>
       </w:r>
     </w:p>
     <w:p>
@@ -4776,7 +6228,20 @@
         <w:rPr>
           <w:sz w:val="18"/>
         </w:rPr>
-        <w:t>Es darf nicht eine Bedingung immer sofort erfüllt sein, sonst besteht keine Chance, je eine Alternative zu wählen.</w:t>
+        <w:t xml:space="preserve">Es darf nur </w:t>
+      </w:r>
+      <w:r>
+        <w:rPr>
+          <w:b/>
+          <w:sz w:val="18"/>
+        </w:rPr>
+        <w:t>eine</w:t>
+      </w:r>
+      <w:r>
+        <w:rPr>
+          <w:sz w:val="18"/>
+        </w:rPr>
+        <w:t xml:space="preserve"> Weiterschaltbedingung wahr sein, sonst muss eine Priorität vorgegeben werden. Ein Stern zeigt an, dass von links nach rechts abgearbeitet wird — der linke Strang hat dann höhere Priorität.</w:t>
       </w:r>
     </w:p>
     <w:p>
@@ -4789,14 +6254,7 @@
           <w:b/>
           <w:sz w:val="18"/>
         </w:rPr>
-        <w:t xml:space="preserve">★ </w:t>
-      </w:r>
-      <w:r>
-        <w:rPr>
-          <w:b/>
-          <w:sz w:val="18"/>
-        </w:rPr>
-        <w:t>Welche Regel gilt für die UND-Verzweigung?</w:t>
+        <w:t>Welche Entwurfsfalle lauert bei der ODER-Verzweigung?</w:t>
       </w:r>
     </w:p>
     <w:p>
@@ -4808,33 +6266,7 @@
         <w:rPr>
           <w:sz w:val="18"/>
         </w:rPr>
-        <w:t xml:space="preserve">Nach DIN IEC 60050-351 werden durch </w:t>
-      </w:r>
-      <w:r>
-        <w:rPr>
-          <w:b/>
-          <w:sz w:val="18"/>
-        </w:rPr>
-        <w:t>eine</w:t>
-      </w:r>
-      <w:r>
-        <w:rPr>
-          <w:sz w:val="18"/>
-        </w:rPr>
-        <w:t xml:space="preserve"> Weiterschaltbedingung alle parallelen Zweige aktiviert und nur durch Erfüllung einer </w:t>
-      </w:r>
-      <w:r>
-        <w:rPr>
-          <w:b/>
-          <w:sz w:val="18"/>
-        </w:rPr>
-        <w:t>gemeinsamen</w:t>
-      </w:r>
-      <w:r>
-        <w:rPr>
-          <w:sz w:val="18"/>
-        </w:rPr>
-        <w:t xml:space="preserve"> Weiterschaltbedingung wieder zusammengeführt.</w:t>
+        <w:t>Es darf nicht eine Bedingung immer sofort erfüllt sein, sonst besteht keine Chance, je eine Alternative zu wählen.</w:t>
       </w:r>
     </w:p>
     <w:p>
@@ -4847,7 +6279,14 @@
           <w:b/>
           <w:sz w:val="18"/>
         </w:rPr>
-        <w:t>Welche Normen regeln die Darstellung von Ablaufketten?</w:t>
+        <w:t xml:space="preserve">◆ </w:t>
+      </w:r>
+      <w:r>
+        <w:rPr>
+          <w:b/>
+          <w:sz w:val="18"/>
+        </w:rPr>
+        <w:t>Welche Regel gilt für die UND-Verzweigung?</w:t>
       </w:r>
     </w:p>
     <w:p>
@@ -4859,6 +6298,57 @@
         <w:rPr>
           <w:sz w:val="18"/>
         </w:rPr>
+        <w:t xml:space="preserve">Nach DIN IEC 60050-351 werden durch </w:t>
+      </w:r>
+      <w:r>
+        <w:rPr>
+          <w:b/>
+          <w:sz w:val="18"/>
+        </w:rPr>
+        <w:t>eine</w:t>
+      </w:r>
+      <w:r>
+        <w:rPr>
+          <w:sz w:val="18"/>
+        </w:rPr>
+        <w:t xml:space="preserve"> Weiterschaltbedingung alle parallelen Zweige aktiviert und nur durch Erfüllung einer </w:t>
+      </w:r>
+      <w:r>
+        <w:rPr>
+          <w:b/>
+          <w:sz w:val="18"/>
+        </w:rPr>
+        <w:t>gemeinsamen</w:t>
+      </w:r>
+      <w:r>
+        <w:rPr>
+          <w:sz w:val="18"/>
+        </w:rPr>
+        <w:t xml:space="preserve"> Weiterschaltbedingung wieder zusammengeführt.</w:t>
+      </w:r>
+    </w:p>
+    <w:p>
+      <w:pPr>
+        <w:keepNext/>
+        <w:spacing w:before="100" w:after="0"/>
+      </w:pPr>
+      <w:r>
+        <w:rPr>
+          <w:b/>
+          <w:sz w:val="18"/>
+        </w:rPr>
+        <w:t>Welche Normen regeln die Darstellung von Ablaufketten?</w:t>
+      </w:r>
+    </w:p>
+    <w:p>
+      <w:pPr>
+        <w:spacing w:after="60"/>
+        <w:ind w:left="170"/>
+      </w:pPr>
+      <w:r>
+        <w:rPr>
+          <w:sz w:val="18"/>
+        </w:rPr>
         <w:t>IEC 61131-3 und DIN EN 60848 (GRAFCET). Herstellerwerkzeuge: S7-GRAPH bei Siemens, SFC in Codesys.</w:t>
       </w:r>
     </w:p>
@@ -4885,7 +6375,7 @@
           <w:b/>
           <w:sz w:val="18"/>
         </w:rPr>
-        <w:t xml:space="preserve">★ </w:t>
+        <w:t xml:space="preserve">◆ </w:t>
       </w:r>
       <w:r>
         <w:rPr>
@@ -4893,6 +6383,14 @@
           <w:sz w:val="18"/>
         </w:rPr>
         <w:t>Wie sind Schaltwerke definiert?</w:t>
+      </w:r>
+      <w:r>
+        <w:rPr>
+          <w:b w:val="0"/>
+          <w:i/>
+          <w:sz w:val="16"/>
+        </w:rPr>
+        <w:t xml:space="preserve">  (Kap. 7/6)</w:t>
       </w:r>
     </w:p>
     <w:p>
@@ -4930,7 +6428,7 @@
           <w:b/>
           <w:sz w:val="18"/>
         </w:rPr>
-        <w:t xml:space="preserve">★ </w:t>
+        <w:t xml:space="preserve">◆ </w:t>
       </w:r>
       <w:r>
         <w:rPr>
@@ -4938,6 +6436,14 @@
           <w:sz w:val="18"/>
         </w:rPr>
         <w:t>In welche Bestandteile lässt sich jedes Schaltwerk zerlegen?</w:t>
+      </w:r>
+      <w:r>
+        <w:rPr>
+          <w:b w:val="0"/>
+          <w:i/>
+          <w:sz w:val="16"/>
+        </w:rPr>
+        <w:t xml:space="preserve">  (Kap. 7/6)</w:t>
       </w:r>
     </w:p>
     <w:p>
@@ -4988,7 +6494,7 @@
           <w:b/>
           <w:sz w:val="18"/>
         </w:rPr>
-        <w:t xml:space="preserve">★ </w:t>
+        <w:t xml:space="preserve">◆ </w:t>
       </w:r>
       <w:r>
         <w:rPr>
@@ -4996,6 +6502,14 @@
           <w:sz w:val="18"/>
         </w:rPr>
         <w:t>Wodurch ist ein endlicher Automat definiert?</w:t>
+      </w:r>
+      <w:r>
+        <w:rPr>
+          <w:b w:val="0"/>
+          <w:i/>
+          <w:sz w:val="16"/>
+        </w:rPr>
+        <w:t xml:space="preserve">  (Kap. 7/7)</w:t>
       </w:r>
     </w:p>
     <w:p>
@@ -5020,7 +6534,7 @@
           <w:b/>
           <w:sz w:val="18"/>
         </w:rPr>
-        <w:t xml:space="preserve">★ </w:t>
+        <w:t xml:space="preserve">◆ </w:t>
       </w:r>
       <w:r>
         <w:rPr>
@@ -5028,6 +6542,14 @@
           <w:sz w:val="18"/>
         </w:rPr>
         <w:t>Wie lautet das 6-Tupel eines Automaten?</w:t>
+      </w:r>
+      <w:r>
+        <w:rPr>
+          <w:b w:val="0"/>
+          <w:i/>
+          <w:sz w:val="16"/>
+        </w:rPr>
+        <w:t xml:space="preserve">  (Kap. 7/7)</w:t>
       </w:r>
     </w:p>
     <w:p>
@@ -5061,6 +6583,14 @@
         </w:rPr>
         <w:t>Beschreibe das Trivialbeispiel Türsystem.</w:t>
       </w:r>
+      <w:r>
+        <w:rPr>
+          <w:b w:val="0"/>
+          <w:i/>
+          <w:sz w:val="16"/>
+        </w:rPr>
+        <w:t xml:space="preserve">  (Kap. 7/11)</w:t>
+      </w:r>
     </w:p>
     <w:p>
       <w:pPr>
@@ -5084,7 +6614,7 @@
           <w:b/>
           <w:sz w:val="18"/>
         </w:rPr>
-        <w:t xml:space="preserve">★ </w:t>
+        <w:t xml:space="preserve">◆ </w:t>
       </w:r>
       <w:r>
         <w:rPr>
@@ -5092,6 +6622,14 @@
           <w:sz w:val="18"/>
         </w:rPr>
         <w:t>Beschreibe den Warenautomaten als Automat.</w:t>
+      </w:r>
+      <w:r>
+        <w:rPr>
+          <w:b w:val="0"/>
+          <w:i/>
+          <w:sz w:val="16"/>
+        </w:rPr>
+        <w:t xml:space="preserve">  (Kap. 7/12)</w:t>
       </w:r>
     </w:p>
     <w:p>
@@ -5116,7 +6654,7 @@
           <w:b/>
           <w:sz w:val="18"/>
         </w:rPr>
-        <w:t xml:space="preserve">★ </w:t>
+        <w:t xml:space="preserve">◆ </w:t>
       </w:r>
       <w:r>
         <w:rPr>
@@ -5124,6 +6662,14 @@
           <w:sz w:val="18"/>
         </w:rPr>
         <w:t>Aus welchen drei Blöcken besteht das Schaltwerk der Ampelschaltung?</w:t>
+      </w:r>
+      <w:r>
+        <w:rPr>
+          <w:b w:val="0"/>
+          <w:i/>
+          <w:sz w:val="16"/>
+        </w:rPr>
+        <w:t xml:space="preserve">  (Kap. 7/27)</w:t>
       </w:r>
     </w:p>
     <w:p>
@@ -5157,6 +6703,14 @@
         </w:rPr>
         <w:t>Nenne die drei Automatentypen und ihre Ausgabefunktion.</w:t>
       </w:r>
+      <w:r>
+        <w:rPr>
+          <w:b w:val="0"/>
+          <w:i/>
+          <w:sz w:val="16"/>
+        </w:rPr>
+        <w:t xml:space="preserve">  (Kap. 7/8)</w:t>
+      </w:r>
     </w:p>
     <w:p>
       <w:pPr>
@@ -5241,6 +6795,14 @@
         </w:rPr>
         <w:t>Wie ist ein Mealy-Automat formal definiert?</w:t>
       </w:r>
+      <w:r>
+        <w:rPr>
+          <w:b w:val="0"/>
+          <w:i/>
+          <w:sz w:val="16"/>
+        </w:rPr>
+        <w:t xml:space="preserve">  (Kap. 7/8)</w:t>
+      </w:r>
     </w:p>
     <w:p>
       <w:pPr>
@@ -5273,6 +6835,14 @@
         </w:rPr>
         <w:t>Welcher Automatentyp kommt mit den wenigsten Zuständen aus?</w:t>
       </w:r>
+      <w:r>
+        <w:rPr>
+          <w:b w:val="0"/>
+          <w:i/>
+          <w:sz w:val="16"/>
+        </w:rPr>
+        <w:t xml:space="preserve">  (Kap. 7/8)</w:t>
+      </w:r>
     </w:p>
     <w:p>
       <w:pPr>
@@ -5296,7 +6866,7 @@
           <w:b/>
           <w:sz w:val="18"/>
         </w:rPr>
-        <w:t xml:space="preserve">★ </w:t>
+        <w:t xml:space="preserve">◆ </w:t>
       </w:r>
       <w:r>
         <w:rPr>
@@ -5367,7 +6937,7 @@
           <w:b/>
           <w:sz w:val="18"/>
         </w:rPr>
-        <w:t xml:space="preserve">★ </w:t>
+        <w:t xml:space="preserve">◆ </w:t>
       </w:r>
       <w:r>
         <w:rPr>
@@ -5375,6 +6945,14 @@
           <w:sz w:val="18"/>
         </w:rPr>
         <w:t>Formuliere die Musterbegründung für einen Moore-Automaten.</w:t>
+      </w:r>
+      <w:r>
+        <w:rPr>
+          <w:b w:val="0"/>
+          <w:i/>
+          <w:sz w:val="16"/>
+        </w:rPr>
+        <w:t xml:space="preserve">  (Übung 7)</w:t>
       </w:r>
     </w:p>
     <w:p>
@@ -5408,6 +6986,14 @@
         </w:rPr>
         <w:t>Wie wandelt man Mealy in Moore um?</w:t>
       </w:r>
+      <w:r>
+        <w:rPr>
+          <w:b w:val="0"/>
+          <w:i/>
+          <w:sz w:val="16"/>
+        </w:rPr>
+        <w:t xml:space="preserve">  (Kap. 7/8)</w:t>
+      </w:r>
     </w:p>
     <w:p>
       <w:pPr>
@@ -5440,6 +7026,14 @@
         </w:rPr>
         <w:t>Wie wandelt man Moore in Mealy um?</w:t>
       </w:r>
+      <w:r>
+        <w:rPr>
+          <w:b w:val="0"/>
+          <w:i/>
+          <w:sz w:val="16"/>
+        </w:rPr>
+        <w:t xml:space="preserve">  (Kap. 7/8)</w:t>
+      </w:r>
     </w:p>
     <w:p>
       <w:pPr>
@@ -5478,6 +7072,14 @@
         </w:rPr>
         <w:t>Was ist der Unterschied zwischen Akzeptor und Transduktor?</w:t>
       </w:r>
+      <w:r>
+        <w:rPr>
+          <w:b w:val="0"/>
+          <w:i/>
+          <w:sz w:val="16"/>
+        </w:rPr>
+        <w:t xml:space="preserve">  (Kap. 7/18)</w:t>
+      </w:r>
     </w:p>
     <w:p>
       <w:pPr>
@@ -5501,7 +7103,7 @@
           <w:b/>
           <w:sz w:val="18"/>
         </w:rPr>
-        <w:t xml:space="preserve">★ </w:t>
+        <w:t xml:space="preserve">◆ </w:t>
       </w:r>
       <w:r>
         <w:rPr>
@@ -5533,7 +7135,7 @@
           <w:b/>
           <w:sz w:val="18"/>
         </w:rPr>
-        <w:t xml:space="preserve">★ </w:t>
+        <w:t xml:space="preserve">◆ </w:t>
       </w:r>
       <w:r>
         <w:rPr>
@@ -5565,7 +7167,7 @@
           <w:b/>
           <w:sz w:val="18"/>
         </w:rPr>
-        <w:t xml:space="preserve">★ </w:t>
+        <w:t xml:space="preserve">◆ </w:t>
       </w:r>
       <w:r>
         <w:rPr>
@@ -5573,6 +7175,14 @@
           <w:sz w:val="18"/>
         </w:rPr>
         <w:t>Wie kommt man vom Zustandsgraphen zur Schaltung?</w:t>
+      </w:r>
+      <w:r>
+        <w:rPr>
+          <w:b w:val="0"/>
+          <w:i/>
+          <w:sz w:val="16"/>
+        </w:rPr>
+        <w:t xml:space="preserve">  (Übung 7)</w:t>
       </w:r>
     </w:p>
     <w:p>
@@ -5597,7 +7207,7 @@
           <w:b/>
           <w:sz w:val="18"/>
         </w:rPr>
-        <w:t xml:space="preserve">★ </w:t>
+        <w:t xml:space="preserve">◆ </w:t>
       </w:r>
       <w:r>
         <w:rPr>
@@ -5605,6 +7215,14 @@
           <w:sz w:val="18"/>
         </w:rPr>
         <w:t>Wie behandelt man eine unzulässige Eingangskombination?</w:t>
+      </w:r>
+      <w:r>
+        <w:rPr>
+          <w:b w:val="0"/>
+          <w:i/>
+          <w:sz w:val="16"/>
+        </w:rPr>
+        <w:t xml:space="preserve">  (Übung 7)</w:t>
       </w:r>
     </w:p>
     <w:p>
